--- a/LB1_Leshchenko_4s.docx
+++ b/LB1_Leshchenko_4s.docx
@@ -1,18 +1,16 @@
 
 <file path=word/document.xml><?xml version="1.0" encoding="utf-8"?>
-<w:document xmlns:ve="http://schemas.openxmlformats.org/markup-compatibility/2006" xmlns:o="urn:schemas-microsoft-com:office:office" xmlns:r="http://schemas.openxmlformats.org/officeDocument/2006/relationships" xmlns:m="http://schemas.openxmlformats.org/officeDocument/2006/math" xmlns:v="urn:schemas-microsoft-com:vml" xmlns:wp="http://schemas.openxmlformats.org/drawingml/2006/wordprocessingDrawing" xmlns:w10="urn:schemas-microsoft-com:office:word" xmlns:w="http://schemas.openxmlformats.org/wordprocessingml/2006/main" xmlns:wne="http://schemas.microsoft.com/office/word/2006/wordml">
+<w:document xmlns:wpc="http://schemas.microsoft.com/office/word/2010/wordprocessingCanvas" xmlns:cx="http://schemas.microsoft.com/office/drawing/2014/chartex" xmlns:cx1="http://schemas.microsoft.com/office/drawing/2015/9/8/chartex" xmlns:cx2="http://schemas.microsoft.com/office/drawing/2015/10/21/chartex" xmlns:cx3="http://schemas.microsoft.com/office/drawing/2016/5/9/chartex" xmlns:cx4="http://schemas.microsoft.com/office/drawing/2016/5/10/chartex" xmlns:cx5="http://schemas.microsoft.com/office/drawing/2016/5/11/chartex" xmlns:cx6="http://schemas.microsoft.com/office/drawing/2016/5/12/chartex" xmlns:cx7="http://schemas.microsoft.com/office/drawing/2016/5/13/chartex" xmlns:cx8="http://schemas.microsoft.com/office/drawing/2016/5/14/chartex" xmlns:mc="http://schemas.openxmlformats.org/markup-compatibility/2006" xmlns:aink="http://schemas.microsoft.com/office/drawing/2016/ink" xmlns:am3d="http://schemas.microsoft.com/office/drawing/2017/model3d" xmlns:o="urn:schemas-microsoft-com:office:office" xmlns:oel="http://schemas.microsoft.com/office/2019/extlst" xmlns:r="http://schemas.openxmlformats.org/officeDocument/2006/relationships" xmlns:m="http://schemas.openxmlformats.org/officeDocument/2006/math" xmlns:v="urn:schemas-microsoft-com:vml" xmlns:wp14="http://schemas.microsoft.com/office/word/2010/wordprocessingDrawing" xmlns:wp="http://schemas.openxmlformats.org/drawingml/2006/wordprocessingDrawing" xmlns:w10="urn:schemas-microsoft-com:office:word" xmlns:w="http://schemas.openxmlformats.org/wordprocessingml/2006/main" xmlns:w14="http://schemas.microsoft.com/office/word/2010/wordml" xmlns:w15="http://schemas.microsoft.com/office/word/2012/wordml" xmlns:w16cex="http://schemas.microsoft.com/office/word/2018/wordml/cex" xmlns:w16cid="http://schemas.microsoft.com/office/word/2016/wordml/cid" xmlns:w16="http://schemas.microsoft.com/office/word/2018/wordml" xmlns:w16du="http://schemas.microsoft.com/office/word/2023/wordml/word16du" xmlns:w16sdtdh="http://schemas.microsoft.com/office/word/2020/wordml/sdtdatahash" xmlns:w16sdtfl="http://schemas.microsoft.com/office/word/2024/wordml/sdtformatlock" xmlns:w16se="http://schemas.microsoft.com/office/word/2015/wordml/symex" xmlns:wpg="http://schemas.microsoft.com/office/word/2010/wordprocessingGroup" xmlns:wpi="http://schemas.microsoft.com/office/word/2010/wordprocessingInk" xmlns:wne="http://schemas.microsoft.com/office/word/2006/wordml" xmlns:wps="http://schemas.microsoft.com/office/word/2010/wordprocessingShape" mc:Ignorable="w14 w15 w16se w16cid w16 w16cex w16sdtdh w16sdtfl w16du wp14">
   <w:body>
     <w:p>
       <w:pPr>
         <w:pStyle w:val="1"/>
       </w:pPr>
-      <w:bookmarkStart w:id="0" w:name="_GoBack"/>
-      <w:bookmarkStart w:id="1" w:name="_Toc221975419"/>
+      <w:bookmarkStart w:id="0" w:name="_Toc221975419"/>
       <w:r>
         <w:t>Тенденции на рынке труда</w:t>
       </w:r>
       <w:bookmarkEnd w:id="0"/>
-      <w:bookmarkEnd w:id="1"/>
     </w:p>
     <w:p>
       <w:pPr>
@@ -361,19 +359,33 @@
     </w:sdt>
     <w:p>
       <w:pPr>
-        <w:spacing w:after="0" w:line="240" w:lineRule="auto"/>
-        <w:ind w:firstLine="0"/>
+        <w:jc w:val="both"/>
         <w:rPr>
           <w:rFonts w:asciiTheme="minorHAnsi" w:eastAsiaTheme="majorEastAsia" w:hAnsiTheme="minorHAnsi" w:cstheme="majorBidi"/>
           <w:b/>
           <w:bCs/>
           <w:i/>
-          <w:color w:val="2F5496" w:themeColor="accent1" w:themeShade="BF"/>
+          <w:color w:val="7030A0"/>
           <w:sz w:val="32"/>
           <w:szCs w:val="26"/>
         </w:rPr>
       </w:pPr>
       <w:r>
+        <w:rPr>
+          <w:color w:val="7030A0"/>
+        </w:rPr>
+        <w:t xml:space="preserve">Интересный факт: </w:t>
+      </w:r>
+      <w:r>
+        <w:rPr>
+          <w:color w:val="7030A0"/>
+        </w:rPr>
+        <w:t>В центре нашей галактики, в области Стрельца B2, находится гигантское облако, содержащее большое количество спирта (метанола и этанола).</w:t>
+      </w:r>
+      <w:r>
+        <w:rPr>
+          <w:color w:val="7030A0"/>
+        </w:rPr>
         <w:br w:type="page"/>
       </w:r>
     </w:p>
@@ -381,12 +393,12 @@
       <w:pPr>
         <w:pStyle w:val="2"/>
       </w:pPr>
-      <w:bookmarkStart w:id="2" w:name="_Toc221975420"/>
+      <w:bookmarkStart w:id="1" w:name="_Toc221975420"/>
       <w:r>
         <w:lastRenderedPageBreak/>
         <w:t>Экономическая активность населения.</w:t>
       </w:r>
-      <w:bookmarkEnd w:id="2"/>
+      <w:bookmarkEnd w:id="1"/>
     </w:p>
     <w:p>
       <w:pPr>
@@ -399,7 +411,17 @@
         <w:t>15</w:t>
       </w:r>
       <w:r>
-        <w:t>-72 лет (занятые + безработные) составила 74,8 млн.человек. Уровень экономической активности населения в возрасте 15-72 лет (отношение численности экономически активного населения к общей численности населения данной возрастной группы) составил 67,4%.</w:t>
+        <w:t xml:space="preserve">-72 лет (занятые + безработные) составила 74,8 </w:t>
+      </w:r>
+      <w:proofErr w:type="spellStart"/>
+      <w:proofErr w:type="gramStart"/>
+      <w:r>
+        <w:t>млн.человек</w:t>
+      </w:r>
+      <w:proofErr w:type="spellEnd"/>
+      <w:proofErr w:type="gramEnd"/>
+      <w:r>
+        <w:t>. Уровень экономической активности населения в возрасте 15-72 лет (отношение численности экономически активного населения к общей численности населения данной возрастной группы) составил 67,4%.</w:t>
       </w:r>
     </w:p>
     <w:p>
@@ -407,7 +429,37 @@
         <w:jc w:val="both"/>
       </w:pPr>
       <w:r>
-        <w:t>В численности экономически активного населения 69,9 млн.человек классифицировались как занятые экономической деятельностью и 4,9 млн.человек - как безработные с применением критериев МОТ (то есть не имели работы или доходного занятия, искали работу и были готовы приступить к ней в обследуемую неделю). По сравнению с I кварталом 2011г. численность занятого населения увеличилась на 0,5 млн. человек, или на 0,7%, численность безработных сократилась на 0,7 млн.человек, или на 13,3%.</w:t>
+        <w:t xml:space="preserve">В численности экономически активного населения 69,9 </w:t>
+      </w:r>
+      <w:proofErr w:type="spellStart"/>
+      <w:proofErr w:type="gramStart"/>
+      <w:r>
+        <w:t>млн.человек</w:t>
+      </w:r>
+      <w:proofErr w:type="spellEnd"/>
+      <w:proofErr w:type="gramEnd"/>
+      <w:r>
+        <w:t xml:space="preserve"> классифицировались как занятые экономической деятельностью и 4,9 </w:t>
+      </w:r>
+      <w:proofErr w:type="spellStart"/>
+      <w:proofErr w:type="gramStart"/>
+      <w:r>
+        <w:t>млн.человек</w:t>
+      </w:r>
+      <w:proofErr w:type="spellEnd"/>
+      <w:proofErr w:type="gramEnd"/>
+      <w:r>
+        <w:t xml:space="preserve"> - как безработные с применением критериев МОТ (то есть не имели работы или доходного занятия, искали работу и были готовы приступить к ней в обследуемую неделю). По сравнению с I кварталом 2011г. численность занятого населения увеличилась на 0,5 млн. человек, или на 0,7%, численность безработных сократилась на 0,7 </w:t>
+      </w:r>
+      <w:proofErr w:type="spellStart"/>
+      <w:proofErr w:type="gramStart"/>
+      <w:r>
+        <w:t>млн.человек</w:t>
+      </w:r>
+      <w:proofErr w:type="spellEnd"/>
+      <w:proofErr w:type="gramEnd"/>
+      <w:r>
+        <w:t>, или на 13,3%.</w:t>
       </w:r>
     </w:p>
     <w:p>
@@ -420,7 +472,7 @@
           <w:lang w:eastAsia="ru-RU"/>
         </w:rPr>
         <w:drawing>
-          <wp:inline distT="0" distB="0" distL="0" distR="0">
+          <wp:inline distT="0" distB="0" distL="0" distR="0" wp14:anchorId="0E8E9951" wp14:editId="0F9C6DDA">
             <wp:extent cx="3971925" cy="2343150"/>
             <wp:effectExtent l="0" t="0" r="0" b="0"/>
             <wp:docPr id="1" name="Рисунок 182" descr="http://www.gks.ru/bgd/regl/B12_04/IssWWW.exe/Stg/d03/Image3604.gif"/>
@@ -440,7 +492,7 @@
                     <a:blip r:embed="rId8">
                       <a:extLst>
                         <a:ext uri="{28A0092B-C50C-407E-A947-70E740481C1C}">
-                          <a14:useLocalDpi xmlns="" xmlns:wpc="http://schemas.microsoft.com/office/word/2010/wordprocessingCanvas" xmlns:cx="http://schemas.microsoft.com/office/drawing/2014/chartex" xmlns:cx1="http://schemas.microsoft.com/office/drawing/2015/9/8/chartex" xmlns:cx2="http://schemas.microsoft.com/office/drawing/2015/10/21/chartex" xmlns:cx3="http://schemas.microsoft.com/office/drawing/2016/5/9/chartex" xmlns:cx4="http://schemas.microsoft.com/office/drawing/2016/5/10/chartex" xmlns:cx5="http://schemas.microsoft.com/office/drawing/2016/5/11/chartex" xmlns:cx6="http://schemas.microsoft.com/office/drawing/2016/5/12/chartex" xmlns:cx7="http://schemas.microsoft.com/office/drawing/2016/5/13/chartex" xmlns:cx8="http://schemas.microsoft.com/office/drawing/2016/5/14/chartex" xmlns:mc="http://schemas.openxmlformats.org/markup-compatibility/2006" xmlns:aink="http://schemas.microsoft.com/office/drawing/2016/ink" xmlns:am3d="http://schemas.microsoft.com/office/drawing/2017/model3d" xmlns:o="urn:schemas-microsoft-com:office:office" xmlns:v="urn:schemas-microsoft-com:vml" xmlns:wp14="http://schemas.microsoft.com/office/word/2010/wordprocessingDrawing" xmlns:w10="urn:schemas-microsoft-com:office:word" xmlns:w="http://schemas.openxmlformats.org/wordprocessingml/2006/main" xmlns:w14="http://schemas.microsoft.com/office/word/2010/wordml" xmlns:w15="http://schemas.microsoft.com/office/word/2012/wordml" xmlns:w16cid="http://schemas.microsoft.com/office/word/2016/wordml/cid" xmlns:w16se="http://schemas.microsoft.com/office/word/2015/wordml/symex" xmlns:wpg="http://schemas.microsoft.com/office/word/2010/wordprocessingGroup" xmlns:wpi="http://schemas.microsoft.com/office/word/2010/wordprocessingInk" xmlns:wps="http://schemas.microsoft.com/office/word/2010/wordprocessingShape" xmlns:a14="http://schemas.microsoft.com/office/drawing/2010/main" val="0"/>
+                          <a14:useLocalDpi xmlns:a14="http://schemas.microsoft.com/office/drawing/2010/main" val="0"/>
                         </a:ext>
                       </a:extLst>
                     </a:blip>
@@ -493,12 +545,12 @@
       <w:pPr>
         <w:pStyle w:val="2"/>
       </w:pPr>
-      <w:bookmarkStart w:id="3" w:name="_Toc221975421"/>
+      <w:bookmarkStart w:id="2" w:name="_Toc221975421"/>
       <w:r>
         <w:lastRenderedPageBreak/>
         <w:t>Безработица среди мужчин и женщин.</w:t>
       </w:r>
-      <w:bookmarkEnd w:id="3"/>
+      <w:bookmarkEnd w:id="2"/>
     </w:p>
     <w:p>
       <w:pPr>
@@ -525,7 +577,7 @@
         <w:rPr>
           <w:rStyle w:val="af"/>
         </w:rPr>
-        <w:footnoteReference w:id="2"/>
+        <w:footnoteReference w:id="1"/>
       </w:r>
       <w:r>
         <w:t>.</w:t>
@@ -541,7 +593,7 @@
           <w:lang w:eastAsia="ru-RU"/>
         </w:rPr>
         <w:drawing>
-          <wp:inline distT="0" distB="0" distL="0" distR="0">
+          <wp:inline distT="0" distB="0" distL="0" distR="0" wp14:anchorId="7F2F0B39" wp14:editId="4ACE9167">
             <wp:extent cx="3590925" cy="2714625"/>
             <wp:effectExtent l="0" t="0" r="0" b="0"/>
             <wp:docPr id="2" name="Рисунок 187" descr="http://www.gks.ru/bgd/regl/B12_04/IssWWW.exe/Stg/d03/Image3609.gif"/>
@@ -561,7 +613,7 @@
                     <a:blip r:embed="rId9">
                       <a:extLst>
                         <a:ext uri="{28A0092B-C50C-407E-A947-70E740481C1C}">
-                          <a14:useLocalDpi xmlns="" xmlns:wpc="http://schemas.microsoft.com/office/word/2010/wordprocessingCanvas" xmlns:cx="http://schemas.microsoft.com/office/drawing/2014/chartex" xmlns:cx1="http://schemas.microsoft.com/office/drawing/2015/9/8/chartex" xmlns:cx2="http://schemas.microsoft.com/office/drawing/2015/10/21/chartex" xmlns:cx3="http://schemas.microsoft.com/office/drawing/2016/5/9/chartex" xmlns:cx4="http://schemas.microsoft.com/office/drawing/2016/5/10/chartex" xmlns:cx5="http://schemas.microsoft.com/office/drawing/2016/5/11/chartex" xmlns:cx6="http://schemas.microsoft.com/office/drawing/2016/5/12/chartex" xmlns:cx7="http://schemas.microsoft.com/office/drawing/2016/5/13/chartex" xmlns:cx8="http://schemas.microsoft.com/office/drawing/2016/5/14/chartex" xmlns:mc="http://schemas.openxmlformats.org/markup-compatibility/2006" xmlns:aink="http://schemas.microsoft.com/office/drawing/2016/ink" xmlns:am3d="http://schemas.microsoft.com/office/drawing/2017/model3d" xmlns:o="urn:schemas-microsoft-com:office:office" xmlns:v="urn:schemas-microsoft-com:vml" xmlns:wp14="http://schemas.microsoft.com/office/word/2010/wordprocessingDrawing" xmlns:w10="urn:schemas-microsoft-com:office:word" xmlns:w="http://schemas.openxmlformats.org/wordprocessingml/2006/main" xmlns:w14="http://schemas.microsoft.com/office/word/2010/wordml" xmlns:w15="http://schemas.microsoft.com/office/word/2012/wordml" xmlns:w16cid="http://schemas.microsoft.com/office/word/2016/wordml/cid" xmlns:w16se="http://schemas.microsoft.com/office/word/2015/wordml/symex" xmlns:wpg="http://schemas.microsoft.com/office/word/2010/wordprocessingGroup" xmlns:wpi="http://schemas.microsoft.com/office/word/2010/wordprocessingInk" xmlns:wps="http://schemas.microsoft.com/office/word/2010/wordprocessingShape" xmlns:a14="http://schemas.microsoft.com/office/drawing/2010/main" val="0"/>
+                          <a14:useLocalDpi xmlns:a14="http://schemas.microsoft.com/office/drawing/2010/main" val="0"/>
                         </a:ext>
                       </a:extLst>
                     </a:blip>
@@ -626,12 +678,11 @@
       <w:pPr>
         <w:pStyle w:val="2"/>
       </w:pPr>
-      <w:bookmarkStart w:id="4" w:name="_Toc221975422"/>
-      <w:r>
-        <w:lastRenderedPageBreak/>
+      <w:bookmarkStart w:id="3" w:name="_Toc221975422"/>
+      <w:r>
         <w:t>Занятость, безработица и уровень образования населения.</w:t>
       </w:r>
-      <w:bookmarkEnd w:id="4"/>
+      <w:bookmarkEnd w:id="3"/>
     </w:p>
     <w:p>
       <w:pPr>
@@ -668,7 +719,7 @@
         </w:rPr>
         <w:lastRenderedPageBreak/>
         <w:drawing>
-          <wp:inline distT="0" distB="0" distL="0" distR="0">
+          <wp:inline distT="0" distB="0" distL="0" distR="0" wp14:anchorId="71ACF475" wp14:editId="132B16C1">
             <wp:extent cx="2981325" cy="2276475"/>
             <wp:effectExtent l="0" t="0" r="0" b="0"/>
             <wp:docPr id="3" name="Рисунок 194" descr="http://www.gks.ru/bgd/regl/B12_04/IssWWW.exe/Stg/d03/Image3616.gif"/>
@@ -688,7 +739,7 @@
                     <a:blip r:embed="rId10">
                       <a:extLst>
                         <a:ext uri="{28A0092B-C50C-407E-A947-70E740481C1C}">
-                          <a14:useLocalDpi xmlns="" xmlns:wpc="http://schemas.microsoft.com/office/word/2010/wordprocessingCanvas" xmlns:cx="http://schemas.microsoft.com/office/drawing/2014/chartex" xmlns:cx1="http://schemas.microsoft.com/office/drawing/2015/9/8/chartex" xmlns:cx2="http://schemas.microsoft.com/office/drawing/2015/10/21/chartex" xmlns:cx3="http://schemas.microsoft.com/office/drawing/2016/5/9/chartex" xmlns:cx4="http://schemas.microsoft.com/office/drawing/2016/5/10/chartex" xmlns:cx5="http://schemas.microsoft.com/office/drawing/2016/5/11/chartex" xmlns:cx6="http://schemas.microsoft.com/office/drawing/2016/5/12/chartex" xmlns:cx7="http://schemas.microsoft.com/office/drawing/2016/5/13/chartex" xmlns:cx8="http://schemas.microsoft.com/office/drawing/2016/5/14/chartex" xmlns:mc="http://schemas.openxmlformats.org/markup-compatibility/2006" xmlns:aink="http://schemas.microsoft.com/office/drawing/2016/ink" xmlns:am3d="http://schemas.microsoft.com/office/drawing/2017/model3d" xmlns:o="urn:schemas-microsoft-com:office:office" xmlns:v="urn:schemas-microsoft-com:vml" xmlns:wp14="http://schemas.microsoft.com/office/word/2010/wordprocessingDrawing" xmlns:w10="urn:schemas-microsoft-com:office:word" xmlns:w="http://schemas.openxmlformats.org/wordprocessingml/2006/main" xmlns:w14="http://schemas.microsoft.com/office/word/2010/wordml" xmlns:w15="http://schemas.microsoft.com/office/word/2012/wordml" xmlns:w16cid="http://schemas.microsoft.com/office/word/2016/wordml/cid" xmlns:w16se="http://schemas.microsoft.com/office/word/2015/wordml/symex" xmlns:wpg="http://schemas.microsoft.com/office/word/2010/wordprocessingGroup" xmlns:wpi="http://schemas.microsoft.com/office/word/2010/wordprocessingInk" xmlns:wps="http://schemas.microsoft.com/office/word/2010/wordprocessingShape" xmlns:a14="http://schemas.microsoft.com/office/drawing/2010/main" val="0"/>
+                          <a14:useLocalDpi xmlns:a14="http://schemas.microsoft.com/office/drawing/2010/main" val="0"/>
                         </a:ext>
                       </a:extLst>
                     </a:blip>
@@ -728,7 +779,7 @@
         <w:rPr>
           <w:rStyle w:val="af"/>
         </w:rPr>
-        <w:footnoteReference w:id="3"/>
+        <w:footnoteReference w:id="2"/>
       </w:r>
       <w:r>
         <w:t xml:space="preserve"> и ниже безработица. В 2011г. уровень занятости среди населения с высшим профессиональным образованием составил 81,5%, уровень безработицы</w:t>
@@ -737,7 +788,7 @@
         <w:rPr>
           <w:rStyle w:val="af"/>
         </w:rPr>
-        <w:footnoteReference w:id="4"/>
+        <w:footnoteReference w:id="3"/>
       </w:r>
       <w:r>
         <w:t xml:space="preserve"> </w:t>
@@ -764,7 +815,7 @@
           <w:lang w:eastAsia="ru-RU"/>
         </w:rPr>
         <w:drawing>
-          <wp:inline distT="0" distB="0" distL="0" distR="0">
+          <wp:inline distT="0" distB="0" distL="0" distR="0" wp14:anchorId="7714B377" wp14:editId="7035D5C3">
             <wp:extent cx="3886200" cy="1981200"/>
             <wp:effectExtent l="0" t="0" r="0" b="0"/>
             <wp:docPr id="4" name="Рисунок 195" descr="http://www.gks.ru/bgd/regl/B12_04/IssWWW.exe/Stg/d03/Image3617.gif"/>
@@ -784,7 +835,7 @@
                     <a:blip r:embed="rId11">
                       <a:extLst>
                         <a:ext uri="{28A0092B-C50C-407E-A947-70E740481C1C}">
-                          <a14:useLocalDpi xmlns="" xmlns:wpc="http://schemas.microsoft.com/office/word/2010/wordprocessingCanvas" xmlns:cx="http://schemas.microsoft.com/office/drawing/2014/chartex" xmlns:cx1="http://schemas.microsoft.com/office/drawing/2015/9/8/chartex" xmlns:cx2="http://schemas.microsoft.com/office/drawing/2015/10/21/chartex" xmlns:cx3="http://schemas.microsoft.com/office/drawing/2016/5/9/chartex" xmlns:cx4="http://schemas.microsoft.com/office/drawing/2016/5/10/chartex" xmlns:cx5="http://schemas.microsoft.com/office/drawing/2016/5/11/chartex" xmlns:cx6="http://schemas.microsoft.com/office/drawing/2016/5/12/chartex" xmlns:cx7="http://schemas.microsoft.com/office/drawing/2016/5/13/chartex" xmlns:cx8="http://schemas.microsoft.com/office/drawing/2016/5/14/chartex" xmlns:mc="http://schemas.openxmlformats.org/markup-compatibility/2006" xmlns:aink="http://schemas.microsoft.com/office/drawing/2016/ink" xmlns:am3d="http://schemas.microsoft.com/office/drawing/2017/model3d" xmlns:o="urn:schemas-microsoft-com:office:office" xmlns:v="urn:schemas-microsoft-com:vml" xmlns:wp14="http://schemas.microsoft.com/office/word/2010/wordprocessingDrawing" xmlns:w10="urn:schemas-microsoft-com:office:word" xmlns:w="http://schemas.openxmlformats.org/wordprocessingml/2006/main" xmlns:w14="http://schemas.microsoft.com/office/word/2010/wordml" xmlns:w15="http://schemas.microsoft.com/office/word/2012/wordml" xmlns:w16cid="http://schemas.microsoft.com/office/word/2016/wordml/cid" xmlns:w16se="http://schemas.microsoft.com/office/word/2015/wordml/symex" xmlns:wpg="http://schemas.microsoft.com/office/word/2010/wordprocessingGroup" xmlns:wpi="http://schemas.microsoft.com/office/word/2010/wordprocessingInk" xmlns:wps="http://schemas.microsoft.com/office/word/2010/wordprocessingShape" xmlns:a14="http://schemas.microsoft.com/office/drawing/2010/main" val="0"/>
+                          <a14:useLocalDpi xmlns:a14="http://schemas.microsoft.com/office/drawing/2010/main" val="0"/>
                         </a:ext>
                       </a:extLst>
                     </a:blip>
@@ -856,7 +907,15 @@
         <w:t xml:space="preserve">. </w:t>
       </w:r>
       <w:r>
-        <w:t>Экономическая активность населения в возрасте 15-72 лет , имеющего профессиональное образование, по профессиям и специальностям по диплому</w:t>
+        <w:t xml:space="preserve">Экономическая активность населения в возрасте 15-72 </w:t>
+      </w:r>
+      <w:proofErr w:type="gramStart"/>
+      <w:r>
+        <w:t>лет ,</w:t>
+      </w:r>
+      <w:proofErr w:type="gramEnd"/>
+      <w:r>
+        <w:t> имеющего профессиональное образование, по профессиям и специальностям по диплому</w:t>
       </w:r>
       <w:r>
         <w:t xml:space="preserve"> </w:t>
@@ -875,7 +934,7 @@
         <w:tblStyle w:val="11"/>
         <w:tblW w:w="15318" w:type="dxa"/>
         <w:tblInd w:w="-609" w:type="dxa"/>
-        <w:tblLook w:val="04A0"/>
+        <w:tblLook w:val="04A0" w:firstRow="1" w:lastRow="0" w:firstColumn="1" w:lastColumn="0" w:noHBand="0" w:noVBand="1"/>
       </w:tblPr>
       <w:tblGrid>
         <w:gridCol w:w="3410"/>
@@ -887,11 +946,11 @@
       </w:tblGrid>
       <w:tr>
         <w:trPr>
-          <w:cnfStyle w:val="100000000000"/>
+          <w:cnfStyle w:val="100000000000" w:firstRow="1" w:lastRow="0" w:firstColumn="0" w:lastColumn="0" w:oddVBand="0" w:evenVBand="0" w:oddHBand="0" w:evenHBand="0" w:firstRowFirstColumn="0" w:firstRowLastColumn="0" w:lastRowFirstColumn="0" w:lastRowLastColumn="0"/>
         </w:trPr>
         <w:tc>
           <w:tcPr>
-            <w:cnfStyle w:val="001000000000"/>
+            <w:cnfStyle w:val="001000000000" w:firstRow="0" w:lastRow="0" w:firstColumn="1" w:lastColumn="0" w:oddVBand="0" w:evenVBand="0" w:oddHBand="0" w:evenHBand="0" w:firstRowFirstColumn="0" w:firstRowLastColumn="0" w:lastRowFirstColumn="0" w:lastRowLastColumn="0"/>
             <w:tcW w:w="1113" w:type="pct"/>
             <w:vMerge w:val="restart"/>
             <w:hideMark/>
@@ -911,7 +970,7 @@
           <w:p>
             <w:pPr>
               <w:pStyle w:val="21"/>
-              <w:cnfStyle w:val="100000000000"/>
+              <w:cnfStyle w:val="100000000000" w:firstRow="1" w:lastRow="0" w:firstColumn="0" w:lastColumn="0" w:oddVBand="0" w:evenVBand="0" w:oddHBand="0" w:evenHBand="0" w:firstRowFirstColumn="0" w:firstRowLastColumn="0" w:lastRowFirstColumn="0" w:lastRowLastColumn="0"/>
               <w:rPr>
                 <w:color w:val="auto"/>
               </w:rPr>
@@ -920,8 +979,18 @@
               <w:rPr>
                 <w:color w:val="auto"/>
               </w:rPr>
-              <w:t>Экономически активное население, тыс.человек</w:t>
-            </w:r>
+              <w:t xml:space="preserve">Экономически активное население, </w:t>
+            </w:r>
+            <w:proofErr w:type="spellStart"/>
+            <w:proofErr w:type="gramStart"/>
+            <w:r>
+              <w:rPr>
+                <w:color w:val="auto"/>
+              </w:rPr>
+              <w:t>тыс.человек</w:t>
+            </w:r>
+            <w:proofErr w:type="spellEnd"/>
+            <w:proofErr w:type="gramEnd"/>
           </w:p>
         </w:tc>
         <w:tc>
@@ -933,7 +1002,7 @@
           <w:p>
             <w:pPr>
               <w:pStyle w:val="21"/>
-              <w:cnfStyle w:val="100000000000"/>
+              <w:cnfStyle w:val="100000000000" w:firstRow="1" w:lastRow="0" w:firstColumn="0" w:lastColumn="0" w:oddVBand="0" w:evenVBand="0" w:oddHBand="0" w:evenHBand="0" w:firstRowFirstColumn="0" w:firstRowLastColumn="0" w:lastRowFirstColumn="0" w:lastRowLastColumn="0"/>
               <w:rPr>
                 <w:color w:val="auto"/>
               </w:rPr>
@@ -955,7 +1024,7 @@
           <w:p>
             <w:pPr>
               <w:pStyle w:val="21"/>
-              <w:cnfStyle w:val="100000000000"/>
+              <w:cnfStyle w:val="100000000000" w:firstRow="1" w:lastRow="0" w:firstColumn="0" w:lastColumn="0" w:oddVBand="0" w:evenVBand="0" w:oddHBand="0" w:evenHBand="0" w:firstRowFirstColumn="0" w:firstRowLastColumn="0" w:lastRowFirstColumn="0" w:lastRowLastColumn="0"/>
               <w:rPr>
                 <w:color w:val="auto"/>
               </w:rPr>
@@ -996,7 +1065,7 @@
           <w:p>
             <w:pPr>
               <w:pStyle w:val="21"/>
-              <w:cnfStyle w:val="100000000000"/>
+              <w:cnfStyle w:val="100000000000" w:firstRow="1" w:lastRow="0" w:firstColumn="0" w:lastColumn="0" w:oddVBand="0" w:evenVBand="0" w:oddHBand="0" w:evenHBand="0" w:firstRowFirstColumn="0" w:firstRowLastColumn="0" w:lastRowFirstColumn="0" w:lastRowLastColumn="0"/>
               <w:rPr>
                 <w:color w:val="auto"/>
               </w:rPr>
@@ -1031,12 +1100,12 @@
       </w:tr>
       <w:tr>
         <w:trPr>
-          <w:cnfStyle w:val="000000100000"/>
+          <w:cnfStyle w:val="000000100000" w:firstRow="0" w:lastRow="0" w:firstColumn="0" w:lastColumn="0" w:oddVBand="0" w:evenVBand="0" w:oddHBand="1" w:evenHBand="0" w:firstRowFirstColumn="0" w:firstRowLastColumn="0" w:lastRowFirstColumn="0" w:lastRowLastColumn="0"/>
           <w:trHeight w:val="315"/>
         </w:trPr>
         <w:tc>
           <w:tcPr>
-            <w:cnfStyle w:val="001000000000"/>
+            <w:cnfStyle w:val="001000000000" w:firstRow="0" w:lastRow="0" w:firstColumn="1" w:lastColumn="0" w:oddVBand="0" w:evenVBand="0" w:oddHBand="0" w:evenHBand="0" w:firstRowFirstColumn="0" w:firstRowLastColumn="0" w:lastRowFirstColumn="0" w:lastRowLastColumn="0"/>
             <w:tcW w:w="1113" w:type="pct"/>
             <w:vMerge/>
             <w:hideMark/>
@@ -1056,7 +1125,7 @@
           <w:p>
             <w:pPr>
               <w:pStyle w:val="21"/>
-              <w:cnfStyle w:val="000000100000"/>
+              <w:cnfStyle w:val="000000100000" w:firstRow="0" w:lastRow="0" w:firstColumn="0" w:lastColumn="0" w:oddVBand="0" w:evenVBand="0" w:oddHBand="1" w:evenHBand="0" w:firstRowFirstColumn="0" w:firstRowLastColumn="0" w:lastRowFirstColumn="0" w:lastRowLastColumn="0"/>
             </w:pPr>
           </w:p>
         </w:tc>
@@ -1068,7 +1137,7 @@
           <w:p>
             <w:pPr>
               <w:pStyle w:val="21"/>
-              <w:cnfStyle w:val="000000100000"/>
+              <w:cnfStyle w:val="000000100000" w:firstRow="0" w:lastRow="0" w:firstColumn="0" w:lastColumn="0" w:oddVBand="0" w:evenVBand="0" w:oddHBand="1" w:evenHBand="0" w:firstRowFirstColumn="0" w:firstRowLastColumn="0" w:lastRowFirstColumn="0" w:lastRowLastColumn="0"/>
             </w:pPr>
             <w:r>
               <w:t>занятые</w:t>
@@ -1083,7 +1152,7 @@
           <w:p>
             <w:pPr>
               <w:pStyle w:val="21"/>
-              <w:cnfStyle w:val="000000100000"/>
+              <w:cnfStyle w:val="000000100000" w:firstRow="0" w:lastRow="0" w:firstColumn="0" w:lastColumn="0" w:oddVBand="0" w:evenVBand="0" w:oddHBand="1" w:evenHBand="0" w:firstRowFirstColumn="0" w:firstRowLastColumn="0" w:lastRowFirstColumn="0" w:lastRowLastColumn="0"/>
             </w:pPr>
             <w:r>
               <w:t>безработные</w:t>
@@ -1099,7 +1168,7 @@
           <w:p>
             <w:pPr>
               <w:pStyle w:val="21"/>
-              <w:cnfStyle w:val="000000100000"/>
+              <w:cnfStyle w:val="000000100000" w:firstRow="0" w:lastRow="0" w:firstColumn="0" w:lastColumn="0" w:oddVBand="0" w:evenVBand="0" w:oddHBand="1" w:evenHBand="0" w:firstRowFirstColumn="0" w:firstRowLastColumn="0" w:lastRowFirstColumn="0" w:lastRowLastColumn="0"/>
             </w:pPr>
           </w:p>
         </w:tc>
@@ -1112,7 +1181,7 @@
           <w:p>
             <w:pPr>
               <w:pStyle w:val="21"/>
-              <w:cnfStyle w:val="000000100000"/>
+              <w:cnfStyle w:val="000000100000" w:firstRow="0" w:lastRow="0" w:firstColumn="0" w:lastColumn="0" w:oddVBand="0" w:evenVBand="0" w:oddHBand="1" w:evenHBand="0" w:firstRowFirstColumn="0" w:firstRowLastColumn="0" w:lastRowFirstColumn="0" w:lastRowLastColumn="0"/>
             </w:pPr>
           </w:p>
         </w:tc>
@@ -1120,7 +1189,7 @@
       <w:tr>
         <w:tc>
           <w:tcPr>
-            <w:cnfStyle w:val="001000000000"/>
+            <w:cnfStyle w:val="001000000000" w:firstRow="0" w:lastRow="0" w:firstColumn="1" w:lastColumn="0" w:oddVBand="0" w:evenVBand="0" w:oddHBand="0" w:evenHBand="0" w:firstRowFirstColumn="0" w:firstRowLastColumn="0" w:lastRowFirstColumn="0" w:lastRowLastColumn="0"/>
             <w:tcW w:w="1113" w:type="pct"/>
             <w:hideMark/>
           </w:tcPr>
@@ -1141,7 +1210,7 @@
           <w:p>
             <w:pPr>
               <w:pStyle w:val="21"/>
-              <w:cnfStyle w:val="000000000000"/>
+              <w:cnfStyle w:val="000000000000" w:firstRow="0" w:lastRow="0" w:firstColumn="0" w:lastColumn="0" w:oddVBand="0" w:evenVBand="0" w:oddHBand="0" w:evenHBand="0" w:firstRowFirstColumn="0" w:firstRowLastColumn="0" w:lastRowFirstColumn="0" w:lastRowLastColumn="0"/>
             </w:pPr>
             <w:r>
               <w:t>75752,0</w:t>
@@ -1156,7 +1225,7 @@
           <w:p>
             <w:pPr>
               <w:pStyle w:val="21"/>
-              <w:cnfStyle w:val="000000000000"/>
+              <w:cnfStyle w:val="000000000000" w:firstRow="0" w:lastRow="0" w:firstColumn="0" w:lastColumn="0" w:oddVBand="0" w:evenVBand="0" w:oddHBand="0" w:evenHBand="0" w:firstRowFirstColumn="0" w:firstRowLastColumn="0" w:lastRowFirstColumn="0" w:lastRowLastColumn="0"/>
             </w:pPr>
             <w:r>
               <w:t>70731,8</w:t>
@@ -1171,7 +1240,7 @@
           <w:p>
             <w:pPr>
               <w:pStyle w:val="21"/>
-              <w:cnfStyle w:val="000000000000"/>
+              <w:cnfStyle w:val="000000000000" w:firstRow="0" w:lastRow="0" w:firstColumn="0" w:lastColumn="0" w:oddVBand="0" w:evenVBand="0" w:oddHBand="0" w:evenHBand="0" w:firstRowFirstColumn="0" w:firstRowLastColumn="0" w:lastRowFirstColumn="0" w:lastRowLastColumn="0"/>
             </w:pPr>
             <w:r>
               <w:t>5020,2</w:t>
@@ -1186,7 +1255,7 @@
           <w:p>
             <w:pPr>
               <w:pStyle w:val="21"/>
-              <w:cnfStyle w:val="000000000000"/>
+              <w:cnfStyle w:val="000000000000" w:firstRow="0" w:lastRow="0" w:firstColumn="0" w:lastColumn="0" w:oddVBand="0" w:evenVBand="0" w:oddHBand="0" w:evenHBand="0" w:firstRowFirstColumn="0" w:firstRowLastColumn="0" w:lastRowFirstColumn="0" w:lastRowLastColumn="0"/>
             </w:pPr>
             <w:r>
               <w:t>63,8</w:t>
@@ -1201,7 +1270,7 @@
           <w:p>
             <w:pPr>
               <w:pStyle w:val="21"/>
-              <w:cnfStyle w:val="000000000000"/>
+              <w:cnfStyle w:val="000000000000" w:firstRow="0" w:lastRow="0" w:firstColumn="0" w:lastColumn="0" w:oddVBand="0" w:evenVBand="0" w:oddHBand="0" w:evenHBand="0" w:firstRowFirstColumn="0" w:firstRowLastColumn="0" w:lastRowFirstColumn="0" w:lastRowLastColumn="0"/>
             </w:pPr>
             <w:r>
               <w:t>6,6</w:t>
@@ -1211,11 +1280,11 @@
       </w:tr>
       <w:tr>
         <w:trPr>
-          <w:cnfStyle w:val="000000100000"/>
+          <w:cnfStyle w:val="000000100000" w:firstRow="0" w:lastRow="0" w:firstColumn="0" w:lastColumn="0" w:oddVBand="0" w:evenVBand="0" w:oddHBand="1" w:evenHBand="0" w:firstRowFirstColumn="0" w:firstRowLastColumn="0" w:lastRowFirstColumn="0" w:lastRowLastColumn="0"/>
         </w:trPr>
         <w:tc>
           <w:tcPr>
-            <w:cnfStyle w:val="001000000000"/>
+            <w:cnfStyle w:val="001000000000" w:firstRow="0" w:lastRow="0" w:firstColumn="1" w:lastColumn="0" w:oddVBand="0" w:evenVBand="0" w:oddHBand="0" w:evenHBand="0" w:firstRowFirstColumn="0" w:firstRowLastColumn="0" w:lastRowFirstColumn="0" w:lastRowLastColumn="0"/>
             <w:tcW w:w="1113" w:type="pct"/>
             <w:hideMark/>
           </w:tcPr>
@@ -1244,7 +1313,7 @@
           <w:p>
             <w:pPr>
               <w:pStyle w:val="21"/>
-              <w:cnfStyle w:val="000000100000"/>
+              <w:cnfStyle w:val="000000100000" w:firstRow="0" w:lastRow="0" w:firstColumn="0" w:lastColumn="0" w:oddVBand="0" w:evenVBand="0" w:oddHBand="1" w:evenHBand="0" w:firstRowFirstColumn="0" w:firstRowLastColumn="0" w:lastRowFirstColumn="0" w:lastRowLastColumn="0"/>
             </w:pPr>
             <w:r>
               <w:t>21671,9</w:t>
@@ -1259,7 +1328,7 @@
           <w:p>
             <w:pPr>
               <w:pStyle w:val="21"/>
-              <w:cnfStyle w:val="000000100000"/>
+              <w:cnfStyle w:val="000000100000" w:firstRow="0" w:lastRow="0" w:firstColumn="0" w:lastColumn="0" w:oddVBand="0" w:evenVBand="0" w:oddHBand="1" w:evenHBand="0" w:firstRowFirstColumn="0" w:firstRowLastColumn="0" w:lastRowFirstColumn="0" w:lastRowLastColumn="0"/>
             </w:pPr>
             <w:r>
               <w:t>20887,6</w:t>
@@ -1274,7 +1343,7 @@
           <w:p>
             <w:pPr>
               <w:pStyle w:val="21"/>
-              <w:cnfStyle w:val="000000100000"/>
+              <w:cnfStyle w:val="000000100000" w:firstRow="0" w:lastRow="0" w:firstColumn="0" w:lastColumn="0" w:oddVBand="0" w:evenVBand="0" w:oddHBand="1" w:evenHBand="0" w:firstRowFirstColumn="0" w:firstRowLastColumn="0" w:lastRowFirstColumn="0" w:lastRowLastColumn="0"/>
             </w:pPr>
             <w:r>
               <w:t>784,3</w:t>
@@ -1289,7 +1358,7 @@
           <w:p>
             <w:pPr>
               <w:pStyle w:val="21"/>
-              <w:cnfStyle w:val="000000100000"/>
+              <w:cnfStyle w:val="000000100000" w:firstRow="0" w:lastRow="0" w:firstColumn="0" w:lastColumn="0" w:oddVBand="0" w:evenVBand="0" w:oddHBand="1" w:evenHBand="0" w:firstRowFirstColumn="0" w:firstRowLastColumn="0" w:lastRowFirstColumn="0" w:lastRowLastColumn="0"/>
             </w:pPr>
             <w:r>
               <w:t>81,5</w:t>
@@ -1304,7 +1373,7 @@
           <w:p>
             <w:pPr>
               <w:pStyle w:val="21"/>
-              <w:cnfStyle w:val="000000100000"/>
+              <w:cnfStyle w:val="000000100000" w:firstRow="0" w:lastRow="0" w:firstColumn="0" w:lastColumn="0" w:oddVBand="0" w:evenVBand="0" w:oddHBand="1" w:evenHBand="0" w:firstRowFirstColumn="0" w:firstRowLastColumn="0" w:lastRowFirstColumn="0" w:lastRowLastColumn="0"/>
             </w:pPr>
             <w:r>
               <w:t>3,6</w:t>
@@ -1315,7 +1384,7 @@
       <w:tr>
         <w:tc>
           <w:tcPr>
-            <w:cnfStyle w:val="001000000000"/>
+            <w:cnfStyle w:val="001000000000" w:firstRow="0" w:lastRow="0" w:firstColumn="1" w:lastColumn="0" w:oddVBand="0" w:evenVBand="0" w:oddHBand="0" w:evenHBand="0" w:firstRowFirstColumn="0" w:firstRowLastColumn="0" w:lastRowFirstColumn="0" w:lastRowLastColumn="0"/>
             <w:tcW w:w="1113" w:type="pct"/>
             <w:hideMark/>
           </w:tcPr>
@@ -1336,7 +1405,7 @@
           <w:p>
             <w:pPr>
               <w:pStyle w:val="21"/>
-              <w:cnfStyle w:val="000000000000"/>
+              <w:cnfStyle w:val="000000000000" w:firstRow="0" w:lastRow="0" w:firstColumn="0" w:lastColumn="0" w:oddVBand="0" w:evenVBand="0" w:oddHBand="0" w:evenHBand="0" w:firstRowFirstColumn="0" w:firstRowLastColumn="0" w:lastRowFirstColumn="0" w:lastRowLastColumn="0"/>
             </w:pPr>
           </w:p>
         </w:tc>
@@ -1348,7 +1417,7 @@
           <w:p>
             <w:pPr>
               <w:pStyle w:val="21"/>
-              <w:cnfStyle w:val="000000000000"/>
+              <w:cnfStyle w:val="000000000000" w:firstRow="0" w:lastRow="0" w:firstColumn="0" w:lastColumn="0" w:oddVBand="0" w:evenVBand="0" w:oddHBand="0" w:evenHBand="0" w:firstRowFirstColumn="0" w:firstRowLastColumn="0" w:lastRowFirstColumn="0" w:lastRowLastColumn="0"/>
             </w:pPr>
           </w:p>
         </w:tc>
@@ -1360,7 +1429,7 @@
           <w:p>
             <w:pPr>
               <w:pStyle w:val="21"/>
-              <w:cnfStyle w:val="000000000000"/>
+              <w:cnfStyle w:val="000000000000" w:firstRow="0" w:lastRow="0" w:firstColumn="0" w:lastColumn="0" w:oddVBand="0" w:evenVBand="0" w:oddHBand="0" w:evenHBand="0" w:firstRowFirstColumn="0" w:firstRowLastColumn="0" w:lastRowFirstColumn="0" w:lastRowLastColumn="0"/>
             </w:pPr>
           </w:p>
         </w:tc>
@@ -1372,7 +1441,7 @@
           <w:p>
             <w:pPr>
               <w:pStyle w:val="21"/>
-              <w:cnfStyle w:val="000000000000"/>
+              <w:cnfStyle w:val="000000000000" w:firstRow="0" w:lastRow="0" w:firstColumn="0" w:lastColumn="0" w:oddVBand="0" w:evenVBand="0" w:oddHBand="0" w:evenHBand="0" w:firstRowFirstColumn="0" w:firstRowLastColumn="0" w:lastRowFirstColumn="0" w:lastRowLastColumn="0"/>
             </w:pPr>
           </w:p>
         </w:tc>
@@ -1384,18 +1453,18 @@
           <w:p>
             <w:pPr>
               <w:pStyle w:val="21"/>
-              <w:cnfStyle w:val="000000000000"/>
+              <w:cnfStyle w:val="000000000000" w:firstRow="0" w:lastRow="0" w:firstColumn="0" w:lastColumn="0" w:oddVBand="0" w:evenVBand="0" w:oddHBand="0" w:evenHBand="0" w:firstRowFirstColumn="0" w:firstRowLastColumn="0" w:lastRowFirstColumn="0" w:lastRowLastColumn="0"/>
             </w:pPr>
           </w:p>
         </w:tc>
       </w:tr>
       <w:tr>
         <w:trPr>
-          <w:cnfStyle w:val="000000100000"/>
+          <w:cnfStyle w:val="000000100000" w:firstRow="0" w:lastRow="0" w:firstColumn="0" w:lastColumn="0" w:oddVBand="0" w:evenVBand="0" w:oddHBand="1" w:evenHBand="0" w:firstRowFirstColumn="0" w:firstRowLastColumn="0" w:lastRowFirstColumn="0" w:lastRowLastColumn="0"/>
         </w:trPr>
         <w:tc>
           <w:tcPr>
-            <w:cnfStyle w:val="001000000000"/>
+            <w:cnfStyle w:val="001000000000" w:firstRow="0" w:lastRow="0" w:firstColumn="1" w:lastColumn="0" w:oddVBand="0" w:evenVBand="0" w:oddHBand="0" w:evenHBand="0" w:firstRowFirstColumn="0" w:firstRowLastColumn="0" w:lastRowFirstColumn="0" w:lastRowLastColumn="0"/>
             <w:tcW w:w="1113" w:type="pct"/>
             <w:hideMark/>
           </w:tcPr>
@@ -1419,7 +1488,7 @@
           <w:p>
             <w:pPr>
               <w:pStyle w:val="21"/>
-              <w:cnfStyle w:val="000000100000"/>
+              <w:cnfStyle w:val="000000100000" w:firstRow="0" w:lastRow="0" w:firstColumn="0" w:lastColumn="0" w:oddVBand="0" w:evenVBand="0" w:oddHBand="1" w:evenHBand="0" w:firstRowFirstColumn="0" w:firstRowLastColumn="0" w:lastRowFirstColumn="0" w:lastRowLastColumn="0"/>
             </w:pPr>
             <w:r>
               <w:t>5513,6</w:t>
@@ -1434,7 +1503,7 @@
           <w:p>
             <w:pPr>
               <w:pStyle w:val="21"/>
-              <w:cnfStyle w:val="000000100000"/>
+              <w:cnfStyle w:val="000000100000" w:firstRow="0" w:lastRow="0" w:firstColumn="0" w:lastColumn="0" w:oddVBand="0" w:evenVBand="0" w:oddHBand="1" w:evenHBand="0" w:firstRowFirstColumn="0" w:firstRowLastColumn="0" w:lastRowFirstColumn="0" w:lastRowLastColumn="0"/>
             </w:pPr>
             <w:r>
               <w:t>5267,4</w:t>
@@ -1449,7 +1518,7 @@
           <w:p>
             <w:pPr>
               <w:pStyle w:val="21"/>
-              <w:cnfStyle w:val="000000100000"/>
+              <w:cnfStyle w:val="000000100000" w:firstRow="0" w:lastRow="0" w:firstColumn="0" w:lastColumn="0" w:oddVBand="0" w:evenVBand="0" w:oddHBand="1" w:evenHBand="0" w:firstRowFirstColumn="0" w:firstRowLastColumn="0" w:lastRowFirstColumn="0" w:lastRowLastColumn="0"/>
             </w:pPr>
             <w:r>
               <w:t>246,2</w:t>
@@ -1464,7 +1533,7 @@
           <w:p>
             <w:pPr>
               <w:pStyle w:val="21"/>
-              <w:cnfStyle w:val="000000100000"/>
+              <w:cnfStyle w:val="000000100000" w:firstRow="0" w:lastRow="0" w:firstColumn="0" w:lastColumn="0" w:oddVBand="0" w:evenVBand="0" w:oddHBand="1" w:evenHBand="0" w:firstRowFirstColumn="0" w:firstRowLastColumn="0" w:lastRowFirstColumn="0" w:lastRowLastColumn="0"/>
             </w:pPr>
             <w:r>
               <w:t>82,9</w:t>
@@ -1479,7 +1548,7 @@
           <w:p>
             <w:pPr>
               <w:pStyle w:val="21"/>
-              <w:cnfStyle w:val="000000100000"/>
+              <w:cnfStyle w:val="000000100000" w:firstRow="0" w:lastRow="0" w:firstColumn="0" w:lastColumn="0" w:oddVBand="0" w:evenVBand="0" w:oddHBand="1" w:evenHBand="0" w:firstRowFirstColumn="0" w:firstRowLastColumn="0" w:lastRowFirstColumn="0" w:lastRowLastColumn="0"/>
             </w:pPr>
             <w:r>
               <w:t>4,5</w:t>
@@ -1490,7 +1559,7 @@
       <w:tr>
         <w:tc>
           <w:tcPr>
-            <w:cnfStyle w:val="001000000000"/>
+            <w:cnfStyle w:val="001000000000" w:firstRow="0" w:lastRow="0" w:firstColumn="1" w:lastColumn="0" w:oddVBand="0" w:evenVBand="0" w:oddHBand="0" w:evenHBand="0" w:firstRowFirstColumn="0" w:firstRowLastColumn="0" w:lastRowFirstColumn="0" w:lastRowLastColumn="0"/>
             <w:tcW w:w="1113" w:type="pct"/>
             <w:hideMark/>
           </w:tcPr>
@@ -1499,8 +1568,13 @@
               <w:pStyle w:val="21"/>
             </w:pPr>
             <w:r>
-              <w:t>образование и педогогика</w:t>
-            </w:r>
+              <w:t xml:space="preserve">образование и </w:t>
+            </w:r>
+            <w:proofErr w:type="spellStart"/>
+            <w:r>
+              <w:t>педогогика</w:t>
+            </w:r>
+            <w:proofErr w:type="spellEnd"/>
           </w:p>
         </w:tc>
         <w:tc>
@@ -1511,7 +1585,7 @@
           <w:p>
             <w:pPr>
               <w:pStyle w:val="21"/>
-              <w:cnfStyle w:val="000000000000"/>
+              <w:cnfStyle w:val="000000000000" w:firstRow="0" w:lastRow="0" w:firstColumn="0" w:lastColumn="0" w:oddVBand="0" w:evenVBand="0" w:oddHBand="0" w:evenHBand="0" w:firstRowFirstColumn="0" w:firstRowLastColumn="0" w:lastRowFirstColumn="0" w:lastRowLastColumn="0"/>
             </w:pPr>
             <w:r>
               <w:t>3769,0</w:t>
@@ -1526,7 +1600,7 @@
           <w:p>
             <w:pPr>
               <w:pStyle w:val="21"/>
-              <w:cnfStyle w:val="000000000000"/>
+              <w:cnfStyle w:val="000000000000" w:firstRow="0" w:lastRow="0" w:firstColumn="0" w:lastColumn="0" w:oddVBand="0" w:evenVBand="0" w:oddHBand="0" w:evenHBand="0" w:firstRowFirstColumn="0" w:firstRowLastColumn="0" w:lastRowFirstColumn="0" w:lastRowLastColumn="0"/>
             </w:pPr>
             <w:r>
               <w:t>3643,3</w:t>
@@ -1541,7 +1615,7 @@
           <w:p>
             <w:pPr>
               <w:pStyle w:val="21"/>
-              <w:cnfStyle w:val="000000000000"/>
+              <w:cnfStyle w:val="000000000000" w:firstRow="0" w:lastRow="0" w:firstColumn="0" w:lastColumn="0" w:oddVBand="0" w:evenVBand="0" w:oddHBand="0" w:evenHBand="0" w:firstRowFirstColumn="0" w:firstRowLastColumn="0" w:lastRowFirstColumn="0" w:lastRowLastColumn="0"/>
             </w:pPr>
             <w:r>
               <w:t>125,8</w:t>
@@ -1556,7 +1630,7 @@
           <w:p>
             <w:pPr>
               <w:pStyle w:val="21"/>
-              <w:cnfStyle w:val="000000000000"/>
+              <w:cnfStyle w:val="000000000000" w:firstRow="0" w:lastRow="0" w:firstColumn="0" w:lastColumn="0" w:oddVBand="0" w:evenVBand="0" w:oddHBand="0" w:evenHBand="0" w:firstRowFirstColumn="0" w:firstRowLastColumn="0" w:lastRowFirstColumn="0" w:lastRowLastColumn="0"/>
             </w:pPr>
             <w:r>
               <w:t>78,5</w:t>
@@ -1571,7 +1645,7 @@
           <w:p>
             <w:pPr>
               <w:pStyle w:val="21"/>
-              <w:cnfStyle w:val="000000000000"/>
+              <w:cnfStyle w:val="000000000000" w:firstRow="0" w:lastRow="0" w:firstColumn="0" w:lastColumn="0" w:oddVBand="0" w:evenVBand="0" w:oddHBand="0" w:evenHBand="0" w:firstRowFirstColumn="0" w:firstRowLastColumn="0" w:lastRowFirstColumn="0" w:lastRowLastColumn="0"/>
             </w:pPr>
             <w:r>
               <w:t>3,3</w:t>
@@ -1581,11 +1655,11 @@
       </w:tr>
       <w:tr>
         <w:trPr>
-          <w:cnfStyle w:val="000000100000"/>
+          <w:cnfStyle w:val="000000100000" w:firstRow="0" w:lastRow="0" w:firstColumn="0" w:lastColumn="0" w:oddVBand="0" w:evenVBand="0" w:oddHBand="1" w:evenHBand="0" w:firstRowFirstColumn="0" w:firstRowLastColumn="0" w:lastRowFirstColumn="0" w:lastRowLastColumn="0"/>
         </w:trPr>
         <w:tc>
           <w:tcPr>
-            <w:cnfStyle w:val="001000000000"/>
+            <w:cnfStyle w:val="001000000000" w:firstRow="0" w:lastRow="0" w:firstColumn="1" w:lastColumn="0" w:oddVBand="0" w:evenVBand="0" w:oddHBand="0" w:evenHBand="0" w:firstRowFirstColumn="0" w:firstRowLastColumn="0" w:lastRowFirstColumn="0" w:lastRowLastColumn="0"/>
             <w:tcW w:w="1113" w:type="pct"/>
             <w:hideMark/>
           </w:tcPr>
@@ -1606,7 +1680,7 @@
           <w:p>
             <w:pPr>
               <w:pStyle w:val="21"/>
-              <w:cnfStyle w:val="000000100000"/>
+              <w:cnfStyle w:val="000000100000" w:firstRow="0" w:lastRow="0" w:firstColumn="0" w:lastColumn="0" w:oddVBand="0" w:evenVBand="0" w:oddHBand="1" w:evenHBand="0" w:firstRowFirstColumn="0" w:firstRowLastColumn="0" w:lastRowFirstColumn="0" w:lastRowLastColumn="0"/>
             </w:pPr>
             <w:r>
               <w:t>2514,1</w:t>
@@ -1621,7 +1695,7 @@
           <w:p>
             <w:pPr>
               <w:pStyle w:val="21"/>
-              <w:cnfStyle w:val="000000100000"/>
+              <w:cnfStyle w:val="000000100000" w:firstRow="0" w:lastRow="0" w:firstColumn="0" w:lastColumn="0" w:oddVBand="0" w:evenVBand="0" w:oddHBand="1" w:evenHBand="0" w:firstRowFirstColumn="0" w:firstRowLastColumn="0" w:lastRowFirstColumn="0" w:lastRowLastColumn="0"/>
             </w:pPr>
             <w:r>
               <w:t>2401,8</w:t>
@@ -1636,7 +1710,7 @@
           <w:p>
             <w:pPr>
               <w:pStyle w:val="21"/>
-              <w:cnfStyle w:val="000000100000"/>
+              <w:cnfStyle w:val="000000100000" w:firstRow="0" w:lastRow="0" w:firstColumn="0" w:lastColumn="0" w:oddVBand="0" w:evenVBand="0" w:oddHBand="1" w:evenHBand="0" w:firstRowFirstColumn="0" w:firstRowLastColumn="0" w:lastRowFirstColumn="0" w:lastRowLastColumn="0"/>
             </w:pPr>
             <w:r>
               <w:t>112,3</w:t>
@@ -1651,7 +1725,7 @@
           <w:p>
             <w:pPr>
               <w:pStyle w:val="21"/>
-              <w:cnfStyle w:val="000000100000"/>
+              <w:cnfStyle w:val="000000100000" w:firstRow="0" w:lastRow="0" w:firstColumn="0" w:lastColumn="0" w:oddVBand="0" w:evenVBand="0" w:oddHBand="1" w:evenHBand="0" w:firstRowFirstColumn="0" w:firstRowLastColumn="0" w:lastRowFirstColumn="0" w:lastRowLastColumn="0"/>
             </w:pPr>
             <w:r>
               <w:t>83,5</w:t>
@@ -1666,7 +1740,7 @@
           <w:p>
             <w:pPr>
               <w:pStyle w:val="21"/>
-              <w:cnfStyle w:val="000000100000"/>
+              <w:cnfStyle w:val="000000100000" w:firstRow="0" w:lastRow="0" w:firstColumn="0" w:lastColumn="0" w:oddVBand="0" w:evenVBand="0" w:oddHBand="1" w:evenHBand="0" w:firstRowFirstColumn="0" w:firstRowLastColumn="0" w:lastRowFirstColumn="0" w:lastRowLastColumn="0"/>
             </w:pPr>
             <w:r>
               <w:t>4,5</w:t>
@@ -1677,7 +1751,7 @@
       <w:tr>
         <w:tc>
           <w:tcPr>
-            <w:cnfStyle w:val="001000000000"/>
+            <w:cnfStyle w:val="001000000000" w:firstRow="0" w:lastRow="0" w:firstColumn="1" w:lastColumn="0" w:oddVBand="0" w:evenVBand="0" w:oddHBand="0" w:evenHBand="0" w:firstRowFirstColumn="0" w:firstRowLastColumn="0" w:lastRowFirstColumn="0" w:lastRowLastColumn="0"/>
             <w:tcW w:w="1113" w:type="pct"/>
             <w:hideMark/>
           </w:tcPr>
@@ -1698,7 +1772,7 @@
           <w:p>
             <w:pPr>
               <w:pStyle w:val="21"/>
-              <w:cnfStyle w:val="000000000000"/>
+              <w:cnfStyle w:val="000000000000" w:firstRow="0" w:lastRow="0" w:firstColumn="0" w:lastColumn="0" w:oddVBand="0" w:evenVBand="0" w:oddHBand="0" w:evenHBand="0" w:firstRowFirstColumn="0" w:firstRowLastColumn="0" w:lastRowFirstColumn="0" w:lastRowLastColumn="0"/>
             </w:pPr>
             <w:r>
               <w:t>1388,2</w:t>
@@ -1713,7 +1787,7 @@
           <w:p>
             <w:pPr>
               <w:pStyle w:val="21"/>
-              <w:cnfStyle w:val="000000000000"/>
+              <w:cnfStyle w:val="000000000000" w:firstRow="0" w:lastRow="0" w:firstColumn="0" w:lastColumn="0" w:oddVBand="0" w:evenVBand="0" w:oddHBand="0" w:evenHBand="0" w:firstRowFirstColumn="0" w:firstRowLastColumn="0" w:lastRowFirstColumn="0" w:lastRowLastColumn="0"/>
             </w:pPr>
             <w:r>
               <w:t>1371,7</w:t>
@@ -1728,7 +1802,7 @@
           <w:p>
             <w:pPr>
               <w:pStyle w:val="21"/>
-              <w:cnfStyle w:val="000000000000"/>
+              <w:cnfStyle w:val="000000000000" w:firstRow="0" w:lastRow="0" w:firstColumn="0" w:lastColumn="0" w:oddVBand="0" w:evenVBand="0" w:oddHBand="0" w:evenHBand="0" w:firstRowFirstColumn="0" w:firstRowLastColumn="0" w:lastRowFirstColumn="0" w:lastRowLastColumn="0"/>
             </w:pPr>
             <w:r>
               <w:t>16,5</w:t>
@@ -1743,7 +1817,7 @@
           <w:p>
             <w:pPr>
               <w:pStyle w:val="21"/>
-              <w:cnfStyle w:val="000000000000"/>
+              <w:cnfStyle w:val="000000000000" w:firstRow="0" w:lastRow="0" w:firstColumn="0" w:lastColumn="0" w:oddVBand="0" w:evenVBand="0" w:oddHBand="0" w:evenHBand="0" w:firstRowFirstColumn="0" w:firstRowLastColumn="0" w:lastRowFirstColumn="0" w:lastRowLastColumn="0"/>
             </w:pPr>
             <w:r>
               <w:t>84,0</w:t>
@@ -1758,7 +1832,7 @@
           <w:p>
             <w:pPr>
               <w:pStyle w:val="21"/>
-              <w:cnfStyle w:val="000000000000"/>
+              <w:cnfStyle w:val="000000000000" w:firstRow="0" w:lastRow="0" w:firstColumn="0" w:lastColumn="0" w:oddVBand="0" w:evenVBand="0" w:oddHBand="0" w:evenHBand="0" w:firstRowFirstColumn="0" w:firstRowLastColumn="0" w:lastRowFirstColumn="0" w:lastRowLastColumn="0"/>
             </w:pPr>
             <w:r>
               <w:t>1,2</w:t>
@@ -1768,11 +1842,11 @@
       </w:tr>
       <w:tr>
         <w:trPr>
-          <w:cnfStyle w:val="000000100000"/>
+          <w:cnfStyle w:val="000000100000" w:firstRow="0" w:lastRow="0" w:firstColumn="0" w:lastColumn="0" w:oddVBand="0" w:evenVBand="0" w:oddHBand="1" w:evenHBand="0" w:firstRowFirstColumn="0" w:firstRowLastColumn="0" w:lastRowFirstColumn="0" w:lastRowLastColumn="0"/>
         </w:trPr>
         <w:tc>
           <w:tcPr>
-            <w:cnfStyle w:val="001000000000"/>
+            <w:cnfStyle w:val="001000000000" w:firstRow="0" w:lastRow="0" w:firstColumn="1" w:lastColumn="0" w:oddVBand="0" w:evenVBand="0" w:oddHBand="0" w:evenHBand="0" w:firstRowFirstColumn="0" w:firstRowLastColumn="0" w:lastRowFirstColumn="0" w:lastRowLastColumn="0"/>
             <w:tcW w:w="1113" w:type="pct"/>
             <w:hideMark/>
           </w:tcPr>
@@ -1793,7 +1867,7 @@
           <w:p>
             <w:pPr>
               <w:pStyle w:val="21"/>
-              <w:cnfStyle w:val="000000100000"/>
+              <w:cnfStyle w:val="000000100000" w:firstRow="0" w:lastRow="0" w:firstColumn="0" w:lastColumn="0" w:oddVBand="0" w:evenVBand="0" w:oddHBand="1" w:evenHBand="0" w:firstRowFirstColumn="0" w:firstRowLastColumn="0" w:lastRowFirstColumn="0" w:lastRowLastColumn="0"/>
             </w:pPr>
             <w:r>
               <w:t>1148,2</w:t>
@@ -1808,7 +1882,7 @@
           <w:p>
             <w:pPr>
               <w:pStyle w:val="21"/>
-              <w:cnfStyle w:val="000000100000"/>
+              <w:cnfStyle w:val="000000100000" w:firstRow="0" w:lastRow="0" w:firstColumn="0" w:lastColumn="0" w:oddVBand="0" w:evenVBand="0" w:oddHBand="1" w:evenHBand="0" w:firstRowFirstColumn="0" w:firstRowLastColumn="0" w:lastRowFirstColumn="0" w:lastRowLastColumn="0"/>
             </w:pPr>
             <w:r>
               <w:t>1112,3</w:t>
@@ -1823,7 +1897,7 @@
           <w:p>
             <w:pPr>
               <w:pStyle w:val="21"/>
-              <w:cnfStyle w:val="000000100000"/>
+              <w:cnfStyle w:val="000000100000" w:firstRow="0" w:lastRow="0" w:firstColumn="0" w:lastColumn="0" w:oddVBand="0" w:evenVBand="0" w:oddHBand="1" w:evenHBand="0" w:firstRowFirstColumn="0" w:firstRowLastColumn="0" w:lastRowFirstColumn="0" w:lastRowLastColumn="0"/>
             </w:pPr>
             <w:r>
               <w:t>36,0</w:t>
@@ -1838,7 +1912,7 @@
           <w:p>
             <w:pPr>
               <w:pStyle w:val="21"/>
-              <w:cnfStyle w:val="000000100000"/>
+              <w:cnfStyle w:val="000000100000" w:firstRow="0" w:lastRow="0" w:firstColumn="0" w:lastColumn="0" w:oddVBand="0" w:evenVBand="0" w:oddHBand="1" w:evenHBand="0" w:firstRowFirstColumn="0" w:firstRowLastColumn="0" w:lastRowFirstColumn="0" w:lastRowLastColumn="0"/>
             </w:pPr>
             <w:r>
               <w:t>81,5</w:t>
@@ -1853,7 +1927,7 @@
           <w:p>
             <w:pPr>
               <w:pStyle w:val="21"/>
-              <w:cnfStyle w:val="000000100000"/>
+              <w:cnfStyle w:val="000000100000" w:firstRow="0" w:lastRow="0" w:firstColumn="0" w:lastColumn="0" w:oddVBand="0" w:evenVBand="0" w:oddHBand="1" w:evenHBand="0" w:firstRowFirstColumn="0" w:firstRowLastColumn="0" w:lastRowFirstColumn="0" w:lastRowLastColumn="0"/>
             </w:pPr>
             <w:r>
               <w:t>3,1</w:t>
@@ -1864,7 +1938,7 @@
       <w:tr>
         <w:tc>
           <w:tcPr>
-            <w:cnfStyle w:val="001000000000"/>
+            <w:cnfStyle w:val="001000000000" w:firstRow="0" w:lastRow="0" w:firstColumn="1" w:lastColumn="0" w:oddVBand="0" w:evenVBand="0" w:oddHBand="0" w:evenHBand="0" w:firstRowFirstColumn="0" w:firstRowLastColumn="0" w:lastRowFirstColumn="0" w:lastRowLastColumn="0"/>
             <w:tcW w:w="1113" w:type="pct"/>
             <w:hideMark/>
           </w:tcPr>
@@ -1893,7 +1967,7 @@
           <w:p>
             <w:pPr>
               <w:pStyle w:val="21"/>
-              <w:cnfStyle w:val="000000000000"/>
+              <w:cnfStyle w:val="000000000000" w:firstRow="0" w:lastRow="0" w:firstColumn="0" w:lastColumn="0" w:oddVBand="0" w:evenVBand="0" w:oddHBand="0" w:evenHBand="0" w:firstRowFirstColumn="0" w:firstRowLastColumn="0" w:lastRowFirstColumn="0" w:lastRowLastColumn="0"/>
             </w:pPr>
             <w:r>
               <w:t>865,3</w:t>
@@ -1908,7 +1982,7 @@
           <w:p>
             <w:pPr>
               <w:pStyle w:val="21"/>
-              <w:cnfStyle w:val="000000000000"/>
+              <w:cnfStyle w:val="000000000000" w:firstRow="0" w:lastRow="0" w:firstColumn="0" w:lastColumn="0" w:oddVBand="0" w:evenVBand="0" w:oddHBand="0" w:evenHBand="0" w:firstRowFirstColumn="0" w:firstRowLastColumn="0" w:lastRowFirstColumn="0" w:lastRowLastColumn="0"/>
             </w:pPr>
             <w:r>
               <w:t>842,7</w:t>
@@ -1923,7 +1997,7 @@
           <w:p>
             <w:pPr>
               <w:pStyle w:val="21"/>
-              <w:cnfStyle w:val="000000000000"/>
+              <w:cnfStyle w:val="000000000000" w:firstRow="0" w:lastRow="0" w:firstColumn="0" w:lastColumn="0" w:oddVBand="0" w:evenVBand="0" w:oddHBand="0" w:evenHBand="0" w:firstRowFirstColumn="0" w:firstRowLastColumn="0" w:lastRowFirstColumn="0" w:lastRowLastColumn="0"/>
             </w:pPr>
             <w:r>
               <w:t>22,6</w:t>
@@ -1938,7 +2012,7 @@
           <w:p>
             <w:pPr>
               <w:pStyle w:val="21"/>
-              <w:cnfStyle w:val="000000000000"/>
+              <w:cnfStyle w:val="000000000000" w:firstRow="0" w:lastRow="0" w:firstColumn="0" w:lastColumn="0" w:oddVBand="0" w:evenVBand="0" w:oddHBand="0" w:evenHBand="0" w:firstRowFirstColumn="0" w:firstRowLastColumn="0" w:lastRowFirstColumn="0" w:lastRowLastColumn="0"/>
             </w:pPr>
             <w:r>
               <w:t>83,6</w:t>
@@ -1953,7 +2027,7 @@
           <w:p>
             <w:pPr>
               <w:pStyle w:val="21"/>
-              <w:cnfStyle w:val="000000000000"/>
+              <w:cnfStyle w:val="000000000000" w:firstRow="0" w:lastRow="0" w:firstColumn="0" w:lastColumn="0" w:oddVBand="0" w:evenVBand="0" w:oddHBand="0" w:evenHBand="0" w:firstRowFirstColumn="0" w:firstRowLastColumn="0" w:lastRowFirstColumn="0" w:lastRowLastColumn="0"/>
             </w:pPr>
             <w:r>
               <w:t>2,6</w:t>
@@ -1963,11 +2037,11 @@
       </w:tr>
       <w:tr>
         <w:trPr>
-          <w:cnfStyle w:val="000000100000"/>
+          <w:cnfStyle w:val="000000100000" w:firstRow="0" w:lastRow="0" w:firstColumn="0" w:lastColumn="0" w:oddVBand="0" w:evenVBand="0" w:oddHBand="1" w:evenHBand="0" w:firstRowFirstColumn="0" w:firstRowLastColumn="0" w:lastRowFirstColumn="0" w:lastRowLastColumn="0"/>
         </w:trPr>
         <w:tc>
           <w:tcPr>
-            <w:cnfStyle w:val="001000000000"/>
+            <w:cnfStyle w:val="001000000000" w:firstRow="0" w:lastRow="0" w:firstColumn="1" w:lastColumn="0" w:oddVBand="0" w:evenVBand="0" w:oddHBand="0" w:evenHBand="0" w:firstRowFirstColumn="0" w:firstRowLastColumn="0" w:lastRowFirstColumn="0" w:lastRowLastColumn="0"/>
             <w:tcW w:w="1113" w:type="pct"/>
             <w:hideMark/>
           </w:tcPr>
@@ -1988,7 +2062,7 @@
           <w:p>
             <w:pPr>
               <w:pStyle w:val="21"/>
-              <w:cnfStyle w:val="000000100000"/>
+              <w:cnfStyle w:val="000000100000" w:firstRow="0" w:lastRow="0" w:firstColumn="0" w:lastColumn="0" w:oddVBand="0" w:evenVBand="0" w:oddHBand="1" w:evenHBand="0" w:firstRowFirstColumn="0" w:firstRowLastColumn="0" w:lastRowFirstColumn="0" w:lastRowLastColumn="0"/>
             </w:pPr>
             <w:r>
               <w:t>746,5</w:t>
@@ -2003,7 +2077,7 @@
           <w:p>
             <w:pPr>
               <w:pStyle w:val="21"/>
-              <w:cnfStyle w:val="000000100000"/>
+              <w:cnfStyle w:val="000000100000" w:firstRow="0" w:lastRow="0" w:firstColumn="0" w:lastColumn="0" w:oddVBand="0" w:evenVBand="0" w:oddHBand="1" w:evenHBand="0" w:firstRowFirstColumn="0" w:firstRowLastColumn="0" w:lastRowFirstColumn="0" w:lastRowLastColumn="0"/>
             </w:pPr>
             <w:r>
               <w:t>711,4</w:t>
@@ -2018,7 +2092,7 @@
           <w:p>
             <w:pPr>
               <w:pStyle w:val="21"/>
-              <w:cnfStyle w:val="000000100000"/>
+              <w:cnfStyle w:val="000000100000" w:firstRow="0" w:lastRow="0" w:firstColumn="0" w:lastColumn="0" w:oddVBand="0" w:evenVBand="0" w:oddHBand="1" w:evenHBand="0" w:firstRowFirstColumn="0" w:firstRowLastColumn="0" w:lastRowFirstColumn="0" w:lastRowLastColumn="0"/>
             </w:pPr>
             <w:r>
               <w:t>35,0</w:t>
@@ -2033,7 +2107,7 @@
           <w:p>
             <w:pPr>
               <w:pStyle w:val="21"/>
-              <w:cnfStyle w:val="000000100000"/>
+              <w:cnfStyle w:val="000000100000" w:firstRow="0" w:lastRow="0" w:firstColumn="0" w:lastColumn="0" w:oddVBand="0" w:evenVBand="0" w:oddHBand="1" w:evenHBand="0" w:firstRowFirstColumn="0" w:firstRowLastColumn="0" w:lastRowFirstColumn="0" w:lastRowLastColumn="0"/>
             </w:pPr>
             <w:r>
               <w:t>77,0</w:t>
@@ -2048,7 +2122,7 @@
           <w:p>
             <w:pPr>
               <w:pStyle w:val="21"/>
-              <w:cnfStyle w:val="000000100000"/>
+              <w:cnfStyle w:val="000000100000" w:firstRow="0" w:lastRow="0" w:firstColumn="0" w:lastColumn="0" w:oddVBand="0" w:evenVBand="0" w:oddHBand="1" w:evenHBand="0" w:firstRowFirstColumn="0" w:firstRowLastColumn="0" w:lastRowFirstColumn="0" w:lastRowLastColumn="0"/>
             </w:pPr>
             <w:r>
               <w:t>4,7</w:t>
@@ -2059,7 +2133,7 @@
       <w:tr>
         <w:tc>
           <w:tcPr>
-            <w:cnfStyle w:val="001000000000"/>
+            <w:cnfStyle w:val="001000000000" w:firstRow="0" w:lastRow="0" w:firstColumn="1" w:lastColumn="0" w:oddVBand="0" w:evenVBand="0" w:oddHBand="0" w:evenHBand="0" w:firstRowFirstColumn="0" w:firstRowLastColumn="0" w:lastRowFirstColumn="0" w:lastRowLastColumn="0"/>
             <w:tcW w:w="1113" w:type="pct"/>
             <w:hideMark/>
           </w:tcPr>
@@ -2072,8 +2146,12 @@
             </w:r>
             <w:r>
               <w:br/>
+            </w:r>
+            <w:proofErr w:type="spellStart"/>
+            <w:r>
               <w:t>материалообработка</w:t>
             </w:r>
+            <w:proofErr w:type="spellEnd"/>
           </w:p>
         </w:tc>
         <w:tc>
@@ -2084,7 +2162,7 @@
           <w:p>
             <w:pPr>
               <w:pStyle w:val="21"/>
-              <w:cnfStyle w:val="000000000000"/>
+              <w:cnfStyle w:val="000000000000" w:firstRow="0" w:lastRow="0" w:firstColumn="0" w:lastColumn="0" w:oddVBand="0" w:evenVBand="0" w:oddHBand="0" w:evenHBand="0" w:firstRowFirstColumn="0" w:firstRowLastColumn="0" w:lastRowFirstColumn="0" w:lastRowLastColumn="0"/>
             </w:pPr>
             <w:r>
               <w:t>705,7</w:t>
@@ -2099,7 +2177,7 @@
           <w:p>
             <w:pPr>
               <w:pStyle w:val="21"/>
-              <w:cnfStyle w:val="000000000000"/>
+              <w:cnfStyle w:val="000000000000" w:firstRow="0" w:lastRow="0" w:firstColumn="0" w:lastColumn="0" w:oddVBand="0" w:evenVBand="0" w:oddHBand="0" w:evenHBand="0" w:firstRowFirstColumn="0" w:firstRowLastColumn="0" w:lastRowFirstColumn="0" w:lastRowLastColumn="0"/>
             </w:pPr>
             <w:r>
               <w:t>684,8</w:t>
@@ -2114,7 +2192,7 @@
           <w:p>
             <w:pPr>
               <w:pStyle w:val="21"/>
-              <w:cnfStyle w:val="000000000000"/>
+              <w:cnfStyle w:val="000000000000" w:firstRow="0" w:lastRow="0" w:firstColumn="0" w:lastColumn="0" w:oddVBand="0" w:evenVBand="0" w:oddHBand="0" w:evenHBand="0" w:firstRowFirstColumn="0" w:firstRowLastColumn="0" w:lastRowFirstColumn="0" w:lastRowLastColumn="0"/>
             </w:pPr>
             <w:r>
               <w:t>20,9</w:t>
@@ -2129,7 +2207,7 @@
           <w:p>
             <w:pPr>
               <w:pStyle w:val="21"/>
-              <w:cnfStyle w:val="000000000000"/>
+              <w:cnfStyle w:val="000000000000" w:firstRow="0" w:lastRow="0" w:firstColumn="0" w:lastColumn="0" w:oddVBand="0" w:evenVBand="0" w:oddHBand="0" w:evenHBand="0" w:firstRowFirstColumn="0" w:firstRowLastColumn="0" w:lastRowFirstColumn="0" w:lastRowLastColumn="0"/>
             </w:pPr>
             <w:r>
               <w:t>79,2</w:t>
@@ -2144,7 +2222,7 @@
           <w:p>
             <w:pPr>
               <w:pStyle w:val="21"/>
-              <w:cnfStyle w:val="000000000000"/>
+              <w:cnfStyle w:val="000000000000" w:firstRow="0" w:lastRow="0" w:firstColumn="0" w:lastColumn="0" w:oddVBand="0" w:evenVBand="0" w:oddHBand="0" w:evenHBand="0" w:firstRowFirstColumn="0" w:firstRowLastColumn="0" w:lastRowFirstColumn="0" w:lastRowLastColumn="0"/>
             </w:pPr>
             <w:r>
               <w:t>3,0</w:t>
@@ -2154,11 +2232,11 @@
       </w:tr>
       <w:tr>
         <w:trPr>
-          <w:cnfStyle w:val="000000100000"/>
+          <w:cnfStyle w:val="000000100000" w:firstRow="0" w:lastRow="0" w:firstColumn="0" w:lastColumn="0" w:oddVBand="0" w:evenVBand="0" w:oddHBand="1" w:evenHBand="0" w:firstRowFirstColumn="0" w:firstRowLastColumn="0" w:lastRowFirstColumn="0" w:lastRowLastColumn="0"/>
         </w:trPr>
         <w:tc>
           <w:tcPr>
-            <w:cnfStyle w:val="001000000000"/>
+            <w:cnfStyle w:val="001000000000" w:firstRow="0" w:lastRow="0" w:firstColumn="1" w:lastColumn="0" w:oddVBand="0" w:evenVBand="0" w:oddHBand="0" w:evenHBand="0" w:firstRowFirstColumn="0" w:firstRowLastColumn="0" w:lastRowFirstColumn="0" w:lastRowLastColumn="0"/>
             <w:tcW w:w="1113" w:type="pct"/>
             <w:hideMark/>
           </w:tcPr>
@@ -2183,7 +2261,7 @@
           <w:p>
             <w:pPr>
               <w:pStyle w:val="21"/>
-              <w:cnfStyle w:val="000000100000"/>
+              <w:cnfStyle w:val="000000100000" w:firstRow="0" w:lastRow="0" w:firstColumn="0" w:lastColumn="0" w:oddVBand="0" w:evenVBand="0" w:oddHBand="1" w:evenHBand="0" w:firstRowFirstColumn="0" w:firstRowLastColumn="0" w:lastRowFirstColumn="0" w:lastRowLastColumn="0"/>
             </w:pPr>
             <w:r>
               <w:t>588,3</w:t>
@@ -2198,7 +2276,7 @@
           <w:p>
             <w:pPr>
               <w:pStyle w:val="21"/>
-              <w:cnfStyle w:val="000000100000"/>
+              <w:cnfStyle w:val="000000100000" w:firstRow="0" w:lastRow="0" w:firstColumn="0" w:lastColumn="0" w:oddVBand="0" w:evenVBand="0" w:oddHBand="1" w:evenHBand="0" w:firstRowFirstColumn="0" w:firstRowLastColumn="0" w:lastRowFirstColumn="0" w:lastRowLastColumn="0"/>
             </w:pPr>
             <w:r>
               <w:t>575,1</w:t>
@@ -2213,7 +2291,7 @@
           <w:p>
             <w:pPr>
               <w:pStyle w:val="21"/>
-              <w:cnfStyle w:val="000000100000"/>
+              <w:cnfStyle w:val="000000100000" w:firstRow="0" w:lastRow="0" w:firstColumn="0" w:lastColumn="0" w:oddVBand="0" w:evenVBand="0" w:oddHBand="1" w:evenHBand="0" w:firstRowFirstColumn="0" w:firstRowLastColumn="0" w:lastRowFirstColumn="0" w:lastRowLastColumn="0"/>
             </w:pPr>
             <w:r>
               <w:t>13,2</w:t>
@@ -2228,7 +2306,7 @@
           <w:p>
             <w:pPr>
               <w:pStyle w:val="21"/>
-              <w:cnfStyle w:val="000000100000"/>
+              <w:cnfStyle w:val="000000100000" w:firstRow="0" w:lastRow="0" w:firstColumn="0" w:lastColumn="0" w:oddVBand="0" w:evenVBand="0" w:oddHBand="1" w:evenHBand="0" w:firstRowFirstColumn="0" w:firstRowLastColumn="0" w:lastRowFirstColumn="0" w:lastRowLastColumn="0"/>
             </w:pPr>
             <w:r>
               <w:t>92,2</w:t>
@@ -2243,7 +2321,7 @@
           <w:p>
             <w:pPr>
               <w:pStyle w:val="21"/>
-              <w:cnfStyle w:val="000000100000"/>
+              <w:cnfStyle w:val="000000100000" w:firstRow="0" w:lastRow="0" w:firstColumn="0" w:lastColumn="0" w:oddVBand="0" w:evenVBand="0" w:oddHBand="1" w:evenHBand="0" w:firstRowFirstColumn="0" w:firstRowLastColumn="0" w:lastRowFirstColumn="0" w:lastRowLastColumn="0"/>
             </w:pPr>
             <w:r>
               <w:t>2,2</w:t>
@@ -2254,7 +2332,7 @@
       <w:tr>
         <w:tc>
           <w:tcPr>
-            <w:cnfStyle w:val="001000000000"/>
+            <w:cnfStyle w:val="001000000000" w:firstRow="0" w:lastRow="0" w:firstColumn="1" w:lastColumn="0" w:oddVBand="0" w:evenVBand="0" w:oddHBand="0" w:evenHBand="0" w:firstRowFirstColumn="0" w:firstRowLastColumn="0" w:lastRowFirstColumn="0" w:lastRowLastColumn="0"/>
             <w:tcW w:w="1113" w:type="pct"/>
             <w:hideMark/>
           </w:tcPr>
@@ -2275,7 +2353,7 @@
           <w:p>
             <w:pPr>
               <w:pStyle w:val="21"/>
-              <w:cnfStyle w:val="000000000000"/>
+              <w:cnfStyle w:val="000000000000" w:firstRow="0" w:lastRow="0" w:firstColumn="0" w:lastColumn="0" w:oddVBand="0" w:evenVBand="0" w:oddHBand="0" w:evenHBand="0" w:firstRowFirstColumn="0" w:firstRowLastColumn="0" w:lastRowFirstColumn="0" w:lastRowLastColumn="0"/>
             </w:pPr>
             <w:r>
               <w:t>578,8</w:t>
@@ -2290,7 +2368,7 @@
           <w:p>
             <w:pPr>
               <w:pStyle w:val="21"/>
-              <w:cnfStyle w:val="000000000000"/>
+              <w:cnfStyle w:val="000000000000" w:firstRow="0" w:lastRow="0" w:firstColumn="0" w:lastColumn="0" w:oddVBand="0" w:evenVBand="0" w:oddHBand="0" w:evenHBand="0" w:firstRowFirstColumn="0" w:firstRowLastColumn="0" w:lastRowFirstColumn="0" w:lastRowLastColumn="0"/>
             </w:pPr>
             <w:r>
               <w:t>560,8</w:t>
@@ -2305,7 +2383,7 @@
           <w:p>
             <w:pPr>
               <w:pStyle w:val="21"/>
-              <w:cnfStyle w:val="000000000000"/>
+              <w:cnfStyle w:val="000000000000" w:firstRow="0" w:lastRow="0" w:firstColumn="0" w:lastColumn="0" w:oddVBand="0" w:evenVBand="0" w:oddHBand="0" w:evenHBand="0" w:firstRowFirstColumn="0" w:firstRowLastColumn="0" w:lastRowFirstColumn="0" w:lastRowLastColumn="0"/>
             </w:pPr>
             <w:r>
               <w:t>18,0</w:t>
@@ -2320,7 +2398,7 @@
           <w:p>
             <w:pPr>
               <w:pStyle w:val="21"/>
-              <w:cnfStyle w:val="000000000000"/>
+              <w:cnfStyle w:val="000000000000" w:firstRow="0" w:lastRow="0" w:firstColumn="0" w:lastColumn="0" w:oddVBand="0" w:evenVBand="0" w:oddHBand="0" w:evenHBand="0" w:firstRowFirstColumn="0" w:firstRowLastColumn="0" w:lastRowFirstColumn="0" w:lastRowLastColumn="0"/>
             </w:pPr>
             <w:r>
               <w:t>84,4</w:t>
@@ -2335,7 +2413,7 @@
           <w:p>
             <w:pPr>
               <w:pStyle w:val="21"/>
-              <w:cnfStyle w:val="000000000000"/>
+              <w:cnfStyle w:val="000000000000" w:firstRow="0" w:lastRow="0" w:firstColumn="0" w:lastColumn="0" w:oddVBand="0" w:evenVBand="0" w:oddHBand="0" w:evenHBand="0" w:firstRowFirstColumn="0" w:firstRowLastColumn="0" w:lastRowFirstColumn="0" w:lastRowLastColumn="0"/>
             </w:pPr>
             <w:r>
               <w:t>3,1</w:t>
@@ -2345,11 +2423,11 @@
       </w:tr>
       <w:tr>
         <w:trPr>
-          <w:cnfStyle w:val="000000100000"/>
+          <w:cnfStyle w:val="000000100000" w:firstRow="0" w:lastRow="0" w:firstColumn="0" w:lastColumn="0" w:oddVBand="0" w:evenVBand="0" w:oddHBand="1" w:evenHBand="0" w:firstRowFirstColumn="0" w:firstRowLastColumn="0" w:lastRowFirstColumn="0" w:lastRowLastColumn="0"/>
         </w:trPr>
         <w:tc>
           <w:tcPr>
-            <w:cnfStyle w:val="001000000000"/>
+            <w:cnfStyle w:val="001000000000" w:firstRow="0" w:lastRow="0" w:firstColumn="1" w:lastColumn="0" w:oddVBand="0" w:evenVBand="0" w:oddHBand="0" w:evenHBand="0" w:firstRowFirstColumn="0" w:firstRowLastColumn="0" w:lastRowFirstColumn="0" w:lastRowLastColumn="0"/>
             <w:tcW w:w="1113" w:type="pct"/>
             <w:hideMark/>
           </w:tcPr>
@@ -2374,7 +2452,7 @@
           <w:p>
             <w:pPr>
               <w:pStyle w:val="21"/>
-              <w:cnfStyle w:val="000000100000"/>
+              <w:cnfStyle w:val="000000100000" w:firstRow="0" w:lastRow="0" w:firstColumn="0" w:lastColumn="0" w:oddVBand="0" w:evenVBand="0" w:oddHBand="1" w:evenHBand="0" w:firstRowFirstColumn="0" w:firstRowLastColumn="0" w:lastRowFirstColumn="0" w:lastRowLastColumn="0"/>
             </w:pPr>
             <w:r>
               <w:t>447,6</w:t>
@@ -2389,7 +2467,7 @@
           <w:p>
             <w:pPr>
               <w:pStyle w:val="21"/>
-              <w:cnfStyle w:val="000000100000"/>
+              <w:cnfStyle w:val="000000100000" w:firstRow="0" w:lastRow="0" w:firstColumn="0" w:lastColumn="0" w:oddVBand="0" w:evenVBand="0" w:oddHBand="1" w:evenHBand="0" w:firstRowFirstColumn="0" w:firstRowLastColumn="0" w:lastRowFirstColumn="0" w:lastRowLastColumn="0"/>
             </w:pPr>
             <w:r>
               <w:t>437,6</w:t>
@@ -2404,7 +2482,7 @@
           <w:p>
             <w:pPr>
               <w:pStyle w:val="21"/>
-              <w:cnfStyle w:val="000000100000"/>
+              <w:cnfStyle w:val="000000100000" w:firstRow="0" w:lastRow="0" w:firstColumn="0" w:lastColumn="0" w:oddVBand="0" w:evenVBand="0" w:oddHBand="1" w:evenHBand="0" w:firstRowFirstColumn="0" w:firstRowLastColumn="0" w:lastRowFirstColumn="0" w:lastRowLastColumn="0"/>
             </w:pPr>
             <w:r>
               <w:t>10,0</w:t>
@@ -2419,7 +2497,7 @@
           <w:p>
             <w:pPr>
               <w:pStyle w:val="21"/>
-              <w:cnfStyle w:val="000000100000"/>
+              <w:cnfStyle w:val="000000100000" w:firstRow="0" w:lastRow="0" w:firstColumn="0" w:lastColumn="0" w:oddVBand="0" w:evenVBand="0" w:oddHBand="1" w:evenHBand="0" w:firstRowFirstColumn="0" w:firstRowLastColumn="0" w:lastRowFirstColumn="0" w:lastRowLastColumn="0"/>
             </w:pPr>
             <w:r>
               <w:t>84,5</w:t>
@@ -2434,7 +2512,7 @@
           <w:p>
             <w:pPr>
               <w:pStyle w:val="21"/>
-              <w:cnfStyle w:val="000000100000"/>
+              <w:cnfStyle w:val="000000100000" w:firstRow="0" w:lastRow="0" w:firstColumn="0" w:lastColumn="0" w:oddVBand="0" w:evenVBand="0" w:oddHBand="1" w:evenHBand="0" w:firstRowFirstColumn="0" w:firstRowLastColumn="0" w:lastRowFirstColumn="0" w:lastRowLastColumn="0"/>
             </w:pPr>
             <w:r>
               <w:t>2,2</w:t>
@@ -2445,7 +2523,7 @@
       <w:tr>
         <w:tc>
           <w:tcPr>
-            <w:cnfStyle w:val="001000000000"/>
+            <w:cnfStyle w:val="001000000000" w:firstRow="0" w:lastRow="0" w:firstColumn="1" w:lastColumn="0" w:oddVBand="0" w:evenVBand="0" w:oddHBand="0" w:evenHBand="0" w:firstRowFirstColumn="0" w:firstRowLastColumn="0" w:lastRowFirstColumn="0" w:lastRowLastColumn="0"/>
             <w:tcW w:w="1113" w:type="pct"/>
             <w:hideMark/>
           </w:tcPr>
@@ -2470,7 +2548,7 @@
           <w:p>
             <w:pPr>
               <w:pStyle w:val="21"/>
-              <w:cnfStyle w:val="000000000000"/>
+              <w:cnfStyle w:val="000000000000" w:firstRow="0" w:lastRow="0" w:firstColumn="0" w:lastColumn="0" w:oddVBand="0" w:evenVBand="0" w:oddHBand="0" w:evenHBand="0" w:firstRowFirstColumn="0" w:firstRowLastColumn="0" w:lastRowFirstColumn="0" w:lastRowLastColumn="0"/>
             </w:pPr>
             <w:r>
               <w:t>464,3</w:t>
@@ -2485,7 +2563,7 @@
           <w:p>
             <w:pPr>
               <w:pStyle w:val="21"/>
-              <w:cnfStyle w:val="000000000000"/>
+              <w:cnfStyle w:val="000000000000" w:firstRow="0" w:lastRow="0" w:firstColumn="0" w:lastColumn="0" w:oddVBand="0" w:evenVBand="0" w:oddHBand="0" w:evenHBand="0" w:firstRowFirstColumn="0" w:firstRowLastColumn="0" w:lastRowFirstColumn="0" w:lastRowLastColumn="0"/>
             </w:pPr>
             <w:r>
               <w:t>450,1</w:t>
@@ -2500,7 +2578,7 @@
           <w:p>
             <w:pPr>
               <w:pStyle w:val="21"/>
-              <w:cnfStyle w:val="000000000000"/>
+              <w:cnfStyle w:val="000000000000" w:firstRow="0" w:lastRow="0" w:firstColumn="0" w:lastColumn="0" w:oddVBand="0" w:evenVBand="0" w:oddHBand="0" w:evenHBand="0" w:firstRowFirstColumn="0" w:firstRowLastColumn="0" w:lastRowFirstColumn="0" w:lastRowLastColumn="0"/>
             </w:pPr>
             <w:r>
               <w:t>14,2</w:t>
@@ -2515,7 +2593,7 @@
           <w:p>
             <w:pPr>
               <w:pStyle w:val="21"/>
-              <w:cnfStyle w:val="000000000000"/>
+              <w:cnfStyle w:val="000000000000" w:firstRow="0" w:lastRow="0" w:firstColumn="0" w:lastColumn="0" w:oddVBand="0" w:evenVBand="0" w:oddHBand="0" w:evenHBand="0" w:firstRowFirstColumn="0" w:firstRowLastColumn="0" w:lastRowFirstColumn="0" w:lastRowLastColumn="0"/>
             </w:pPr>
             <w:r>
               <w:t>80,9</w:t>
@@ -2530,7 +2608,7 @@
           <w:p>
             <w:pPr>
               <w:pStyle w:val="21"/>
-              <w:cnfStyle w:val="000000000000"/>
+              <w:cnfStyle w:val="000000000000" w:firstRow="0" w:lastRow="0" w:firstColumn="0" w:lastColumn="0" w:oddVBand="0" w:evenVBand="0" w:oddHBand="0" w:evenHBand="0" w:firstRowFirstColumn="0" w:firstRowLastColumn="0" w:lastRowFirstColumn="0" w:lastRowLastColumn="0"/>
             </w:pPr>
             <w:r>
               <w:t>3,1</w:t>
@@ -2540,11 +2618,11 @@
       </w:tr>
       <w:tr>
         <w:trPr>
-          <w:cnfStyle w:val="000000100000"/>
+          <w:cnfStyle w:val="000000100000" w:firstRow="0" w:lastRow="0" w:firstColumn="0" w:lastColumn="0" w:oddVBand="0" w:evenVBand="0" w:oddHBand="1" w:evenHBand="0" w:firstRowFirstColumn="0" w:firstRowLastColumn="0" w:lastRowFirstColumn="0" w:lastRowLastColumn="0"/>
         </w:trPr>
         <w:tc>
           <w:tcPr>
-            <w:cnfStyle w:val="001000000000"/>
+            <w:cnfStyle w:val="001000000000" w:firstRow="0" w:lastRow="0" w:firstColumn="1" w:lastColumn="0" w:oddVBand="0" w:evenVBand="0" w:oddHBand="0" w:evenHBand="0" w:firstRowFirstColumn="0" w:firstRowLastColumn="0" w:lastRowFirstColumn="0" w:lastRowLastColumn="0"/>
             <w:tcW w:w="1113" w:type="pct"/>
             <w:hideMark/>
           </w:tcPr>
@@ -2565,7 +2643,7 @@
           <w:p>
             <w:pPr>
               <w:pStyle w:val="21"/>
-              <w:cnfStyle w:val="000000100000"/>
+              <w:cnfStyle w:val="000000100000" w:firstRow="0" w:lastRow="0" w:firstColumn="0" w:lastColumn="0" w:oddVBand="0" w:evenVBand="0" w:oddHBand="1" w:evenHBand="0" w:firstRowFirstColumn="0" w:firstRowLastColumn="0" w:lastRowFirstColumn="0" w:lastRowLastColumn="0"/>
             </w:pPr>
             <w:r>
               <w:t>423,1</w:t>
@@ -2580,7 +2658,7 @@
           <w:p>
             <w:pPr>
               <w:pStyle w:val="21"/>
-              <w:cnfStyle w:val="000000100000"/>
+              <w:cnfStyle w:val="000000100000" w:firstRow="0" w:lastRow="0" w:firstColumn="0" w:lastColumn="0" w:oddVBand="0" w:evenVBand="0" w:oddHBand="1" w:evenHBand="0" w:firstRowFirstColumn="0" w:firstRowLastColumn="0" w:lastRowFirstColumn="0" w:lastRowLastColumn="0"/>
             </w:pPr>
             <w:r>
               <w:t>410,3</w:t>
@@ -2595,7 +2673,7 @@
           <w:p>
             <w:pPr>
               <w:pStyle w:val="21"/>
-              <w:cnfStyle w:val="000000100000"/>
+              <w:cnfStyle w:val="000000100000" w:firstRow="0" w:lastRow="0" w:firstColumn="0" w:lastColumn="0" w:oddVBand="0" w:evenVBand="0" w:oddHBand="1" w:evenHBand="0" w:firstRowFirstColumn="0" w:firstRowLastColumn="0" w:lastRowFirstColumn="0" w:lastRowLastColumn="0"/>
             </w:pPr>
             <w:r>
               <w:t>12,7</w:t>
@@ -2610,7 +2688,7 @@
           <w:p>
             <w:pPr>
               <w:pStyle w:val="21"/>
-              <w:cnfStyle w:val="000000100000"/>
+              <w:cnfStyle w:val="000000100000" w:firstRow="0" w:lastRow="0" w:firstColumn="0" w:lastColumn="0" w:oddVBand="0" w:evenVBand="0" w:oddHBand="1" w:evenHBand="0" w:firstRowFirstColumn="0" w:firstRowLastColumn="0" w:lastRowFirstColumn="0" w:lastRowLastColumn="0"/>
             </w:pPr>
             <w:r>
               <w:t>80,3</w:t>
@@ -2625,7 +2703,7 @@
           <w:p>
             <w:pPr>
               <w:pStyle w:val="21"/>
-              <w:cnfStyle w:val="000000100000"/>
+              <w:cnfStyle w:val="000000100000" w:firstRow="0" w:lastRow="0" w:firstColumn="0" w:lastColumn="0" w:oddVBand="0" w:evenVBand="0" w:oddHBand="1" w:evenHBand="0" w:firstRowFirstColumn="0" w:firstRowLastColumn="0" w:lastRowFirstColumn="0" w:lastRowLastColumn="0"/>
             </w:pPr>
             <w:r>
               <w:t>3,0</w:t>
@@ -2651,8 +2729,8 @@
 </file>
 
 <file path=word/endnotes.xml><?xml version="1.0" encoding="utf-8"?>
-<w:endnotes xmlns:ve="http://schemas.openxmlformats.org/markup-compatibility/2006" xmlns:o="urn:schemas-microsoft-com:office:office" xmlns:r="http://schemas.openxmlformats.org/officeDocument/2006/relationships" xmlns:m="http://schemas.openxmlformats.org/officeDocument/2006/math" xmlns:v="urn:schemas-microsoft-com:vml" xmlns:wp="http://schemas.openxmlformats.org/drawingml/2006/wordprocessingDrawing" xmlns:w10="urn:schemas-microsoft-com:office:word" xmlns:w="http://schemas.openxmlformats.org/wordprocessingml/2006/main" xmlns:wne="http://schemas.microsoft.com/office/word/2006/wordml">
-  <w:endnote w:type="separator" w:id="0">
+<w:endnotes xmlns:wpc="http://schemas.microsoft.com/office/word/2010/wordprocessingCanvas" xmlns:cx="http://schemas.microsoft.com/office/drawing/2014/chartex" xmlns:cx1="http://schemas.microsoft.com/office/drawing/2015/9/8/chartex" xmlns:cx2="http://schemas.microsoft.com/office/drawing/2015/10/21/chartex" xmlns:cx3="http://schemas.microsoft.com/office/drawing/2016/5/9/chartex" xmlns:cx4="http://schemas.microsoft.com/office/drawing/2016/5/10/chartex" xmlns:cx5="http://schemas.microsoft.com/office/drawing/2016/5/11/chartex" xmlns:cx6="http://schemas.microsoft.com/office/drawing/2016/5/12/chartex" xmlns:cx7="http://schemas.microsoft.com/office/drawing/2016/5/13/chartex" xmlns:cx8="http://schemas.microsoft.com/office/drawing/2016/5/14/chartex" xmlns:mc="http://schemas.openxmlformats.org/markup-compatibility/2006" xmlns:aink="http://schemas.microsoft.com/office/drawing/2016/ink" xmlns:am3d="http://schemas.microsoft.com/office/drawing/2017/model3d" xmlns:o="urn:schemas-microsoft-com:office:office" xmlns:oel="http://schemas.microsoft.com/office/2019/extlst" xmlns:r="http://schemas.openxmlformats.org/officeDocument/2006/relationships" xmlns:m="http://schemas.openxmlformats.org/officeDocument/2006/math" xmlns:v="urn:schemas-microsoft-com:vml" xmlns:wp14="http://schemas.microsoft.com/office/word/2010/wordprocessingDrawing" xmlns:wp="http://schemas.openxmlformats.org/drawingml/2006/wordprocessingDrawing" xmlns:w10="urn:schemas-microsoft-com:office:word" xmlns:w="http://schemas.openxmlformats.org/wordprocessingml/2006/main" xmlns:w14="http://schemas.microsoft.com/office/word/2010/wordml" xmlns:w15="http://schemas.microsoft.com/office/word/2012/wordml" xmlns:w16cex="http://schemas.microsoft.com/office/word/2018/wordml/cex" xmlns:w16cid="http://schemas.microsoft.com/office/word/2016/wordml/cid" xmlns:w16="http://schemas.microsoft.com/office/word/2018/wordml" xmlns:w16du="http://schemas.microsoft.com/office/word/2023/wordml/word16du" xmlns:w16sdtdh="http://schemas.microsoft.com/office/word/2020/wordml/sdtdatahash" xmlns:w16sdtfl="http://schemas.microsoft.com/office/word/2024/wordml/sdtformatlock" xmlns:w16se="http://schemas.microsoft.com/office/word/2015/wordml/symex" xmlns:wpg="http://schemas.microsoft.com/office/word/2010/wordprocessingGroup" xmlns:wpi="http://schemas.microsoft.com/office/word/2010/wordprocessingInk" xmlns:wne="http://schemas.microsoft.com/office/word/2006/wordml" xmlns:wps="http://schemas.microsoft.com/office/word/2010/wordprocessingShape" mc:Ignorable="w14 w15 w16se w16cid w16 w16cex w16sdtdh w16sdtfl w16du wp14">
+  <w:endnote w:type="separator" w:id="-1">
     <w:p>
       <w:pPr>
         <w:spacing w:after="0" w:line="240" w:lineRule="auto"/>
@@ -2662,7 +2740,7 @@
       </w:r>
     </w:p>
   </w:endnote>
-  <w:endnote w:type="continuationSeparator" w:id="1">
+  <w:endnote w:type="continuationSeparator" w:id="0">
     <w:p>
       <w:pPr>
         <w:spacing w:after="0" w:line="240" w:lineRule="auto"/>
@@ -2676,7 +2754,7 @@
 </file>
 
 <file path=word/footer1.xml><?xml version="1.0" encoding="utf-8"?>
-<w:ftr xmlns:ve="http://schemas.openxmlformats.org/markup-compatibility/2006" xmlns:o="urn:schemas-microsoft-com:office:office" xmlns:r="http://schemas.openxmlformats.org/officeDocument/2006/relationships" xmlns:m="http://schemas.openxmlformats.org/officeDocument/2006/math" xmlns:v="urn:schemas-microsoft-com:vml" xmlns:wp="http://schemas.openxmlformats.org/drawingml/2006/wordprocessingDrawing" xmlns:w10="urn:schemas-microsoft-com:office:word" xmlns:w="http://schemas.openxmlformats.org/wordprocessingml/2006/main" xmlns:wne="http://schemas.microsoft.com/office/word/2006/wordml">
+<w:ftr xmlns:wpc="http://schemas.microsoft.com/office/word/2010/wordprocessingCanvas" xmlns:cx="http://schemas.microsoft.com/office/drawing/2014/chartex" xmlns:cx1="http://schemas.microsoft.com/office/drawing/2015/9/8/chartex" xmlns:cx2="http://schemas.microsoft.com/office/drawing/2015/10/21/chartex" xmlns:cx3="http://schemas.microsoft.com/office/drawing/2016/5/9/chartex" xmlns:cx4="http://schemas.microsoft.com/office/drawing/2016/5/10/chartex" xmlns:cx5="http://schemas.microsoft.com/office/drawing/2016/5/11/chartex" xmlns:cx6="http://schemas.microsoft.com/office/drawing/2016/5/12/chartex" xmlns:cx7="http://schemas.microsoft.com/office/drawing/2016/5/13/chartex" xmlns:cx8="http://schemas.microsoft.com/office/drawing/2016/5/14/chartex" xmlns:mc="http://schemas.openxmlformats.org/markup-compatibility/2006" xmlns:aink="http://schemas.microsoft.com/office/drawing/2016/ink" xmlns:am3d="http://schemas.microsoft.com/office/drawing/2017/model3d" xmlns:o="urn:schemas-microsoft-com:office:office" xmlns:oel="http://schemas.microsoft.com/office/2019/extlst" xmlns:r="http://schemas.openxmlformats.org/officeDocument/2006/relationships" xmlns:m="http://schemas.openxmlformats.org/officeDocument/2006/math" xmlns:v="urn:schemas-microsoft-com:vml" xmlns:wp14="http://schemas.microsoft.com/office/word/2010/wordprocessingDrawing" xmlns:wp="http://schemas.openxmlformats.org/drawingml/2006/wordprocessingDrawing" xmlns:w10="urn:schemas-microsoft-com:office:word" xmlns:w="http://schemas.openxmlformats.org/wordprocessingml/2006/main" xmlns:w14="http://schemas.microsoft.com/office/word/2010/wordml" xmlns:w15="http://schemas.microsoft.com/office/word/2012/wordml" xmlns:w16cex="http://schemas.microsoft.com/office/word/2018/wordml/cex" xmlns:w16cid="http://schemas.microsoft.com/office/word/2016/wordml/cid" xmlns:w16="http://schemas.microsoft.com/office/word/2018/wordml" xmlns:w16du="http://schemas.microsoft.com/office/word/2023/wordml/word16du" xmlns:w16sdtdh="http://schemas.microsoft.com/office/word/2020/wordml/sdtdatahash" xmlns:w16sdtfl="http://schemas.microsoft.com/office/word/2024/wordml/sdtformatlock" xmlns:w16se="http://schemas.microsoft.com/office/word/2015/wordml/symex" xmlns:wpg="http://schemas.microsoft.com/office/word/2010/wordprocessingGroup" xmlns:wpi="http://schemas.microsoft.com/office/word/2010/wordprocessingInk" xmlns:wne="http://schemas.microsoft.com/office/word/2006/wordml" xmlns:wps="http://schemas.microsoft.com/office/word/2010/wordprocessingShape" mc:Ignorable="w14 w15 w16se w16cid w16 w16cex w16sdtdh w16sdtfl w16du wp14">
   <w:sdt>
     <w:sdtPr>
       <w:id w:val="110647470"/>
@@ -2691,14 +2769,27 @@
           <w:pStyle w:val="aa"/>
           <w:jc w:val="right"/>
         </w:pPr>
-        <w:fldSimple w:instr=" PAGE   \* MERGEFORMAT ">
-          <w:r>
-            <w:rPr>
-              <w:noProof/>
-            </w:rPr>
-            <w:t>6</w:t>
-          </w:r>
-        </w:fldSimple>
+        <w:r>
+          <w:fldChar w:fldCharType="begin"/>
+        </w:r>
+        <w:r>
+          <w:instrText xml:space="preserve"> PAGE   \* MERGEFORMAT </w:instrText>
+        </w:r>
+        <w:r>
+          <w:fldChar w:fldCharType="separate"/>
+        </w:r>
+        <w:r>
+          <w:rPr>
+            <w:noProof/>
+          </w:rPr>
+          <w:t>6</w:t>
+        </w:r>
+        <w:r>
+          <w:rPr>
+            <w:noProof/>
+          </w:rPr>
+          <w:fldChar w:fldCharType="end"/>
+        </w:r>
       </w:p>
     </w:sdtContent>
   </w:sdt>
@@ -2711,8 +2802,8 @@
 </file>
 
 <file path=word/footnotes.xml><?xml version="1.0" encoding="utf-8"?>
-<w:footnotes xmlns:ve="http://schemas.openxmlformats.org/markup-compatibility/2006" xmlns:o="urn:schemas-microsoft-com:office:office" xmlns:r="http://schemas.openxmlformats.org/officeDocument/2006/relationships" xmlns:m="http://schemas.openxmlformats.org/officeDocument/2006/math" xmlns:v="urn:schemas-microsoft-com:vml" xmlns:wp="http://schemas.openxmlformats.org/drawingml/2006/wordprocessingDrawing" xmlns:w10="urn:schemas-microsoft-com:office:word" xmlns:w="http://schemas.openxmlformats.org/wordprocessingml/2006/main" xmlns:wne="http://schemas.microsoft.com/office/word/2006/wordml">
-  <w:footnote w:type="separator" w:id="0">
+<w:footnotes xmlns:wpc="http://schemas.microsoft.com/office/word/2010/wordprocessingCanvas" xmlns:cx="http://schemas.microsoft.com/office/drawing/2014/chartex" xmlns:cx1="http://schemas.microsoft.com/office/drawing/2015/9/8/chartex" xmlns:cx2="http://schemas.microsoft.com/office/drawing/2015/10/21/chartex" xmlns:cx3="http://schemas.microsoft.com/office/drawing/2016/5/9/chartex" xmlns:cx4="http://schemas.microsoft.com/office/drawing/2016/5/10/chartex" xmlns:cx5="http://schemas.microsoft.com/office/drawing/2016/5/11/chartex" xmlns:cx6="http://schemas.microsoft.com/office/drawing/2016/5/12/chartex" xmlns:cx7="http://schemas.microsoft.com/office/drawing/2016/5/13/chartex" xmlns:cx8="http://schemas.microsoft.com/office/drawing/2016/5/14/chartex" xmlns:mc="http://schemas.openxmlformats.org/markup-compatibility/2006" xmlns:aink="http://schemas.microsoft.com/office/drawing/2016/ink" xmlns:am3d="http://schemas.microsoft.com/office/drawing/2017/model3d" xmlns:o="urn:schemas-microsoft-com:office:office" xmlns:oel="http://schemas.microsoft.com/office/2019/extlst" xmlns:r="http://schemas.openxmlformats.org/officeDocument/2006/relationships" xmlns:m="http://schemas.openxmlformats.org/officeDocument/2006/math" xmlns:v="urn:schemas-microsoft-com:vml" xmlns:wp14="http://schemas.microsoft.com/office/word/2010/wordprocessingDrawing" xmlns:wp="http://schemas.openxmlformats.org/drawingml/2006/wordprocessingDrawing" xmlns:w10="urn:schemas-microsoft-com:office:word" xmlns:w="http://schemas.openxmlformats.org/wordprocessingml/2006/main" xmlns:w14="http://schemas.microsoft.com/office/word/2010/wordml" xmlns:w15="http://schemas.microsoft.com/office/word/2012/wordml" xmlns:w16cex="http://schemas.microsoft.com/office/word/2018/wordml/cex" xmlns:w16cid="http://schemas.microsoft.com/office/word/2016/wordml/cid" xmlns:w16="http://schemas.microsoft.com/office/word/2018/wordml" xmlns:w16du="http://schemas.microsoft.com/office/word/2023/wordml/word16du" xmlns:w16sdtdh="http://schemas.microsoft.com/office/word/2020/wordml/sdtdatahash" xmlns:w16sdtfl="http://schemas.microsoft.com/office/word/2024/wordml/sdtformatlock" xmlns:w16se="http://schemas.microsoft.com/office/word/2015/wordml/symex" xmlns:wpg="http://schemas.microsoft.com/office/word/2010/wordprocessingGroup" xmlns:wpi="http://schemas.microsoft.com/office/word/2010/wordprocessingInk" xmlns:wne="http://schemas.microsoft.com/office/word/2006/wordml" xmlns:wps="http://schemas.microsoft.com/office/word/2010/wordprocessingShape" mc:Ignorable="w14 w15 w16se w16cid w16 w16cex w16sdtdh w16sdtfl w16du wp14">
+  <w:footnote w:type="separator" w:id="-1">
     <w:p>
       <w:pPr>
         <w:spacing w:after="0" w:line="240" w:lineRule="auto"/>
@@ -2722,13 +2813,32 @@
       </w:r>
     </w:p>
   </w:footnote>
-  <w:footnote w:type="continuationSeparator" w:id="1">
+  <w:footnote w:type="continuationSeparator" w:id="0">
     <w:p>
       <w:pPr>
         <w:spacing w:after="0" w:line="240" w:lineRule="auto"/>
       </w:pPr>
       <w:r>
         <w:continuationSeparator/>
+      </w:r>
+    </w:p>
+  </w:footnote>
+  <w:footnote w:id="1">
+    <w:p>
+      <w:pPr>
+        <w:pStyle w:val="ad"/>
+      </w:pPr>
+      <w:r>
+        <w:rPr>
+          <w:rStyle w:val="af"/>
+        </w:rPr>
+        <w:footnoteRef/>
+      </w:r>
+      <w:r>
+        <w:t xml:space="preserve"> </w:t>
+      </w:r>
+      <w:r>
+        <w:t>Отношение численности безработных женщин (мужчин) к численности экономически активного женского (мужского) населения.</w:t>
       </w:r>
     </w:p>
   </w:footnote>
@@ -2747,7 +2857,7 @@
         <w:t xml:space="preserve"> </w:t>
       </w:r>
       <w:r>
-        <w:t>Отношение численности безработных женщин (мужчин) к численности экономически активного женского (мужского) населения.</w:t>
+        <w:t>Отношение численности занятых с высшим профессиональным образованием к общей численности населения с соответствующим уровнем образования. </w:t>
       </w:r>
     </w:p>
   </w:footnote>
@@ -2766,25 +2876,6 @@
         <w:t xml:space="preserve"> </w:t>
       </w:r>
       <w:r>
-        <w:t>Отношение численности занятых с высшим профессиональным образованием к общей численности населения с соответствующим уровнем образования. </w:t>
-      </w:r>
-    </w:p>
-  </w:footnote>
-  <w:footnote w:id="4">
-    <w:p>
-      <w:pPr>
-        <w:pStyle w:val="ad"/>
-      </w:pPr>
-      <w:r>
-        <w:rPr>
-          <w:rStyle w:val="af"/>
-        </w:rPr>
-        <w:footnoteRef/>
-      </w:r>
-      <w:r>
-        <w:t xml:space="preserve"> </w:t>
-      </w:r>
-      <w:r>
         <w:t>Отношение численности безработных с высшим профессиональным образованием к численности экономически активного населения с соответствующим уровнем образования.</w:t>
       </w:r>
     </w:p>
@@ -2793,7 +2884,7 @@
 </file>
 
 <file path=word/styles.xml><?xml version="1.0" encoding="utf-8"?>
-<w:styles xmlns:r="http://schemas.openxmlformats.org/officeDocument/2006/relationships" xmlns:w="http://schemas.openxmlformats.org/wordprocessingml/2006/main">
+<w:styles xmlns:mc="http://schemas.openxmlformats.org/markup-compatibility/2006" xmlns:r="http://schemas.openxmlformats.org/officeDocument/2006/relationships" xmlns:w="http://schemas.openxmlformats.org/wordprocessingml/2006/main" xmlns:w14="http://schemas.microsoft.com/office/word/2010/wordml" xmlns:w15="http://schemas.microsoft.com/office/word/2012/wordml" xmlns:w16cex="http://schemas.microsoft.com/office/word/2018/wordml/cex" xmlns:w16cid="http://schemas.microsoft.com/office/word/2016/wordml/cid" xmlns:w16="http://schemas.microsoft.com/office/word/2018/wordml" xmlns:w16du="http://schemas.microsoft.com/office/word/2023/wordml/word16du" xmlns:w16sdtdh="http://schemas.microsoft.com/office/word/2020/wordml/sdtdatahash" xmlns:w16sdtfl="http://schemas.microsoft.com/office/word/2024/wordml/sdtformatlock" xmlns:w16se="http://schemas.microsoft.com/office/word/2015/wordml/symex" mc:Ignorable="w14 w15 w16se w16cid w16 w16cex w16sdtdh w16sdtfl w16du">
   <w:docDefaults>
     <w:rPrDefault>
       <w:rPr>
@@ -2803,144 +2894,383 @@
     </w:rPrDefault>
     <w:pPrDefault/>
   </w:docDefaults>
-  <w:latentStyles w:defLockedState="0" w:defUIPriority="99" w:defSemiHidden="1" w:defUnhideWhenUsed="1" w:defQFormat="0" w:count="267">
-    <w:lsdException w:name="Normal" w:semiHidden="0" w:uiPriority="0" w:unhideWhenUsed="0" w:qFormat="1"/>
-    <w:lsdException w:name="heading 1" w:semiHidden="0" w:uiPriority="9" w:unhideWhenUsed="0" w:qFormat="1"/>
-    <w:lsdException w:name="heading 2" w:uiPriority="9" w:qFormat="1"/>
-    <w:lsdException w:name="heading 3" w:uiPriority="9" w:qFormat="1"/>
-    <w:lsdException w:name="heading 4" w:uiPriority="9" w:qFormat="1"/>
-    <w:lsdException w:name="heading 5" w:uiPriority="9" w:qFormat="1"/>
-    <w:lsdException w:name="heading 6" w:uiPriority="9" w:qFormat="1"/>
-    <w:lsdException w:name="heading 7" w:uiPriority="9" w:qFormat="1"/>
-    <w:lsdException w:name="heading 8" w:uiPriority="9" w:qFormat="1"/>
-    <w:lsdException w:name="heading 9" w:uiPriority="9" w:qFormat="1"/>
-    <w:lsdException w:name="toc 1" w:uiPriority="39"/>
-    <w:lsdException w:name="toc 2" w:uiPriority="39"/>
-    <w:lsdException w:name="toc 3" w:uiPriority="39"/>
-    <w:lsdException w:name="toc 4" w:uiPriority="39"/>
-    <w:lsdException w:name="toc 5" w:uiPriority="39"/>
-    <w:lsdException w:name="toc 6" w:uiPriority="39"/>
-    <w:lsdException w:name="toc 7" w:uiPriority="39"/>
-    <w:lsdException w:name="toc 8" w:uiPriority="39"/>
-    <w:lsdException w:name="toc 9" w:uiPriority="39"/>
-    <w:lsdException w:name="caption" w:uiPriority="35" w:qFormat="1"/>
-    <w:lsdException w:name="Title" w:semiHidden="0" w:uiPriority="10" w:unhideWhenUsed="0" w:qFormat="1"/>
-    <w:lsdException w:name="Default Paragraph Font" w:uiPriority="1"/>
-    <w:lsdException w:name="Subtitle" w:semiHidden="0" w:uiPriority="11" w:unhideWhenUsed="0" w:qFormat="1"/>
-    <w:lsdException w:name="Strong" w:semiHidden="0" w:uiPriority="22" w:unhideWhenUsed="0" w:qFormat="1"/>
-    <w:lsdException w:name="Emphasis" w:semiHidden="0" w:uiPriority="20" w:unhideWhenUsed="0" w:qFormat="1"/>
-    <w:lsdException w:name="Table Grid" w:semiHidden="0" w:uiPriority="59" w:unhideWhenUsed="0"/>
-    <w:lsdException w:name="Placeholder Text" w:unhideWhenUsed="0"/>
-    <w:lsdException w:name="No Spacing" w:semiHidden="0" w:uiPriority="1" w:unhideWhenUsed="0" w:qFormat="1"/>
-    <w:lsdException w:name="Light Shading" w:semiHidden="0" w:uiPriority="60" w:unhideWhenUsed="0"/>
-    <w:lsdException w:name="Light List" w:semiHidden="0" w:uiPriority="61" w:unhideWhenUsed="0"/>
-    <w:lsdException w:name="Light Grid" w:semiHidden="0" w:uiPriority="62" w:unhideWhenUsed="0"/>
-    <w:lsdException w:name="Medium Shading 1" w:semiHidden="0" w:uiPriority="63" w:unhideWhenUsed="0"/>
-    <w:lsdException w:name="Medium Shading 2" w:semiHidden="0" w:uiPriority="64" w:unhideWhenUsed="0"/>
-    <w:lsdException w:name="Medium List 1" w:semiHidden="0" w:uiPriority="65" w:unhideWhenUsed="0"/>
-    <w:lsdException w:name="Medium List 2" w:semiHidden="0" w:uiPriority="66" w:unhideWhenUsed="0"/>
-    <w:lsdException w:name="Medium Grid 1" w:semiHidden="0" w:uiPriority="67" w:unhideWhenUsed="0"/>
-    <w:lsdException w:name="Medium Grid 2" w:semiHidden="0" w:uiPriority="68" w:unhideWhenUsed="0"/>
-    <w:lsdException w:name="Medium Grid 3" w:semiHidden="0" w:uiPriority="69" w:unhideWhenUsed="0"/>
-    <w:lsdException w:name="Dark List" w:semiHidden="0" w:uiPriority="70" w:unhideWhenUsed="0"/>
-    <w:lsdException w:name="Colorful Shading" w:semiHidden="0" w:uiPriority="71" w:unhideWhenUsed="0"/>
-    <w:lsdException w:name="Colorful List" w:semiHidden="0" w:uiPriority="72" w:unhideWhenUsed="0"/>
-    <w:lsdException w:name="Colorful Grid" w:semiHidden="0" w:uiPriority="73" w:unhideWhenUsed="0"/>
-    <w:lsdException w:name="Light Shading Accent 1" w:semiHidden="0" w:uiPriority="60" w:unhideWhenUsed="0"/>
-    <w:lsdException w:name="Light List Accent 1" w:semiHidden="0" w:uiPriority="61" w:unhideWhenUsed="0"/>
-    <w:lsdException w:name="Light Grid Accent 1" w:semiHidden="0" w:uiPriority="62" w:unhideWhenUsed="0"/>
-    <w:lsdException w:name="Medium Shading 1 Accent 1" w:semiHidden="0" w:uiPriority="63" w:unhideWhenUsed="0"/>
-    <w:lsdException w:name="Medium Shading 2 Accent 1" w:semiHidden="0" w:uiPriority="64" w:unhideWhenUsed="0"/>
-    <w:lsdException w:name="Medium List 1 Accent 1" w:semiHidden="0" w:uiPriority="65" w:unhideWhenUsed="0"/>
-    <w:lsdException w:name="Revision" w:unhideWhenUsed="0"/>
-    <w:lsdException w:name="List Paragraph" w:semiHidden="0" w:uiPriority="34" w:unhideWhenUsed="0" w:qFormat="1"/>
-    <w:lsdException w:name="Quote" w:semiHidden="0" w:uiPriority="29" w:unhideWhenUsed="0" w:qFormat="1"/>
-    <w:lsdException w:name="Intense Quote" w:semiHidden="0" w:uiPriority="30" w:unhideWhenUsed="0" w:qFormat="1"/>
-    <w:lsdException w:name="Medium List 2 Accent 1" w:semiHidden="0" w:uiPriority="66" w:unhideWhenUsed="0"/>
-    <w:lsdException w:name="Medium Grid 1 Accent 1" w:semiHidden="0" w:uiPriority="67" w:unhideWhenUsed="0"/>
-    <w:lsdException w:name="Medium Grid 2 Accent 1" w:semiHidden="0" w:uiPriority="68" w:unhideWhenUsed="0"/>
-    <w:lsdException w:name="Medium Grid 3 Accent 1" w:semiHidden="0" w:uiPriority="69" w:unhideWhenUsed="0"/>
-    <w:lsdException w:name="Dark List Accent 1" w:semiHidden="0" w:uiPriority="70" w:unhideWhenUsed="0"/>
-    <w:lsdException w:name="Colorful Shading Accent 1" w:semiHidden="0" w:uiPriority="71" w:unhideWhenUsed="0"/>
-    <w:lsdException w:name="Colorful List Accent 1" w:semiHidden="0" w:uiPriority="72" w:unhideWhenUsed="0"/>
-    <w:lsdException w:name="Colorful Grid Accent 1" w:semiHidden="0" w:uiPriority="73" w:unhideWhenUsed="0"/>
-    <w:lsdException w:name="Light Shading Accent 2" w:semiHidden="0" w:uiPriority="60" w:unhideWhenUsed="0"/>
-    <w:lsdException w:name="Light List Accent 2" w:semiHidden="0" w:uiPriority="61" w:unhideWhenUsed="0"/>
-    <w:lsdException w:name="Light Grid Accent 2" w:semiHidden="0" w:uiPriority="62" w:unhideWhenUsed="0"/>
-    <w:lsdException w:name="Medium Shading 1 Accent 2" w:semiHidden="0" w:uiPriority="63" w:unhideWhenUsed="0"/>
-    <w:lsdException w:name="Medium Shading 2 Accent 2" w:semiHidden="0" w:uiPriority="64" w:unhideWhenUsed="0"/>
-    <w:lsdException w:name="Medium List 1 Accent 2" w:semiHidden="0" w:uiPriority="65" w:unhideWhenUsed="0"/>
-    <w:lsdException w:name="Medium List 2 Accent 2" w:semiHidden="0" w:uiPriority="66" w:unhideWhenUsed="0"/>
-    <w:lsdException w:name="Medium Grid 1 Accent 2" w:semiHidden="0" w:uiPriority="67" w:unhideWhenUsed="0"/>
-    <w:lsdException w:name="Medium Grid 2 Accent 2" w:semiHidden="0" w:uiPriority="68" w:unhideWhenUsed="0"/>
-    <w:lsdException w:name="Medium Grid 3 Accent 2" w:semiHidden="0" w:uiPriority="69" w:unhideWhenUsed="0"/>
-    <w:lsdException w:name="Dark List Accent 2" w:semiHidden="0" w:uiPriority="70" w:unhideWhenUsed="0"/>
-    <w:lsdException w:name="Colorful Shading Accent 2" w:semiHidden="0" w:uiPriority="71" w:unhideWhenUsed="0"/>
-    <w:lsdException w:name="Colorful List Accent 2" w:semiHidden="0" w:uiPriority="72" w:unhideWhenUsed="0"/>
-    <w:lsdException w:name="Colorful Grid Accent 2" w:semiHidden="0" w:uiPriority="73" w:unhideWhenUsed="0"/>
-    <w:lsdException w:name="Light Shading Accent 3" w:semiHidden="0" w:uiPriority="60" w:unhideWhenUsed="0"/>
-    <w:lsdException w:name="Light List Accent 3" w:semiHidden="0" w:uiPriority="61" w:unhideWhenUsed="0"/>
-    <w:lsdException w:name="Light Grid Accent 3" w:semiHidden="0" w:uiPriority="62" w:unhideWhenUsed="0"/>
-    <w:lsdException w:name="Medium Shading 1 Accent 3" w:semiHidden="0" w:uiPriority="63" w:unhideWhenUsed="0"/>
-    <w:lsdException w:name="Medium Shading 2 Accent 3" w:semiHidden="0" w:uiPriority="64" w:unhideWhenUsed="0"/>
-    <w:lsdException w:name="Medium List 1 Accent 3" w:semiHidden="0" w:uiPriority="65" w:unhideWhenUsed="0"/>
-    <w:lsdException w:name="Medium List 2 Accent 3" w:semiHidden="0" w:uiPriority="66" w:unhideWhenUsed="0"/>
-    <w:lsdException w:name="Medium Grid 1 Accent 3" w:semiHidden="0" w:uiPriority="67" w:unhideWhenUsed="0"/>
-    <w:lsdException w:name="Medium Grid 2 Accent 3" w:semiHidden="0" w:uiPriority="68" w:unhideWhenUsed="0"/>
-    <w:lsdException w:name="Medium Grid 3 Accent 3" w:semiHidden="0" w:uiPriority="69" w:unhideWhenUsed="0"/>
-    <w:lsdException w:name="Dark List Accent 3" w:semiHidden="0" w:uiPriority="70" w:unhideWhenUsed="0"/>
-    <w:lsdException w:name="Colorful Shading Accent 3" w:semiHidden="0" w:uiPriority="71" w:unhideWhenUsed="0"/>
-    <w:lsdException w:name="Colorful List Accent 3" w:semiHidden="0" w:uiPriority="72" w:unhideWhenUsed="0"/>
-    <w:lsdException w:name="Colorful Grid Accent 3" w:semiHidden="0" w:uiPriority="73" w:unhideWhenUsed="0"/>
-    <w:lsdException w:name="Light Shading Accent 4" w:semiHidden="0" w:uiPriority="60" w:unhideWhenUsed="0"/>
-    <w:lsdException w:name="Light List Accent 4" w:semiHidden="0" w:uiPriority="61" w:unhideWhenUsed="0"/>
-    <w:lsdException w:name="Light Grid Accent 4" w:semiHidden="0" w:uiPriority="62" w:unhideWhenUsed="0"/>
-    <w:lsdException w:name="Medium Shading 1 Accent 4" w:semiHidden="0" w:uiPriority="63" w:unhideWhenUsed="0"/>
-    <w:lsdException w:name="Medium Shading 2 Accent 4" w:semiHidden="0" w:uiPriority="64" w:unhideWhenUsed="0"/>
-    <w:lsdException w:name="Medium List 1 Accent 4" w:semiHidden="0" w:uiPriority="65" w:unhideWhenUsed="0"/>
-    <w:lsdException w:name="Medium List 2 Accent 4" w:semiHidden="0" w:uiPriority="66" w:unhideWhenUsed="0"/>
-    <w:lsdException w:name="Medium Grid 1 Accent 4" w:semiHidden="0" w:uiPriority="67" w:unhideWhenUsed="0"/>
-    <w:lsdException w:name="Medium Grid 2 Accent 4" w:semiHidden="0" w:uiPriority="68" w:unhideWhenUsed="0"/>
-    <w:lsdException w:name="Medium Grid 3 Accent 4" w:semiHidden="0" w:uiPriority="69" w:unhideWhenUsed="0"/>
-    <w:lsdException w:name="Dark List Accent 4" w:semiHidden="0" w:uiPriority="70" w:unhideWhenUsed="0"/>
-    <w:lsdException w:name="Colorful Shading Accent 4" w:semiHidden="0" w:uiPriority="71" w:unhideWhenUsed="0"/>
-    <w:lsdException w:name="Colorful List Accent 4" w:semiHidden="0" w:uiPriority="72" w:unhideWhenUsed="0"/>
-    <w:lsdException w:name="Colorful Grid Accent 4" w:semiHidden="0" w:uiPriority="73" w:unhideWhenUsed="0"/>
-    <w:lsdException w:name="Light Shading Accent 5" w:semiHidden="0" w:uiPriority="60" w:unhideWhenUsed="0"/>
-    <w:lsdException w:name="Light List Accent 5" w:semiHidden="0" w:uiPriority="61" w:unhideWhenUsed="0"/>
-    <w:lsdException w:name="Light Grid Accent 5" w:semiHidden="0" w:uiPriority="62" w:unhideWhenUsed="0"/>
-    <w:lsdException w:name="Medium Shading 1 Accent 5" w:semiHidden="0" w:uiPriority="63" w:unhideWhenUsed="0"/>
-    <w:lsdException w:name="Medium Shading 2 Accent 5" w:semiHidden="0" w:uiPriority="64" w:unhideWhenUsed="0"/>
-    <w:lsdException w:name="Medium List 1 Accent 5" w:semiHidden="0" w:uiPriority="65" w:unhideWhenUsed="0"/>
-    <w:lsdException w:name="Medium List 2 Accent 5" w:semiHidden="0" w:uiPriority="66" w:unhideWhenUsed="0"/>
-    <w:lsdException w:name="Medium Grid 1 Accent 5" w:semiHidden="0" w:uiPriority="67" w:unhideWhenUsed="0"/>
-    <w:lsdException w:name="Medium Grid 2 Accent 5" w:semiHidden="0" w:uiPriority="68" w:unhideWhenUsed="0"/>
-    <w:lsdException w:name="Medium Grid 3 Accent 5" w:semiHidden="0" w:uiPriority="69" w:unhideWhenUsed="0"/>
-    <w:lsdException w:name="Dark List Accent 5" w:semiHidden="0" w:uiPriority="70" w:unhideWhenUsed="0"/>
-    <w:lsdException w:name="Colorful Shading Accent 5" w:semiHidden="0" w:uiPriority="71" w:unhideWhenUsed="0"/>
-    <w:lsdException w:name="Colorful List Accent 5" w:semiHidden="0" w:uiPriority="72" w:unhideWhenUsed="0"/>
-    <w:lsdException w:name="Colorful Grid Accent 5" w:semiHidden="0" w:uiPriority="73" w:unhideWhenUsed="0"/>
-    <w:lsdException w:name="Light Shading Accent 6" w:semiHidden="0" w:uiPriority="60" w:unhideWhenUsed="0"/>
-    <w:lsdException w:name="Light List Accent 6" w:semiHidden="0" w:uiPriority="61" w:unhideWhenUsed="0"/>
-    <w:lsdException w:name="Light Grid Accent 6" w:semiHidden="0" w:uiPriority="62" w:unhideWhenUsed="0"/>
-    <w:lsdException w:name="Medium Shading 1 Accent 6" w:semiHidden="0" w:uiPriority="63" w:unhideWhenUsed="0"/>
-    <w:lsdException w:name="Medium Shading 2 Accent 6" w:semiHidden="0" w:uiPriority="64" w:unhideWhenUsed="0"/>
-    <w:lsdException w:name="Medium List 1 Accent 6" w:semiHidden="0" w:uiPriority="65" w:unhideWhenUsed="0"/>
-    <w:lsdException w:name="Medium List 2 Accent 6" w:semiHidden="0" w:uiPriority="66" w:unhideWhenUsed="0"/>
-    <w:lsdException w:name="Medium Grid 1 Accent 6" w:semiHidden="0" w:uiPriority="67" w:unhideWhenUsed="0"/>
-    <w:lsdException w:name="Medium Grid 2 Accent 6" w:semiHidden="0" w:uiPriority="68" w:unhideWhenUsed="0"/>
-    <w:lsdException w:name="Medium Grid 3 Accent 6" w:semiHidden="0" w:uiPriority="69" w:unhideWhenUsed="0"/>
-    <w:lsdException w:name="Dark List Accent 6" w:semiHidden="0" w:uiPriority="70" w:unhideWhenUsed="0"/>
-    <w:lsdException w:name="Colorful Shading Accent 6" w:semiHidden="0" w:uiPriority="71" w:unhideWhenUsed="0"/>
-    <w:lsdException w:name="Colorful List Accent 6" w:semiHidden="0" w:uiPriority="72" w:unhideWhenUsed="0"/>
-    <w:lsdException w:name="Colorful Grid Accent 6" w:semiHidden="0" w:uiPriority="73" w:unhideWhenUsed="0"/>
-    <w:lsdException w:name="Subtle Emphasis" w:semiHidden="0" w:uiPriority="19" w:unhideWhenUsed="0" w:qFormat="1"/>
-    <w:lsdException w:name="Intense Emphasis" w:semiHidden="0" w:uiPriority="21" w:unhideWhenUsed="0" w:qFormat="1"/>
-    <w:lsdException w:name="Subtle Reference" w:semiHidden="0" w:uiPriority="31" w:unhideWhenUsed="0" w:qFormat="1"/>
-    <w:lsdException w:name="Intense Reference" w:semiHidden="0" w:uiPriority="32" w:unhideWhenUsed="0" w:qFormat="1"/>
-    <w:lsdException w:name="Book Title" w:semiHidden="0" w:uiPriority="33" w:unhideWhenUsed="0" w:qFormat="1"/>
-    <w:lsdException w:name="Bibliography" w:uiPriority="37"/>
-    <w:lsdException w:name="TOC Heading" w:uiPriority="39" w:qFormat="1"/>
+  <w:latentStyles w:defLockedState="0" w:defUIPriority="99" w:defSemiHidden="0" w:defUnhideWhenUsed="0" w:defQFormat="0" w:count="376">
+    <w:lsdException w:name="Normal" w:uiPriority="0" w:qFormat="1"/>
+    <w:lsdException w:name="heading 1" w:uiPriority="9" w:qFormat="1"/>
+    <w:lsdException w:name="heading 2" w:semiHidden="1" w:uiPriority="9" w:unhideWhenUsed="1" w:qFormat="1"/>
+    <w:lsdException w:name="heading 3" w:semiHidden="1" w:uiPriority="9" w:unhideWhenUsed="1" w:qFormat="1"/>
+    <w:lsdException w:name="heading 4" w:semiHidden="1" w:uiPriority="9" w:unhideWhenUsed="1" w:qFormat="1"/>
+    <w:lsdException w:name="heading 5" w:semiHidden="1" w:uiPriority="9" w:unhideWhenUsed="1" w:qFormat="1"/>
+    <w:lsdException w:name="heading 6" w:semiHidden="1" w:uiPriority="9" w:unhideWhenUsed="1" w:qFormat="1"/>
+    <w:lsdException w:name="heading 7" w:semiHidden="1" w:uiPriority="9" w:unhideWhenUsed="1" w:qFormat="1"/>
+    <w:lsdException w:name="heading 8" w:semiHidden="1" w:uiPriority="9" w:unhideWhenUsed="1" w:qFormat="1"/>
+    <w:lsdException w:name="heading 9" w:semiHidden="1" w:uiPriority="9" w:unhideWhenUsed="1" w:qFormat="1"/>
+    <w:lsdException w:name="index 1" w:semiHidden="1" w:unhideWhenUsed="1"/>
+    <w:lsdException w:name="index 2" w:semiHidden="1" w:unhideWhenUsed="1"/>
+    <w:lsdException w:name="index 3" w:semiHidden="1" w:unhideWhenUsed="1"/>
+    <w:lsdException w:name="index 4" w:semiHidden="1" w:unhideWhenUsed="1"/>
+    <w:lsdException w:name="index 5" w:semiHidden="1" w:unhideWhenUsed="1"/>
+    <w:lsdException w:name="index 6" w:semiHidden="1" w:unhideWhenUsed="1"/>
+    <w:lsdException w:name="index 7" w:semiHidden="1" w:unhideWhenUsed="1"/>
+    <w:lsdException w:name="index 8" w:semiHidden="1" w:unhideWhenUsed="1"/>
+    <w:lsdException w:name="index 9" w:semiHidden="1" w:unhideWhenUsed="1"/>
+    <w:lsdException w:name="toc 1" w:semiHidden="1" w:uiPriority="39" w:unhideWhenUsed="1"/>
+    <w:lsdException w:name="toc 2" w:semiHidden="1" w:uiPriority="39" w:unhideWhenUsed="1"/>
+    <w:lsdException w:name="toc 3" w:semiHidden="1" w:uiPriority="39" w:unhideWhenUsed="1"/>
+    <w:lsdException w:name="toc 4" w:semiHidden="1" w:uiPriority="39" w:unhideWhenUsed="1"/>
+    <w:lsdException w:name="toc 5" w:semiHidden="1" w:uiPriority="39" w:unhideWhenUsed="1"/>
+    <w:lsdException w:name="toc 6" w:semiHidden="1" w:uiPriority="39" w:unhideWhenUsed="1"/>
+    <w:lsdException w:name="toc 7" w:semiHidden="1" w:uiPriority="39" w:unhideWhenUsed="1"/>
+    <w:lsdException w:name="toc 8" w:semiHidden="1" w:uiPriority="39" w:unhideWhenUsed="1"/>
+    <w:lsdException w:name="toc 9" w:semiHidden="1" w:uiPriority="39" w:unhideWhenUsed="1"/>
+    <w:lsdException w:name="Normal Indent" w:semiHidden="1" w:unhideWhenUsed="1"/>
+    <w:lsdException w:name="footnote text" w:semiHidden="1" w:unhideWhenUsed="1"/>
+    <w:lsdException w:name="annotation text" w:semiHidden="1" w:unhideWhenUsed="1"/>
+    <w:lsdException w:name="header" w:semiHidden="1" w:unhideWhenUsed="1"/>
+    <w:lsdException w:name="footer" w:semiHidden="1" w:unhideWhenUsed="1"/>
+    <w:lsdException w:name="index heading" w:semiHidden="1" w:unhideWhenUsed="1"/>
+    <w:lsdException w:name="caption" w:semiHidden="1" w:uiPriority="35" w:unhideWhenUsed="1" w:qFormat="1"/>
+    <w:lsdException w:name="table of figures" w:semiHidden="1" w:unhideWhenUsed="1"/>
+    <w:lsdException w:name="envelope address" w:semiHidden="1" w:unhideWhenUsed="1"/>
+    <w:lsdException w:name="envelope return" w:semiHidden="1" w:unhideWhenUsed="1"/>
+    <w:lsdException w:name="footnote reference" w:semiHidden="1" w:unhideWhenUsed="1"/>
+    <w:lsdException w:name="annotation reference" w:semiHidden="1" w:unhideWhenUsed="1"/>
+    <w:lsdException w:name="line number" w:semiHidden="1" w:unhideWhenUsed="1"/>
+    <w:lsdException w:name="page number" w:semiHidden="1" w:unhideWhenUsed="1"/>
+    <w:lsdException w:name="endnote reference" w:semiHidden="1" w:unhideWhenUsed="1"/>
+    <w:lsdException w:name="endnote text" w:semiHidden="1" w:unhideWhenUsed="1"/>
+    <w:lsdException w:name="table of authorities" w:semiHidden="1" w:unhideWhenUsed="1"/>
+    <w:lsdException w:name="macro" w:semiHidden="1" w:unhideWhenUsed="1"/>
+    <w:lsdException w:name="toa heading" w:semiHidden="1" w:unhideWhenUsed="1"/>
+    <w:lsdException w:name="List" w:semiHidden="1" w:unhideWhenUsed="1"/>
+    <w:lsdException w:name="List Bullet" w:semiHidden="1" w:unhideWhenUsed="1"/>
+    <w:lsdException w:name="List Number" w:semiHidden="1" w:unhideWhenUsed="1"/>
+    <w:lsdException w:name="List 2" w:semiHidden="1" w:unhideWhenUsed="1"/>
+    <w:lsdException w:name="List 3" w:semiHidden="1" w:unhideWhenUsed="1"/>
+    <w:lsdException w:name="List 4" w:semiHidden="1" w:unhideWhenUsed="1"/>
+    <w:lsdException w:name="List 5" w:semiHidden="1" w:unhideWhenUsed="1"/>
+    <w:lsdException w:name="List Bullet 2" w:semiHidden="1" w:unhideWhenUsed="1"/>
+    <w:lsdException w:name="List Bullet 3" w:semiHidden="1" w:unhideWhenUsed="1"/>
+    <w:lsdException w:name="List Bullet 4" w:semiHidden="1" w:unhideWhenUsed="1"/>
+    <w:lsdException w:name="List Bullet 5" w:semiHidden="1" w:unhideWhenUsed="1"/>
+    <w:lsdException w:name="List Number 2" w:semiHidden="1" w:unhideWhenUsed="1"/>
+    <w:lsdException w:name="List Number 3" w:semiHidden="1" w:unhideWhenUsed="1"/>
+    <w:lsdException w:name="List Number 4" w:semiHidden="1" w:unhideWhenUsed="1"/>
+    <w:lsdException w:name="List Number 5" w:semiHidden="1" w:unhideWhenUsed="1"/>
+    <w:lsdException w:name="Title" w:uiPriority="10" w:qFormat="1"/>
+    <w:lsdException w:name="Closing" w:semiHidden="1" w:unhideWhenUsed="1"/>
+    <w:lsdException w:name="Signature" w:semiHidden="1" w:unhideWhenUsed="1"/>
+    <w:lsdException w:name="Default Paragraph Font" w:semiHidden="1" w:uiPriority="1" w:unhideWhenUsed="1"/>
+    <w:lsdException w:name="Body Text" w:semiHidden="1" w:unhideWhenUsed="1"/>
+    <w:lsdException w:name="Body Text Indent" w:semiHidden="1" w:unhideWhenUsed="1"/>
+    <w:lsdException w:name="List Continue" w:semiHidden="1" w:unhideWhenUsed="1"/>
+    <w:lsdException w:name="List Continue 2" w:semiHidden="1" w:unhideWhenUsed="1"/>
+    <w:lsdException w:name="List Continue 3" w:semiHidden="1" w:unhideWhenUsed="1"/>
+    <w:lsdException w:name="List Continue 4" w:semiHidden="1" w:unhideWhenUsed="1"/>
+    <w:lsdException w:name="List Continue 5" w:semiHidden="1" w:unhideWhenUsed="1"/>
+    <w:lsdException w:name="Message Header" w:semiHidden="1" w:unhideWhenUsed="1"/>
+    <w:lsdException w:name="Subtitle" w:uiPriority="11" w:qFormat="1"/>
+    <w:lsdException w:name="Salutation" w:semiHidden="1" w:unhideWhenUsed="1"/>
+    <w:lsdException w:name="Date" w:semiHidden="1" w:unhideWhenUsed="1"/>
+    <w:lsdException w:name="Body Text First Indent" w:semiHidden="1" w:unhideWhenUsed="1"/>
+    <w:lsdException w:name="Body Text First Indent 2" w:semiHidden="1" w:unhideWhenUsed="1"/>
+    <w:lsdException w:name="Note Heading" w:semiHidden="1" w:unhideWhenUsed="1"/>
+    <w:lsdException w:name="Body Text 2" w:semiHidden="1" w:unhideWhenUsed="1"/>
+    <w:lsdException w:name="Body Text 3" w:semiHidden="1" w:unhideWhenUsed="1"/>
+    <w:lsdException w:name="Body Text Indent 2" w:semiHidden="1" w:unhideWhenUsed="1"/>
+    <w:lsdException w:name="Body Text Indent 3" w:semiHidden="1" w:unhideWhenUsed="1"/>
+    <w:lsdException w:name="Block Text" w:semiHidden="1" w:unhideWhenUsed="1"/>
+    <w:lsdException w:name="Hyperlink" w:semiHidden="1" w:unhideWhenUsed="1"/>
+    <w:lsdException w:name="FollowedHyperlink" w:semiHidden="1" w:unhideWhenUsed="1"/>
+    <w:lsdException w:name="Strong" w:uiPriority="22" w:qFormat="1"/>
+    <w:lsdException w:name="Emphasis" w:uiPriority="20" w:qFormat="1"/>
+    <w:lsdException w:name="Document Map" w:semiHidden="1" w:unhideWhenUsed="1"/>
+    <w:lsdException w:name="Plain Text" w:semiHidden="1" w:unhideWhenUsed="1"/>
+    <w:lsdException w:name="E-mail Signature" w:semiHidden="1" w:unhideWhenUsed="1"/>
+    <w:lsdException w:name="HTML Top of Form" w:semiHidden="1" w:unhideWhenUsed="1"/>
+    <w:lsdException w:name="HTML Bottom of Form" w:semiHidden="1" w:unhideWhenUsed="1"/>
+    <w:lsdException w:name="Normal (Web)" w:semiHidden="1" w:unhideWhenUsed="1"/>
+    <w:lsdException w:name="HTML Acronym" w:semiHidden="1" w:unhideWhenUsed="1"/>
+    <w:lsdException w:name="HTML Address" w:semiHidden="1" w:unhideWhenUsed="1"/>
+    <w:lsdException w:name="HTML Cite" w:semiHidden="1" w:unhideWhenUsed="1"/>
+    <w:lsdException w:name="HTML Code" w:semiHidden="1" w:unhideWhenUsed="1"/>
+    <w:lsdException w:name="HTML Definition" w:semiHidden="1" w:unhideWhenUsed="1"/>
+    <w:lsdException w:name="HTML Keyboard" w:semiHidden="1" w:unhideWhenUsed="1"/>
+    <w:lsdException w:name="HTML Preformatted" w:semiHidden="1" w:unhideWhenUsed="1"/>
+    <w:lsdException w:name="HTML Sample" w:semiHidden="1" w:unhideWhenUsed="1"/>
+    <w:lsdException w:name="HTML Typewriter" w:semiHidden="1" w:unhideWhenUsed="1"/>
+    <w:lsdException w:name="HTML Variable" w:semiHidden="1" w:unhideWhenUsed="1"/>
+    <w:lsdException w:name="Normal Table" w:semiHidden="1" w:unhideWhenUsed="1"/>
+    <w:lsdException w:name="annotation subject" w:semiHidden="1" w:unhideWhenUsed="1"/>
+    <w:lsdException w:name="No List" w:semiHidden="1" w:unhideWhenUsed="1"/>
+    <w:lsdException w:name="Outline List 1" w:semiHidden="1" w:unhideWhenUsed="1"/>
+    <w:lsdException w:name="Outline List 2" w:semiHidden="1" w:unhideWhenUsed="1"/>
+    <w:lsdException w:name="Outline List 3" w:semiHidden="1" w:unhideWhenUsed="1"/>
+    <w:lsdException w:name="Table Simple 1" w:semiHidden="1" w:unhideWhenUsed="1"/>
+    <w:lsdException w:name="Table Simple 2" w:semiHidden="1" w:unhideWhenUsed="1"/>
+    <w:lsdException w:name="Table Simple 3" w:semiHidden="1" w:unhideWhenUsed="1"/>
+    <w:lsdException w:name="Table Classic 1" w:semiHidden="1" w:unhideWhenUsed="1"/>
+    <w:lsdException w:name="Table Classic 2" w:semiHidden="1" w:unhideWhenUsed="1"/>
+    <w:lsdException w:name="Table Classic 3" w:semiHidden="1" w:unhideWhenUsed="1"/>
+    <w:lsdException w:name="Table Classic 4" w:semiHidden="1" w:unhideWhenUsed="1"/>
+    <w:lsdException w:name="Table Colorful 1" w:semiHidden="1" w:unhideWhenUsed="1"/>
+    <w:lsdException w:name="Table Colorful 2" w:semiHidden="1" w:unhideWhenUsed="1"/>
+    <w:lsdException w:name="Table Colorful 3" w:semiHidden="1" w:unhideWhenUsed="1"/>
+    <w:lsdException w:name="Table Columns 1" w:semiHidden="1" w:unhideWhenUsed="1"/>
+    <w:lsdException w:name="Table Columns 2" w:semiHidden="1" w:unhideWhenUsed="1"/>
+    <w:lsdException w:name="Table Columns 3" w:semiHidden="1" w:unhideWhenUsed="1"/>
+    <w:lsdException w:name="Table Columns 4" w:semiHidden="1" w:unhideWhenUsed="1"/>
+    <w:lsdException w:name="Table Columns 5" w:semiHidden="1" w:unhideWhenUsed="1"/>
+    <w:lsdException w:name="Table Grid 1" w:semiHidden="1" w:unhideWhenUsed="1"/>
+    <w:lsdException w:name="Table Grid 2" w:semiHidden="1" w:unhideWhenUsed="1"/>
+    <w:lsdException w:name="Table Grid 3" w:semiHidden="1" w:unhideWhenUsed="1"/>
+    <w:lsdException w:name="Table Grid 4" w:semiHidden="1" w:unhideWhenUsed="1"/>
+    <w:lsdException w:name="Table Grid 5" w:semiHidden="1" w:unhideWhenUsed="1"/>
+    <w:lsdException w:name="Table Grid 6" w:semiHidden="1" w:unhideWhenUsed="1"/>
+    <w:lsdException w:name="Table Grid 7" w:semiHidden="1" w:unhideWhenUsed="1"/>
+    <w:lsdException w:name="Table Grid 8" w:semiHidden="1" w:unhideWhenUsed="1"/>
+    <w:lsdException w:name="Table List 1" w:semiHidden="1" w:unhideWhenUsed="1"/>
+    <w:lsdException w:name="Table List 2" w:semiHidden="1" w:unhideWhenUsed="1"/>
+    <w:lsdException w:name="Table List 3" w:semiHidden="1" w:unhideWhenUsed="1"/>
+    <w:lsdException w:name="Table List 4" w:semiHidden="1" w:unhideWhenUsed="1"/>
+    <w:lsdException w:name="Table List 5" w:semiHidden="1" w:unhideWhenUsed="1"/>
+    <w:lsdException w:name="Table List 6" w:semiHidden="1" w:unhideWhenUsed="1"/>
+    <w:lsdException w:name="Table List 7" w:semiHidden="1" w:unhideWhenUsed="1"/>
+    <w:lsdException w:name="Table List 8" w:semiHidden="1" w:unhideWhenUsed="1"/>
+    <w:lsdException w:name="Table 3D effects 1" w:semiHidden="1" w:unhideWhenUsed="1"/>
+    <w:lsdException w:name="Table 3D effects 2" w:semiHidden="1" w:unhideWhenUsed="1"/>
+    <w:lsdException w:name="Table 3D effects 3" w:semiHidden="1" w:unhideWhenUsed="1"/>
+    <w:lsdException w:name="Table Contemporary" w:semiHidden="1" w:unhideWhenUsed="1"/>
+    <w:lsdException w:name="Table Elegant" w:semiHidden="1" w:unhideWhenUsed="1"/>
+    <w:lsdException w:name="Table Professional" w:semiHidden="1" w:unhideWhenUsed="1"/>
+    <w:lsdException w:name="Table Subtle 1" w:semiHidden="1" w:unhideWhenUsed="1"/>
+    <w:lsdException w:name="Table Subtle 2" w:semiHidden="1" w:unhideWhenUsed="1"/>
+    <w:lsdException w:name="Table Web 1" w:semiHidden="1" w:unhideWhenUsed="1"/>
+    <w:lsdException w:name="Table Web 2" w:semiHidden="1" w:unhideWhenUsed="1"/>
+    <w:lsdException w:name="Table Web 3" w:semiHidden="1" w:unhideWhenUsed="1"/>
+    <w:lsdException w:name="Balloon Text" w:semiHidden="1" w:unhideWhenUsed="1"/>
+    <w:lsdException w:name="Table Grid" w:uiPriority="59"/>
+    <w:lsdException w:name="Table Theme" w:semiHidden="1" w:unhideWhenUsed="1"/>
+    <w:lsdException w:name="Placeholder Text" w:semiHidden="1"/>
+    <w:lsdException w:name="No Spacing" w:uiPriority="1" w:qFormat="1"/>
+    <w:lsdException w:name="Light Shading" w:uiPriority="60"/>
+    <w:lsdException w:name="Light List" w:uiPriority="61"/>
+    <w:lsdException w:name="Light Grid" w:uiPriority="62"/>
+    <w:lsdException w:name="Medium Shading 1" w:uiPriority="63"/>
+    <w:lsdException w:name="Medium Shading 2" w:uiPriority="64"/>
+    <w:lsdException w:name="Medium List 1" w:uiPriority="65"/>
+    <w:lsdException w:name="Medium List 2" w:uiPriority="66"/>
+    <w:lsdException w:name="Medium Grid 1" w:uiPriority="67"/>
+    <w:lsdException w:name="Medium Grid 2" w:uiPriority="68"/>
+    <w:lsdException w:name="Medium Grid 3" w:uiPriority="69"/>
+    <w:lsdException w:name="Dark List" w:uiPriority="70"/>
+    <w:lsdException w:name="Colorful Shading" w:uiPriority="71"/>
+    <w:lsdException w:name="Colorful List" w:uiPriority="72"/>
+    <w:lsdException w:name="Colorful Grid" w:uiPriority="73"/>
+    <w:lsdException w:name="Light Shading Accent 1" w:uiPriority="60"/>
+    <w:lsdException w:name="Light List Accent 1" w:uiPriority="61"/>
+    <w:lsdException w:name="Light Grid Accent 1" w:uiPriority="62"/>
+    <w:lsdException w:name="Medium Shading 1 Accent 1" w:uiPriority="63"/>
+    <w:lsdException w:name="Medium Shading 2 Accent 1" w:uiPriority="64"/>
+    <w:lsdException w:name="Medium List 1 Accent 1" w:uiPriority="65"/>
+    <w:lsdException w:name="Revision" w:semiHidden="1"/>
+    <w:lsdException w:name="List Paragraph" w:uiPriority="34" w:qFormat="1"/>
+    <w:lsdException w:name="Quote" w:uiPriority="29" w:qFormat="1"/>
+    <w:lsdException w:name="Intense Quote" w:uiPriority="30" w:qFormat="1"/>
+    <w:lsdException w:name="Medium List 2 Accent 1" w:uiPriority="66"/>
+    <w:lsdException w:name="Medium Grid 1 Accent 1" w:uiPriority="67"/>
+    <w:lsdException w:name="Medium Grid 2 Accent 1" w:uiPriority="68"/>
+    <w:lsdException w:name="Medium Grid 3 Accent 1" w:uiPriority="69"/>
+    <w:lsdException w:name="Dark List Accent 1" w:uiPriority="70"/>
+    <w:lsdException w:name="Colorful Shading Accent 1" w:uiPriority="71"/>
+    <w:lsdException w:name="Colorful List Accent 1" w:uiPriority="72"/>
+    <w:lsdException w:name="Colorful Grid Accent 1" w:uiPriority="73"/>
+    <w:lsdException w:name="Light Shading Accent 2" w:uiPriority="60"/>
+    <w:lsdException w:name="Light List Accent 2" w:uiPriority="61"/>
+    <w:lsdException w:name="Light Grid Accent 2" w:uiPriority="62"/>
+    <w:lsdException w:name="Medium Shading 1 Accent 2" w:uiPriority="63"/>
+    <w:lsdException w:name="Medium Shading 2 Accent 2" w:uiPriority="64"/>
+    <w:lsdException w:name="Medium List 1 Accent 2" w:uiPriority="65"/>
+    <w:lsdException w:name="Medium List 2 Accent 2" w:uiPriority="66"/>
+    <w:lsdException w:name="Medium Grid 1 Accent 2" w:uiPriority="67"/>
+    <w:lsdException w:name="Medium Grid 2 Accent 2" w:uiPriority="68"/>
+    <w:lsdException w:name="Medium Grid 3 Accent 2" w:uiPriority="69"/>
+    <w:lsdException w:name="Dark List Accent 2" w:uiPriority="70"/>
+    <w:lsdException w:name="Colorful Shading Accent 2" w:uiPriority="71"/>
+    <w:lsdException w:name="Colorful List Accent 2" w:uiPriority="72"/>
+    <w:lsdException w:name="Colorful Grid Accent 2" w:uiPriority="73"/>
+    <w:lsdException w:name="Light Shading Accent 3" w:uiPriority="60"/>
+    <w:lsdException w:name="Light List Accent 3" w:uiPriority="61"/>
+    <w:lsdException w:name="Light Grid Accent 3" w:uiPriority="62"/>
+    <w:lsdException w:name="Medium Shading 1 Accent 3" w:uiPriority="63"/>
+    <w:lsdException w:name="Medium Shading 2 Accent 3" w:uiPriority="64"/>
+    <w:lsdException w:name="Medium List 1 Accent 3" w:uiPriority="65"/>
+    <w:lsdException w:name="Medium List 2 Accent 3" w:uiPriority="66"/>
+    <w:lsdException w:name="Medium Grid 1 Accent 3" w:uiPriority="67"/>
+    <w:lsdException w:name="Medium Grid 2 Accent 3" w:uiPriority="68"/>
+    <w:lsdException w:name="Medium Grid 3 Accent 3" w:uiPriority="69"/>
+    <w:lsdException w:name="Dark List Accent 3" w:uiPriority="70"/>
+    <w:lsdException w:name="Colorful Shading Accent 3" w:uiPriority="71"/>
+    <w:lsdException w:name="Colorful List Accent 3" w:uiPriority="72"/>
+    <w:lsdException w:name="Colorful Grid Accent 3" w:uiPriority="73"/>
+    <w:lsdException w:name="Light Shading Accent 4" w:uiPriority="60"/>
+    <w:lsdException w:name="Light List Accent 4" w:uiPriority="61"/>
+    <w:lsdException w:name="Light Grid Accent 4" w:uiPriority="62"/>
+    <w:lsdException w:name="Medium Shading 1 Accent 4" w:uiPriority="63"/>
+    <w:lsdException w:name="Medium Shading 2 Accent 4" w:uiPriority="64"/>
+    <w:lsdException w:name="Medium List 1 Accent 4" w:uiPriority="65"/>
+    <w:lsdException w:name="Medium List 2 Accent 4" w:uiPriority="66"/>
+    <w:lsdException w:name="Medium Grid 1 Accent 4" w:uiPriority="67"/>
+    <w:lsdException w:name="Medium Grid 2 Accent 4" w:uiPriority="68"/>
+    <w:lsdException w:name="Medium Grid 3 Accent 4" w:uiPriority="69"/>
+    <w:lsdException w:name="Dark List Accent 4" w:uiPriority="70"/>
+    <w:lsdException w:name="Colorful Shading Accent 4" w:uiPriority="71"/>
+    <w:lsdException w:name="Colorful List Accent 4" w:uiPriority="72"/>
+    <w:lsdException w:name="Colorful Grid Accent 4" w:uiPriority="73"/>
+    <w:lsdException w:name="Light Shading Accent 5" w:uiPriority="60"/>
+    <w:lsdException w:name="Light List Accent 5" w:uiPriority="61"/>
+    <w:lsdException w:name="Light Grid Accent 5" w:uiPriority="62"/>
+    <w:lsdException w:name="Medium Shading 1 Accent 5" w:uiPriority="63"/>
+    <w:lsdException w:name="Medium Shading 2 Accent 5" w:uiPriority="64"/>
+    <w:lsdException w:name="Medium List 1 Accent 5" w:uiPriority="65"/>
+    <w:lsdException w:name="Medium List 2 Accent 5" w:uiPriority="66"/>
+    <w:lsdException w:name="Medium Grid 1 Accent 5" w:uiPriority="67"/>
+    <w:lsdException w:name="Medium Grid 2 Accent 5" w:uiPriority="68"/>
+    <w:lsdException w:name="Medium Grid 3 Accent 5" w:uiPriority="69"/>
+    <w:lsdException w:name="Dark List Accent 5" w:uiPriority="70"/>
+    <w:lsdException w:name="Colorful Shading Accent 5" w:uiPriority="71"/>
+    <w:lsdException w:name="Colorful List Accent 5" w:uiPriority="72"/>
+    <w:lsdException w:name="Colorful Grid Accent 5" w:uiPriority="73"/>
+    <w:lsdException w:name="Light Shading Accent 6" w:uiPriority="60"/>
+    <w:lsdException w:name="Light List Accent 6" w:uiPriority="61"/>
+    <w:lsdException w:name="Light Grid Accent 6" w:uiPriority="62"/>
+    <w:lsdException w:name="Medium Shading 1 Accent 6" w:uiPriority="63"/>
+    <w:lsdException w:name="Medium Shading 2 Accent 6" w:uiPriority="64"/>
+    <w:lsdException w:name="Medium List 1 Accent 6" w:uiPriority="65"/>
+    <w:lsdException w:name="Medium List 2 Accent 6" w:uiPriority="66"/>
+    <w:lsdException w:name="Medium Grid 1 Accent 6" w:uiPriority="67"/>
+    <w:lsdException w:name="Medium Grid 2 Accent 6" w:uiPriority="68"/>
+    <w:lsdException w:name="Medium Grid 3 Accent 6" w:uiPriority="69"/>
+    <w:lsdException w:name="Dark List Accent 6" w:uiPriority="70"/>
+    <w:lsdException w:name="Colorful Shading Accent 6" w:uiPriority="71"/>
+    <w:lsdException w:name="Colorful List Accent 6" w:uiPriority="72"/>
+    <w:lsdException w:name="Colorful Grid Accent 6" w:uiPriority="73"/>
+    <w:lsdException w:name="Subtle Emphasis" w:uiPriority="19" w:qFormat="1"/>
+    <w:lsdException w:name="Intense Emphasis" w:uiPriority="21" w:qFormat="1"/>
+    <w:lsdException w:name="Subtle Reference" w:uiPriority="31" w:qFormat="1"/>
+    <w:lsdException w:name="Intense Reference" w:uiPriority="32" w:qFormat="1"/>
+    <w:lsdException w:name="Book Title" w:uiPriority="33" w:qFormat="1"/>
+    <w:lsdException w:name="Bibliography" w:semiHidden="1" w:uiPriority="37" w:unhideWhenUsed="1"/>
+    <w:lsdException w:name="TOC Heading" w:semiHidden="1" w:uiPriority="39" w:unhideWhenUsed="1" w:qFormat="1"/>
+    <w:lsdException w:name="Plain Table 1" w:uiPriority="41"/>
+    <w:lsdException w:name="Plain Table 2" w:uiPriority="42"/>
+    <w:lsdException w:name="Plain Table 3" w:uiPriority="43"/>
+    <w:lsdException w:name="Plain Table 4" w:uiPriority="44"/>
+    <w:lsdException w:name="Plain Table 5" w:uiPriority="45"/>
+    <w:lsdException w:name="Grid Table Light" w:uiPriority="40"/>
+    <w:lsdException w:name="Grid Table 1 Light" w:uiPriority="46"/>
+    <w:lsdException w:name="Grid Table 2" w:uiPriority="47"/>
+    <w:lsdException w:name="Grid Table 3" w:uiPriority="48"/>
+    <w:lsdException w:name="Grid Table 4" w:uiPriority="49"/>
+    <w:lsdException w:name="Grid Table 5 Dark" w:uiPriority="50"/>
+    <w:lsdException w:name="Grid Table 6 Colorful" w:uiPriority="51"/>
+    <w:lsdException w:name="Grid Table 7 Colorful" w:uiPriority="52"/>
+    <w:lsdException w:name="Grid Table 1 Light Accent 1" w:uiPriority="46"/>
+    <w:lsdException w:name="Grid Table 2 Accent 1" w:uiPriority="47"/>
+    <w:lsdException w:name="Grid Table 3 Accent 1" w:uiPriority="48"/>
+    <w:lsdException w:name="Grid Table 4 Accent 1" w:uiPriority="49"/>
+    <w:lsdException w:name="Grid Table 5 Dark Accent 1" w:uiPriority="50"/>
+    <w:lsdException w:name="Grid Table 6 Colorful Accent 1" w:uiPriority="51"/>
+    <w:lsdException w:name="Grid Table 7 Colorful Accent 1" w:uiPriority="52"/>
+    <w:lsdException w:name="Grid Table 1 Light Accent 2" w:uiPriority="46"/>
+    <w:lsdException w:name="Grid Table 2 Accent 2" w:uiPriority="47"/>
+    <w:lsdException w:name="Grid Table 3 Accent 2" w:uiPriority="48"/>
+    <w:lsdException w:name="Grid Table 4 Accent 2" w:uiPriority="49"/>
+    <w:lsdException w:name="Grid Table 5 Dark Accent 2" w:uiPriority="50"/>
+    <w:lsdException w:name="Grid Table 6 Colorful Accent 2" w:uiPriority="51"/>
+    <w:lsdException w:name="Grid Table 7 Colorful Accent 2" w:uiPriority="52"/>
+    <w:lsdException w:name="Grid Table 1 Light Accent 3" w:uiPriority="46"/>
+    <w:lsdException w:name="Grid Table 2 Accent 3" w:uiPriority="47"/>
+    <w:lsdException w:name="Grid Table 3 Accent 3" w:uiPriority="48"/>
+    <w:lsdException w:name="Grid Table 4 Accent 3" w:uiPriority="49"/>
+    <w:lsdException w:name="Grid Table 5 Dark Accent 3" w:uiPriority="50"/>
+    <w:lsdException w:name="Grid Table 6 Colorful Accent 3" w:uiPriority="51"/>
+    <w:lsdException w:name="Grid Table 7 Colorful Accent 3" w:uiPriority="52"/>
+    <w:lsdException w:name="Grid Table 1 Light Accent 4" w:uiPriority="46"/>
+    <w:lsdException w:name="Grid Table 2 Accent 4" w:uiPriority="47"/>
+    <w:lsdException w:name="Grid Table 3 Accent 4" w:uiPriority="48"/>
+    <w:lsdException w:name="Grid Table 4 Accent 4" w:uiPriority="49"/>
+    <w:lsdException w:name="Grid Table 5 Dark Accent 4" w:uiPriority="50"/>
+    <w:lsdException w:name="Grid Table 6 Colorful Accent 4" w:uiPriority="51"/>
+    <w:lsdException w:name="Grid Table 7 Colorful Accent 4" w:uiPriority="52"/>
+    <w:lsdException w:name="Grid Table 1 Light Accent 5" w:uiPriority="46"/>
+    <w:lsdException w:name="Grid Table 2 Accent 5" w:uiPriority="47"/>
+    <w:lsdException w:name="Grid Table 3 Accent 5" w:uiPriority="48"/>
+    <w:lsdException w:name="Grid Table 4 Accent 5" w:uiPriority="49"/>
+    <w:lsdException w:name="Grid Table 5 Dark Accent 5" w:uiPriority="50"/>
+    <w:lsdException w:name="Grid Table 6 Colorful Accent 5" w:uiPriority="51"/>
+    <w:lsdException w:name="Grid Table 7 Colorful Accent 5" w:uiPriority="52"/>
+    <w:lsdException w:name="Grid Table 1 Light Accent 6" w:uiPriority="46"/>
+    <w:lsdException w:name="Grid Table 2 Accent 6" w:uiPriority="47"/>
+    <w:lsdException w:name="Grid Table 3 Accent 6" w:uiPriority="48"/>
+    <w:lsdException w:name="Grid Table 4 Accent 6" w:uiPriority="49"/>
+    <w:lsdException w:name="Grid Table 5 Dark Accent 6" w:uiPriority="50"/>
+    <w:lsdException w:name="Grid Table 6 Colorful Accent 6" w:uiPriority="51"/>
+    <w:lsdException w:name="Grid Table 7 Colorful Accent 6" w:uiPriority="52"/>
+    <w:lsdException w:name="List Table 1 Light" w:uiPriority="46"/>
+    <w:lsdException w:name="List Table 2" w:uiPriority="47"/>
+    <w:lsdException w:name="List Table 3" w:uiPriority="48"/>
+    <w:lsdException w:name="List Table 4" w:uiPriority="49"/>
+    <w:lsdException w:name="List Table 5 Dark" w:uiPriority="50"/>
+    <w:lsdException w:name="List Table 6 Colorful" w:uiPriority="51"/>
+    <w:lsdException w:name="List Table 7 Colorful" w:uiPriority="52"/>
+    <w:lsdException w:name="List Table 1 Light Accent 1" w:uiPriority="46"/>
+    <w:lsdException w:name="List Table 2 Accent 1" w:uiPriority="47"/>
+    <w:lsdException w:name="List Table 3 Accent 1" w:uiPriority="48"/>
+    <w:lsdException w:name="List Table 4 Accent 1" w:uiPriority="49"/>
+    <w:lsdException w:name="List Table 5 Dark Accent 1" w:uiPriority="50"/>
+    <w:lsdException w:name="List Table 6 Colorful Accent 1" w:uiPriority="51"/>
+    <w:lsdException w:name="List Table 7 Colorful Accent 1" w:uiPriority="52"/>
+    <w:lsdException w:name="List Table 1 Light Accent 2" w:uiPriority="46"/>
+    <w:lsdException w:name="List Table 2 Accent 2" w:uiPriority="47"/>
+    <w:lsdException w:name="List Table 3 Accent 2" w:uiPriority="48"/>
+    <w:lsdException w:name="List Table 4 Accent 2" w:uiPriority="49"/>
+    <w:lsdException w:name="List Table 5 Dark Accent 2" w:uiPriority="50"/>
+    <w:lsdException w:name="List Table 6 Colorful Accent 2" w:uiPriority="51"/>
+    <w:lsdException w:name="List Table 7 Colorful Accent 2" w:uiPriority="52"/>
+    <w:lsdException w:name="List Table 1 Light Accent 3" w:uiPriority="46"/>
+    <w:lsdException w:name="List Table 2 Accent 3" w:uiPriority="47"/>
+    <w:lsdException w:name="List Table 3 Accent 3" w:uiPriority="48"/>
+    <w:lsdException w:name="List Table 4 Accent 3" w:uiPriority="49"/>
+    <w:lsdException w:name="List Table 5 Dark Accent 3" w:uiPriority="50"/>
+    <w:lsdException w:name="List Table 6 Colorful Accent 3" w:uiPriority="51"/>
+    <w:lsdException w:name="List Table 7 Colorful Accent 3" w:uiPriority="52"/>
+    <w:lsdException w:name="List Table 1 Light Accent 4" w:uiPriority="46"/>
+    <w:lsdException w:name="List Table 2 Accent 4" w:uiPriority="47"/>
+    <w:lsdException w:name="List Table 3 Accent 4" w:uiPriority="48"/>
+    <w:lsdException w:name="List Table 4 Accent 4" w:uiPriority="49"/>
+    <w:lsdException w:name="List Table 5 Dark Accent 4" w:uiPriority="50"/>
+    <w:lsdException w:name="List Table 6 Colorful Accent 4" w:uiPriority="51"/>
+    <w:lsdException w:name="List Table 7 Colorful Accent 4" w:uiPriority="52"/>
+    <w:lsdException w:name="List Table 1 Light Accent 5" w:uiPriority="46"/>
+    <w:lsdException w:name="List Table 2 Accent 5" w:uiPriority="47"/>
+    <w:lsdException w:name="List Table 3 Accent 5" w:uiPriority="48"/>
+    <w:lsdException w:name="List Table 4 Accent 5" w:uiPriority="49"/>
+    <w:lsdException w:name="List Table 5 Dark Accent 5" w:uiPriority="50"/>
+    <w:lsdException w:name="List Table 6 Colorful Accent 5" w:uiPriority="51"/>
+    <w:lsdException w:name="List Table 7 Colorful Accent 5" w:uiPriority="52"/>
+    <w:lsdException w:name="List Table 1 Light Accent 6" w:uiPriority="46"/>
+    <w:lsdException w:name="List Table 2 Accent 6" w:uiPriority="47"/>
+    <w:lsdException w:name="List Table 3 Accent 6" w:uiPriority="48"/>
+    <w:lsdException w:name="List Table 4 Accent 6" w:uiPriority="49"/>
+    <w:lsdException w:name="List Table 5 Dark Accent 6" w:uiPriority="50"/>
+    <w:lsdException w:name="List Table 6 Colorful Accent 6" w:uiPriority="51"/>
+    <w:lsdException w:name="List Table 7 Colorful Accent 6" w:uiPriority="52"/>
+    <w:lsdException w:name="Mention" w:semiHidden="1" w:unhideWhenUsed="1"/>
+    <w:lsdException w:name="Smart Hyperlink" w:semiHidden="1" w:unhideWhenUsed="1"/>
+    <w:lsdException w:name="Hashtag" w:semiHidden="1" w:unhideWhenUsed="1"/>
+    <w:lsdException w:name="Unresolved Mention" w:semiHidden="1" w:unhideWhenUsed="1"/>
+    <w:lsdException w:name="Smart Link" w:semiHidden="1" w:unhideWhenUsed="1"/>
   </w:latentStyles>
   <w:style w:type="paragraph" w:default="1" w:styleId="a">
     <w:name w:val="Normal"/>
@@ -3010,7 +3340,6 @@
   <w:style w:type="character" w:default="1" w:styleId="a0">
     <w:name w:val="Default Paragraph Font"/>
     <w:uiPriority w:val="1"/>
-    <w:semiHidden/>
     <w:unhideWhenUsed/>
   </w:style>
   <w:style w:type="table" w:default="1" w:styleId="a1">
@@ -3018,7 +3347,6 @@
     <w:uiPriority w:val="99"/>
     <w:semiHidden/>
     <w:unhideWhenUsed/>
-    <w:qFormat/>
     <w:tblPr>
       <w:tblInd w:w="0" w:type="dxa"/>
       <w:tblCellMar>
@@ -3103,7 +3431,6 @@
     <w:uiPriority w:val="59"/>
     <w:rsid w:val="00B31BCD"/>
     <w:tblPr>
-      <w:tblInd w:w="0" w:type="dxa"/>
       <w:tblBorders>
         <w:top w:val="single" w:sz="4" w:space="0" w:color="auto"/>
         <w:left w:val="single" w:sz="4" w:space="0" w:color="auto"/>
@@ -3112,12 +3439,6 @@
         <w:insideH w:val="single" w:sz="4" w:space="0" w:color="auto"/>
         <w:insideV w:val="single" w:sz="4" w:space="0" w:color="auto"/>
       </w:tblBorders>
-      <w:tblCellMar>
-        <w:top w:w="0" w:type="dxa"/>
-        <w:left w:w="108" w:type="dxa"/>
-        <w:bottom w:w="0" w:type="dxa"/>
-        <w:right w:w="108" w:type="dxa"/>
-      </w:tblCellMar>
     </w:tblPr>
   </w:style>
   <w:style w:type="character" w:customStyle="1" w:styleId="10">
@@ -3161,23 +3482,7 @@
     <w:rPr>
       <w:sz w:val="22"/>
     </w:rPr>
-    <w:tblPr>
-      <w:tblStyleRowBandSize w:val="1"/>
-      <w:tblStyleColBandSize w:val="1"/>
-      <w:tblInd w:w="0" w:type="dxa"/>
-      <w:tblBorders>
-        <w:insideH w:val="single" w:sz="4" w:space="0" w:color="FFFFFF" w:themeColor="background1"/>
-      </w:tblBorders>
-      <w:tblCellMar>
-        <w:top w:w="0" w:type="dxa"/>
-        <w:left w:w="108" w:type="dxa"/>
-        <w:bottom w:w="0" w:type="dxa"/>
-        <w:right w:w="108" w:type="dxa"/>
-      </w:tblCellMar>
-    </w:tblPr>
-    <w:tcPr>
-      <w:shd w:val="clear" w:color="auto" w:fill="DEEAF6" w:themeFill="accent5" w:themeFillTint="33"/>
-    </w:tcPr>
+    <w:tblPr/>
     <w:tblStylePr w:type="firstRow">
       <w:rPr>
         <w:b/>
@@ -3258,16 +3563,9 @@
     <w:tblPr>
       <w:tblStyleRowBandSize w:val="1"/>
       <w:tblStyleColBandSize w:val="1"/>
-      <w:tblInd w:w="0" w:type="dxa"/>
       <w:tblBorders>
         <w:insideH w:val="single" w:sz="4" w:space="0" w:color="FFFFFF" w:themeColor="background1"/>
       </w:tblBorders>
-      <w:tblCellMar>
-        <w:top w:w="0" w:type="dxa"/>
-        <w:left w:w="108" w:type="dxa"/>
-        <w:bottom w:w="0" w:type="dxa"/>
-        <w:right w:w="108" w:type="dxa"/>
-      </w:tblCellMar>
     </w:tblPr>
     <w:tcPr>
       <w:shd w:val="clear" w:color="auto" w:fill="DEEAF6" w:themeFill="accent5" w:themeFillTint="33"/>
@@ -3774,7 +4072,7 @@
   <a:extraClrSchemeLst/>
   <a:extLst>
     <a:ext uri="{05A4C25C-085E-4340-85A3-A5531E510DB2}">
-      <thm15:themeFamily xmlns="" xmlns:thm15="http://schemas.microsoft.com/office/thememl/2012/main" name="Office Theme" id="{62F939B6-93AF-4DB8-9C6B-D6C7DFDC589F}" vid="{4A3C46E8-61CC-4603-A589-7422A47A8E4A}"/>
+      <thm15:themeFamily xmlns:thm15="http://schemas.microsoft.com/office/thememl/2012/main" name="Office Theme" id="{62F939B6-93AF-4DB8-9C6B-D6C7DFDC589F}" vid="{4A3C46E8-61CC-4603-A589-7422A47A8E4A}"/>
     </a:ext>
   </a:extLst>
 </a:theme>

--- a/LB1_Leshchenko_4s.docx
+++ b/LB1_Leshchenko_4s.docx
@@ -1,6 +1,6 @@
 
 <file path=word/document.xml><?xml version="1.0" encoding="utf-8"?>
-<w:document xmlns:wpc="http://schemas.microsoft.com/office/word/2010/wordprocessingCanvas" xmlns:cx="http://schemas.microsoft.com/office/drawing/2014/chartex" xmlns:cx1="http://schemas.microsoft.com/office/drawing/2015/9/8/chartex" xmlns:cx2="http://schemas.microsoft.com/office/drawing/2015/10/21/chartex" xmlns:cx3="http://schemas.microsoft.com/office/drawing/2016/5/9/chartex" xmlns:cx4="http://schemas.microsoft.com/office/drawing/2016/5/10/chartex" xmlns:cx5="http://schemas.microsoft.com/office/drawing/2016/5/11/chartex" xmlns:cx6="http://schemas.microsoft.com/office/drawing/2016/5/12/chartex" xmlns:cx7="http://schemas.microsoft.com/office/drawing/2016/5/13/chartex" xmlns:cx8="http://schemas.microsoft.com/office/drawing/2016/5/14/chartex" xmlns:mc="http://schemas.openxmlformats.org/markup-compatibility/2006" xmlns:aink="http://schemas.microsoft.com/office/drawing/2016/ink" xmlns:am3d="http://schemas.microsoft.com/office/drawing/2017/model3d" xmlns:o="urn:schemas-microsoft-com:office:office" xmlns:oel="http://schemas.microsoft.com/office/2019/extlst" xmlns:r="http://schemas.openxmlformats.org/officeDocument/2006/relationships" xmlns:m="http://schemas.openxmlformats.org/officeDocument/2006/math" xmlns:v="urn:schemas-microsoft-com:vml" xmlns:wp14="http://schemas.microsoft.com/office/word/2010/wordprocessingDrawing" xmlns:wp="http://schemas.openxmlformats.org/drawingml/2006/wordprocessingDrawing" xmlns:w10="urn:schemas-microsoft-com:office:word" xmlns:w="http://schemas.openxmlformats.org/wordprocessingml/2006/main" xmlns:w14="http://schemas.microsoft.com/office/word/2010/wordml" xmlns:w15="http://schemas.microsoft.com/office/word/2012/wordml" xmlns:w16cex="http://schemas.microsoft.com/office/word/2018/wordml/cex" xmlns:w16cid="http://schemas.microsoft.com/office/word/2016/wordml/cid" xmlns:w16="http://schemas.microsoft.com/office/word/2018/wordml" xmlns:w16du="http://schemas.microsoft.com/office/word/2023/wordml/word16du" xmlns:w16sdtdh="http://schemas.microsoft.com/office/word/2020/wordml/sdtdatahash" xmlns:w16sdtfl="http://schemas.microsoft.com/office/word/2024/wordml/sdtformatlock" xmlns:w16se="http://schemas.microsoft.com/office/word/2015/wordml/symex" xmlns:wpg="http://schemas.microsoft.com/office/word/2010/wordprocessingGroup" xmlns:wpi="http://schemas.microsoft.com/office/word/2010/wordprocessingInk" xmlns:wne="http://schemas.microsoft.com/office/word/2006/wordml" xmlns:wps="http://schemas.microsoft.com/office/word/2010/wordprocessingShape" mc:Ignorable="w14 w15 w16se w16cid w16 w16cex w16sdtdh w16sdtfl w16du wp14">
+<w:document xmlns:ve="http://schemas.openxmlformats.org/markup-compatibility/2006" xmlns:o="urn:schemas-microsoft-com:office:office" xmlns:r="http://schemas.openxmlformats.org/officeDocument/2006/relationships" xmlns:m="http://schemas.openxmlformats.org/officeDocument/2006/math" xmlns:v="urn:schemas-microsoft-com:vml" xmlns:wp="http://schemas.openxmlformats.org/drawingml/2006/wordprocessingDrawing" xmlns:w10="urn:schemas-microsoft-com:office:word" xmlns:w="http://schemas.openxmlformats.org/wordprocessingml/2006/main" xmlns:wne="http://schemas.microsoft.com/office/word/2006/wordml">
   <w:body>
     <w:p>
       <w:pPr>
@@ -361,6 +361,40 @@
       <w:pPr>
         <w:jc w:val="both"/>
         <w:rPr>
+          <w:color w:val="7030A0"/>
+        </w:rPr>
+      </w:pPr>
+      <w:r>
+        <w:rPr>
+          <w:color w:val="7030A0"/>
+        </w:rPr>
+        <w:t>Интересный факт: В центре нашей галактики, в области Стрельца B2, находится гигантское облако, содержащее большое количество спирта (метанола и этанола).</w:t>
+      </w:r>
+    </w:p>
+    <w:p>
+      <w:pPr>
+        <w:jc w:val="both"/>
+        <w:rPr>
+          <w:color w:val="7030A0"/>
+        </w:rPr>
+      </w:pPr>
+      <w:r>
+        <w:rPr>
+          <w:color w:val="7030A0"/>
+        </w:rPr>
+        <w:t>Исправление 1 - Лещенко</w:t>
+      </w:r>
+      <w:r>
+        <w:rPr>
+          <w:color w:val="7030A0"/>
+        </w:rPr>
+        <w:br w:type="page"/>
+      </w:r>
+    </w:p>
+    <w:p>
+      <w:pPr>
+        <w:jc w:val="both"/>
+        <w:rPr>
           <w:rFonts w:asciiTheme="minorHAnsi" w:eastAsiaTheme="majorEastAsia" w:hAnsiTheme="minorHAnsi" w:cstheme="majorBidi"/>
           <w:b/>
           <w:bCs/>
@@ -370,24 +404,6 @@
           <w:szCs w:val="26"/>
         </w:rPr>
       </w:pPr>
-      <w:r>
-        <w:rPr>
-          <w:color w:val="7030A0"/>
-        </w:rPr>
-        <w:t xml:space="preserve">Интересный факт: </w:t>
-      </w:r>
-      <w:r>
-        <w:rPr>
-          <w:color w:val="7030A0"/>
-        </w:rPr>
-        <w:t>В центре нашей галактики, в области Стрельца B2, находится гигантское облако, содержащее большое количество спирта (метанола и этанола).</w:t>
-      </w:r>
-      <w:r>
-        <w:rPr>
-          <w:color w:val="7030A0"/>
-        </w:rPr>
-        <w:br w:type="page"/>
-      </w:r>
     </w:p>
     <w:p>
       <w:pPr>
@@ -395,7 +411,6 @@
       </w:pPr>
       <w:bookmarkStart w:id="1" w:name="_Toc221975420"/>
       <w:r>
-        <w:lastRenderedPageBreak/>
         <w:t>Экономическая активность населения.</w:t>
       </w:r>
       <w:bookmarkEnd w:id="1"/>
@@ -411,17 +426,7 @@
         <w:t>15</w:t>
       </w:r>
       <w:r>
-        <w:t xml:space="preserve">-72 лет (занятые + безработные) составила 74,8 </w:t>
-      </w:r>
-      <w:proofErr w:type="spellStart"/>
-      <w:proofErr w:type="gramStart"/>
-      <w:r>
-        <w:t>млн.человек</w:t>
-      </w:r>
-      <w:proofErr w:type="spellEnd"/>
-      <w:proofErr w:type="gramEnd"/>
-      <w:r>
-        <w:t>. Уровень экономической активности населения в возрасте 15-72 лет (отношение численности экономически активного населения к общей численности населения данной возрастной группы) составил 67,4%.</w:t>
+        <w:t>-72 лет (занятые + безработные) составила 74,8 млн.человек. Уровень экономической активности населения в возрасте 15-72 лет (отношение численности экономически активного населения к общей численности населения данной возрастной группы) составил 67,4%.</w:t>
       </w:r>
     </w:p>
     <w:p>
@@ -429,37 +434,7 @@
         <w:jc w:val="both"/>
       </w:pPr>
       <w:r>
-        <w:t xml:space="preserve">В численности экономически активного населения 69,9 </w:t>
-      </w:r>
-      <w:proofErr w:type="spellStart"/>
-      <w:proofErr w:type="gramStart"/>
-      <w:r>
-        <w:t>млн.человек</w:t>
-      </w:r>
-      <w:proofErr w:type="spellEnd"/>
-      <w:proofErr w:type="gramEnd"/>
-      <w:r>
-        <w:t xml:space="preserve"> классифицировались как занятые экономической деятельностью и 4,9 </w:t>
-      </w:r>
-      <w:proofErr w:type="spellStart"/>
-      <w:proofErr w:type="gramStart"/>
-      <w:r>
-        <w:t>млн.человек</w:t>
-      </w:r>
-      <w:proofErr w:type="spellEnd"/>
-      <w:proofErr w:type="gramEnd"/>
-      <w:r>
-        <w:t xml:space="preserve"> - как безработные с применением критериев МОТ (то есть не имели работы или доходного занятия, искали работу и были готовы приступить к ней в обследуемую неделю). По сравнению с I кварталом 2011г. численность занятого населения увеличилась на 0,5 млн. человек, или на 0,7%, численность безработных сократилась на 0,7 </w:t>
-      </w:r>
-      <w:proofErr w:type="spellStart"/>
-      <w:proofErr w:type="gramStart"/>
-      <w:r>
-        <w:t>млн.человек</w:t>
-      </w:r>
-      <w:proofErr w:type="spellEnd"/>
-      <w:proofErr w:type="gramEnd"/>
-      <w:r>
-        <w:t>, или на 13,3%.</w:t>
+        <w:t>В численности экономически активного населения 69,9 млн.человек классифицировались как занятые экономической деятельностью и 4,9 млн.человек - как безработные с применением критериев МОТ (то есть не имели работы или доходного занятия, искали работу и были готовы приступить к ней в обследуемую неделю). По сравнению с I кварталом 2011г. численность занятого населения увеличилась на 0,5 млн. человек, или на 0,7%, численность безработных сократилась на 0,7 млн.человек, или на 13,3%.</w:t>
       </w:r>
     </w:p>
     <w:p>
@@ -472,7 +447,7 @@
           <w:lang w:eastAsia="ru-RU"/>
         </w:rPr>
         <w:drawing>
-          <wp:inline distT="0" distB="0" distL="0" distR="0" wp14:anchorId="0E8E9951" wp14:editId="0F9C6DDA">
+          <wp:inline distT="0" distB="0" distL="0" distR="0">
             <wp:extent cx="3971925" cy="2343150"/>
             <wp:effectExtent l="0" t="0" r="0" b="0"/>
             <wp:docPr id="1" name="Рисунок 182" descr="http://www.gks.ru/bgd/regl/B12_04/IssWWW.exe/Stg/d03/Image3604.gif"/>
@@ -492,7 +467,7 @@
                     <a:blip r:embed="rId8">
                       <a:extLst>
                         <a:ext uri="{28A0092B-C50C-407E-A947-70E740481C1C}">
-                          <a14:useLocalDpi xmlns:a14="http://schemas.microsoft.com/office/drawing/2010/main" val="0"/>
+                          <a14:useLocalDpi xmlns:a14="http://schemas.microsoft.com/office/drawing/2010/main" xmlns:wps="http://schemas.microsoft.com/office/word/2010/wordprocessingShape" xmlns:wpi="http://schemas.microsoft.com/office/word/2010/wordprocessingInk" xmlns:wpg="http://schemas.microsoft.com/office/word/2010/wordprocessingGroup" xmlns:w16se="http://schemas.microsoft.com/office/word/2015/wordml/symex" xmlns:w16sdtfl="http://schemas.microsoft.com/office/word/2024/wordml/sdtformatlock" xmlns:w16sdtdh="http://schemas.microsoft.com/office/word/2020/wordml/sdtdatahash" xmlns:w16du="http://schemas.microsoft.com/office/word/2023/wordml/word16du" xmlns:w16="http://schemas.microsoft.com/office/word/2018/wordml" xmlns:w16cid="http://schemas.microsoft.com/office/word/2016/wordml/cid" xmlns:w16cex="http://schemas.microsoft.com/office/word/2018/wordml/cex" xmlns:w15="http://schemas.microsoft.com/office/word/2012/wordml" xmlns:w14="http://schemas.microsoft.com/office/word/2010/wordml" xmlns:w="http://schemas.openxmlformats.org/wordprocessingml/2006/main" xmlns:w10="urn:schemas-microsoft-com:office:word" xmlns:wp14="http://schemas.microsoft.com/office/word/2010/wordprocessingDrawing" xmlns:v="urn:schemas-microsoft-com:vml" xmlns:oel="http://schemas.microsoft.com/office/2019/extlst" xmlns:o="urn:schemas-microsoft-com:office:office" xmlns:am3d="http://schemas.microsoft.com/office/drawing/2017/model3d" xmlns:aink="http://schemas.microsoft.com/office/drawing/2016/ink" xmlns:mc="http://schemas.openxmlformats.org/markup-compatibility/2006" xmlns:cx8="http://schemas.microsoft.com/office/drawing/2016/5/14/chartex" xmlns:cx7="http://schemas.microsoft.com/office/drawing/2016/5/13/chartex" xmlns:cx6="http://schemas.microsoft.com/office/drawing/2016/5/12/chartex" xmlns:cx5="http://schemas.microsoft.com/office/drawing/2016/5/11/chartex" xmlns:cx4="http://schemas.microsoft.com/office/drawing/2016/5/10/chartex" xmlns:cx3="http://schemas.microsoft.com/office/drawing/2016/5/9/chartex" xmlns:cx2="http://schemas.microsoft.com/office/drawing/2015/10/21/chartex" xmlns:cx1="http://schemas.microsoft.com/office/drawing/2015/9/8/chartex" xmlns:cx="http://schemas.microsoft.com/office/drawing/2014/chartex" xmlns:wpc="http://schemas.microsoft.com/office/word/2010/wordprocessingCanvas" xmlns="" val="0"/>
                         </a:ext>
                       </a:extLst>
                     </a:blip>
@@ -526,7 +501,11 @@
         <w:jc w:val="both"/>
       </w:pPr>
       <w:r>
-        <w:t>Итоги обследований свидетельствуют, что, благодаря реализации в 2009-2010гг. программ по стабилизации ситуации на рынке труда, удалось сдержать нарастание кризисных явлений на рынке труда и улучшить в 2011г. и I квартале 2012г. ряд показателей, характеризующих состояние рынка труда, которые были зафиксированы в докризисном 2008 году.</w:t>
+        <w:t xml:space="preserve">Итоги обследований свидетельствуют, что, благодаря реализации в 2009-2010гг. программ по стабилизации ситуации на рынке труда, удалось сдержать нарастание кризисных явлений на рынке труда и улучшить в 2011г. </w:t>
+      </w:r>
+      <w:r>
+        <w:lastRenderedPageBreak/>
+        <w:t>и I квартале 2012г. ряд показателей, характеризующих состояние рынка труда, которые были зафиксированы в докризисном 2008 году.</w:t>
       </w:r>
     </w:p>
     <w:p>
@@ -577,7 +556,7 @@
         <w:rPr>
           <w:rStyle w:val="af"/>
         </w:rPr>
-        <w:footnoteReference w:id="1"/>
+        <w:footnoteReference w:id="2"/>
       </w:r>
       <w:r>
         <w:t>.</w:t>
@@ -593,7 +572,7 @@
           <w:lang w:eastAsia="ru-RU"/>
         </w:rPr>
         <w:drawing>
-          <wp:inline distT="0" distB="0" distL="0" distR="0" wp14:anchorId="7F2F0B39" wp14:editId="4ACE9167">
+          <wp:inline distT="0" distB="0" distL="0" distR="0">
             <wp:extent cx="3590925" cy="2714625"/>
             <wp:effectExtent l="0" t="0" r="0" b="0"/>
             <wp:docPr id="2" name="Рисунок 187" descr="http://www.gks.ru/bgd/regl/B12_04/IssWWW.exe/Stg/d03/Image3609.gif"/>
@@ -613,7 +592,7 @@
                     <a:blip r:embed="rId9">
                       <a:extLst>
                         <a:ext uri="{28A0092B-C50C-407E-A947-70E740481C1C}">
-                          <a14:useLocalDpi xmlns:a14="http://schemas.microsoft.com/office/drawing/2010/main" val="0"/>
+                          <a14:useLocalDpi xmlns:a14="http://schemas.microsoft.com/office/drawing/2010/main" xmlns:wps="http://schemas.microsoft.com/office/word/2010/wordprocessingShape" xmlns:wpi="http://schemas.microsoft.com/office/word/2010/wordprocessingInk" xmlns:wpg="http://schemas.microsoft.com/office/word/2010/wordprocessingGroup" xmlns:w16se="http://schemas.microsoft.com/office/word/2015/wordml/symex" xmlns:w16sdtfl="http://schemas.microsoft.com/office/word/2024/wordml/sdtformatlock" xmlns:w16sdtdh="http://schemas.microsoft.com/office/word/2020/wordml/sdtdatahash" xmlns:w16du="http://schemas.microsoft.com/office/word/2023/wordml/word16du" xmlns:w16="http://schemas.microsoft.com/office/word/2018/wordml" xmlns:w16cid="http://schemas.microsoft.com/office/word/2016/wordml/cid" xmlns:w16cex="http://schemas.microsoft.com/office/word/2018/wordml/cex" xmlns:w15="http://schemas.microsoft.com/office/word/2012/wordml" xmlns:w14="http://schemas.microsoft.com/office/word/2010/wordml" xmlns:w="http://schemas.openxmlformats.org/wordprocessingml/2006/main" xmlns:w10="urn:schemas-microsoft-com:office:word" xmlns:wp14="http://schemas.microsoft.com/office/word/2010/wordprocessingDrawing" xmlns:v="urn:schemas-microsoft-com:vml" xmlns:oel="http://schemas.microsoft.com/office/2019/extlst" xmlns:o="urn:schemas-microsoft-com:office:office" xmlns:am3d="http://schemas.microsoft.com/office/drawing/2017/model3d" xmlns:aink="http://schemas.microsoft.com/office/drawing/2016/ink" xmlns:mc="http://schemas.openxmlformats.org/markup-compatibility/2006" xmlns:cx8="http://schemas.microsoft.com/office/drawing/2016/5/14/chartex" xmlns:cx7="http://schemas.microsoft.com/office/drawing/2016/5/13/chartex" xmlns:cx6="http://schemas.microsoft.com/office/drawing/2016/5/12/chartex" xmlns:cx5="http://schemas.microsoft.com/office/drawing/2016/5/11/chartex" xmlns:cx4="http://schemas.microsoft.com/office/drawing/2016/5/10/chartex" xmlns:cx3="http://schemas.microsoft.com/office/drawing/2016/5/9/chartex" xmlns:cx2="http://schemas.microsoft.com/office/drawing/2015/10/21/chartex" xmlns:cx1="http://schemas.microsoft.com/office/drawing/2015/9/8/chartex" xmlns:cx="http://schemas.microsoft.com/office/drawing/2014/chartex" xmlns:wpc="http://schemas.microsoft.com/office/word/2010/wordprocessingCanvas" xmlns="" val="0"/>
                         </a:ext>
                       </a:extLst>
                     </a:blip>
@@ -647,11 +626,11 @@
         <w:jc w:val="both"/>
       </w:pPr>
       <w:r>
-        <w:t xml:space="preserve">До начала кризиса, в I полугодии 2008г. разрыв между долей мужчин и женщин в общей численности безработных составлял 6 процентных пунктов (соответственно, 53% и 47%), в феврале 2009г. увеличился до 10 процентных пунктов (соответственно, 55% и 45%). Это явилось следствием более быстрых темпов роста безработицы среди мужчин, чем среди женщин. В </w:t>
+        <w:t xml:space="preserve">До начала кризиса, в I полугодии 2008г. разрыв между долей мужчин и женщин в общей численности безработных составлял 6 процентных пунктов </w:t>
       </w:r>
       <w:r>
         <w:lastRenderedPageBreak/>
-        <w:t>феврале 2009г. численность безработных мужчин увеличилась по сравнению с февралем 2008г. на 39%, безработных женщин - на 26% (при общем увеличении численности безработных на 33%).</w:t>
+        <w:t>(соответственно, 53% и 47%), в феврале 2009г. увеличился до 10 процентных пунктов (соответственно, 55% и 45%). Это явилось следствием более быстрых темпов роста безработицы среди мужчин, чем среди женщин. В феврале 2009г. численность безработных мужчин увеличилась по сравнению с февралем 2008г. на 39%, безработных женщин - на 26% (при общем увеличении численности безработных на 33%).</w:t>
       </w:r>
     </w:p>
     <w:p>
@@ -680,6 +659,7 @@
       </w:pPr>
       <w:bookmarkStart w:id="3" w:name="_Toc221975422"/>
       <w:r>
+        <w:lastRenderedPageBreak/>
         <w:t>Занятость, безработица и уровень образования населения.</w:t>
       </w:r>
       <w:bookmarkEnd w:id="3"/>
@@ -719,7 +699,7 @@
         </w:rPr>
         <w:lastRenderedPageBreak/>
         <w:drawing>
-          <wp:inline distT="0" distB="0" distL="0" distR="0" wp14:anchorId="71ACF475" wp14:editId="132B16C1">
+          <wp:inline distT="0" distB="0" distL="0" distR="0">
             <wp:extent cx="2981325" cy="2276475"/>
             <wp:effectExtent l="0" t="0" r="0" b="0"/>
             <wp:docPr id="3" name="Рисунок 194" descr="http://www.gks.ru/bgd/regl/B12_04/IssWWW.exe/Stg/d03/Image3616.gif"/>
@@ -739,7 +719,7 @@
                     <a:blip r:embed="rId10">
                       <a:extLst>
                         <a:ext uri="{28A0092B-C50C-407E-A947-70E740481C1C}">
-                          <a14:useLocalDpi xmlns:a14="http://schemas.microsoft.com/office/drawing/2010/main" val="0"/>
+                          <a14:useLocalDpi xmlns:a14="http://schemas.microsoft.com/office/drawing/2010/main" xmlns:wps="http://schemas.microsoft.com/office/word/2010/wordprocessingShape" xmlns:wpi="http://schemas.microsoft.com/office/word/2010/wordprocessingInk" xmlns:wpg="http://schemas.microsoft.com/office/word/2010/wordprocessingGroup" xmlns:w16se="http://schemas.microsoft.com/office/word/2015/wordml/symex" xmlns:w16sdtfl="http://schemas.microsoft.com/office/word/2024/wordml/sdtformatlock" xmlns:w16sdtdh="http://schemas.microsoft.com/office/word/2020/wordml/sdtdatahash" xmlns:w16du="http://schemas.microsoft.com/office/word/2023/wordml/word16du" xmlns:w16="http://schemas.microsoft.com/office/word/2018/wordml" xmlns:w16cid="http://schemas.microsoft.com/office/word/2016/wordml/cid" xmlns:w16cex="http://schemas.microsoft.com/office/word/2018/wordml/cex" xmlns:w15="http://schemas.microsoft.com/office/word/2012/wordml" xmlns:w14="http://schemas.microsoft.com/office/word/2010/wordml" xmlns:w="http://schemas.openxmlformats.org/wordprocessingml/2006/main" xmlns:w10="urn:schemas-microsoft-com:office:word" xmlns:wp14="http://schemas.microsoft.com/office/word/2010/wordprocessingDrawing" xmlns:v="urn:schemas-microsoft-com:vml" xmlns:oel="http://schemas.microsoft.com/office/2019/extlst" xmlns:o="urn:schemas-microsoft-com:office:office" xmlns:am3d="http://schemas.microsoft.com/office/drawing/2017/model3d" xmlns:aink="http://schemas.microsoft.com/office/drawing/2016/ink" xmlns:mc="http://schemas.openxmlformats.org/markup-compatibility/2006" xmlns:cx8="http://schemas.microsoft.com/office/drawing/2016/5/14/chartex" xmlns:cx7="http://schemas.microsoft.com/office/drawing/2016/5/13/chartex" xmlns:cx6="http://schemas.microsoft.com/office/drawing/2016/5/12/chartex" xmlns:cx5="http://schemas.microsoft.com/office/drawing/2016/5/11/chartex" xmlns:cx4="http://schemas.microsoft.com/office/drawing/2016/5/10/chartex" xmlns:cx3="http://schemas.microsoft.com/office/drawing/2016/5/9/chartex" xmlns:cx2="http://schemas.microsoft.com/office/drawing/2015/10/21/chartex" xmlns:cx1="http://schemas.microsoft.com/office/drawing/2015/9/8/chartex" xmlns:cx="http://schemas.microsoft.com/office/drawing/2014/chartex" xmlns:wpc="http://schemas.microsoft.com/office/word/2010/wordprocessingCanvas" xmlns="" val="0"/>
                         </a:ext>
                       </a:extLst>
                     </a:blip>
@@ -779,7 +759,7 @@
         <w:rPr>
           <w:rStyle w:val="af"/>
         </w:rPr>
-        <w:footnoteReference w:id="2"/>
+        <w:footnoteReference w:id="3"/>
       </w:r>
       <w:r>
         <w:t xml:space="preserve"> и ниже безработица. В 2011г. уровень занятости среди населения с высшим профессиональным образованием составил 81,5%, уровень безработицы</w:t>
@@ -788,10 +768,7 @@
         <w:rPr>
           <w:rStyle w:val="af"/>
         </w:rPr>
-        <w:footnoteReference w:id="3"/>
-      </w:r>
-      <w:r>
-        <w:t xml:space="preserve"> </w:t>
+        <w:footnoteReference w:id="4"/>
       </w:r>
       <w:r>
         <w:t> - 3,6%, со средним профессиональным образованием соответственно 73,7% и 5,1%, начальным профессиональным образованием - 73,2% и 6,7%.</w:t>
@@ -815,7 +792,7 @@
           <w:lang w:eastAsia="ru-RU"/>
         </w:rPr>
         <w:drawing>
-          <wp:inline distT="0" distB="0" distL="0" distR="0" wp14:anchorId="7714B377" wp14:editId="7035D5C3">
+          <wp:inline distT="0" distB="0" distL="0" distR="0">
             <wp:extent cx="3886200" cy="1981200"/>
             <wp:effectExtent l="0" t="0" r="0" b="0"/>
             <wp:docPr id="4" name="Рисунок 195" descr="http://www.gks.ru/bgd/regl/B12_04/IssWWW.exe/Stg/d03/Image3617.gif"/>
@@ -835,7 +812,7 @@
                     <a:blip r:embed="rId11">
                       <a:extLst>
                         <a:ext uri="{28A0092B-C50C-407E-A947-70E740481C1C}">
-                          <a14:useLocalDpi xmlns:a14="http://schemas.microsoft.com/office/drawing/2010/main" val="0"/>
+                          <a14:useLocalDpi xmlns:a14="http://schemas.microsoft.com/office/drawing/2010/main" xmlns:wps="http://schemas.microsoft.com/office/word/2010/wordprocessingShape" xmlns:wpi="http://schemas.microsoft.com/office/word/2010/wordprocessingInk" xmlns:wpg="http://schemas.microsoft.com/office/word/2010/wordprocessingGroup" xmlns:w16se="http://schemas.microsoft.com/office/word/2015/wordml/symex" xmlns:w16sdtfl="http://schemas.microsoft.com/office/word/2024/wordml/sdtformatlock" xmlns:w16sdtdh="http://schemas.microsoft.com/office/word/2020/wordml/sdtdatahash" xmlns:w16du="http://schemas.microsoft.com/office/word/2023/wordml/word16du" xmlns:w16="http://schemas.microsoft.com/office/word/2018/wordml" xmlns:w16cid="http://schemas.microsoft.com/office/word/2016/wordml/cid" xmlns:w16cex="http://schemas.microsoft.com/office/word/2018/wordml/cex" xmlns:w15="http://schemas.microsoft.com/office/word/2012/wordml" xmlns:w14="http://schemas.microsoft.com/office/word/2010/wordml" xmlns:w="http://schemas.openxmlformats.org/wordprocessingml/2006/main" xmlns:w10="urn:schemas-microsoft-com:office:word" xmlns:wp14="http://schemas.microsoft.com/office/word/2010/wordprocessingDrawing" xmlns:v="urn:schemas-microsoft-com:vml" xmlns:oel="http://schemas.microsoft.com/office/2019/extlst" xmlns:o="urn:schemas-microsoft-com:office:office" xmlns:am3d="http://schemas.microsoft.com/office/drawing/2017/model3d" xmlns:aink="http://schemas.microsoft.com/office/drawing/2016/ink" xmlns:mc="http://schemas.openxmlformats.org/markup-compatibility/2006" xmlns:cx8="http://schemas.microsoft.com/office/drawing/2016/5/14/chartex" xmlns:cx7="http://schemas.microsoft.com/office/drawing/2016/5/13/chartex" xmlns:cx6="http://schemas.microsoft.com/office/drawing/2016/5/12/chartex" xmlns:cx5="http://schemas.microsoft.com/office/drawing/2016/5/11/chartex" xmlns:cx4="http://schemas.microsoft.com/office/drawing/2016/5/10/chartex" xmlns:cx3="http://schemas.microsoft.com/office/drawing/2016/5/9/chartex" xmlns:cx2="http://schemas.microsoft.com/office/drawing/2015/10/21/chartex" xmlns:cx1="http://schemas.microsoft.com/office/drawing/2015/9/8/chartex" xmlns:cx="http://schemas.microsoft.com/office/drawing/2014/chartex" xmlns:wpc="http://schemas.microsoft.com/office/word/2010/wordprocessingCanvas" xmlns="" val="0"/>
                         </a:ext>
                       </a:extLst>
                     </a:blip>
@@ -873,13 +850,7 @@
       </w:r>
       <w:r>
         <w:lastRenderedPageBreak/>
-        <w:t>образованием незначительно превышает уровень занятости лиц с начальным профессиональным образованием в пределах одной возрастной группы - коэффициент превышения составляет от 1,0 до 1,05.</w:t>
-      </w:r>
-      <w:r>
-        <w:t xml:space="preserve"> </w:t>
-      </w:r>
-      <w:r>
-        <w:t>В таких же пределах коэффициент превышения уровней занятости специалистов с высшим и средним профессиональным</w:t>
+        <w:t>образованием незначительно превышает уровень занятости лиц с начальным профессиональным образованием в пределах одной возрастной группы - коэффициент превышения составляет от 1,0 до 1,05.В таких же пределах коэффициент превышения уровней занятости специалистов с высшим и средним профессиональным</w:t>
       </w:r>
       <w:r>
         <w:t>и образованиями</w:t>
@@ -907,21 +878,7 @@
         <w:t xml:space="preserve">. </w:t>
       </w:r>
       <w:r>
-        <w:t xml:space="preserve">Экономическая активность населения в возрасте 15-72 </w:t>
-      </w:r>
-      <w:proofErr w:type="gramStart"/>
-      <w:r>
-        <w:t>лет ,</w:t>
-      </w:r>
-      <w:proofErr w:type="gramEnd"/>
-      <w:r>
-        <w:t> имеющего профессиональное образование, по профессиям и специальностям по диплому</w:t>
-      </w:r>
-      <w:r>
-        <w:t xml:space="preserve"> </w:t>
-      </w:r>
-      <w:r>
-        <w:t>в 2011 году</w:t>
+        <w:t>Экономическая активность населения в возрасте 15-72 лет , имеющего профессиональное образование, по профессиям и специальностям по дипломув 2011 году</w:t>
       </w:r>
     </w:p>
     <w:p>
@@ -934,7 +891,7 @@
         <w:tblStyle w:val="11"/>
         <w:tblW w:w="15318" w:type="dxa"/>
         <w:tblInd w:w="-609" w:type="dxa"/>
-        <w:tblLook w:val="04A0" w:firstRow="1" w:lastRow="0" w:firstColumn="1" w:lastColumn="0" w:noHBand="0" w:noVBand="1"/>
+        <w:tblLook w:val="04A0"/>
       </w:tblPr>
       <w:tblGrid>
         <w:gridCol w:w="3410"/>
@@ -946,11 +903,11 @@
       </w:tblGrid>
       <w:tr>
         <w:trPr>
-          <w:cnfStyle w:val="100000000000" w:firstRow="1" w:lastRow="0" w:firstColumn="0" w:lastColumn="0" w:oddVBand="0" w:evenVBand="0" w:oddHBand="0" w:evenHBand="0" w:firstRowFirstColumn="0" w:firstRowLastColumn="0" w:lastRowFirstColumn="0" w:lastRowLastColumn="0"/>
+          <w:cnfStyle w:val="100000000000"/>
         </w:trPr>
         <w:tc>
           <w:tcPr>
-            <w:cnfStyle w:val="001000000000" w:firstRow="0" w:lastRow="0" w:firstColumn="1" w:lastColumn="0" w:oddVBand="0" w:evenVBand="0" w:oddHBand="0" w:evenHBand="0" w:firstRowFirstColumn="0" w:firstRowLastColumn="0" w:lastRowFirstColumn="0" w:lastRowLastColumn="0"/>
+            <w:cnfStyle w:val="001000000000"/>
             <w:tcW w:w="1113" w:type="pct"/>
             <w:vMerge w:val="restart"/>
             <w:hideMark/>
@@ -970,7 +927,7 @@
           <w:p>
             <w:pPr>
               <w:pStyle w:val="21"/>
-              <w:cnfStyle w:val="100000000000" w:firstRow="1" w:lastRow="0" w:firstColumn="0" w:lastColumn="0" w:oddVBand="0" w:evenVBand="0" w:oddHBand="0" w:evenHBand="0" w:firstRowFirstColumn="0" w:firstRowLastColumn="0" w:lastRowFirstColumn="0" w:lastRowLastColumn="0"/>
+              <w:cnfStyle w:val="100000000000"/>
               <w:rPr>
                 <w:color w:val="auto"/>
               </w:rPr>
@@ -979,18 +936,8 @@
               <w:rPr>
                 <w:color w:val="auto"/>
               </w:rPr>
-              <w:t xml:space="preserve">Экономически активное население, </w:t>
-            </w:r>
-            <w:proofErr w:type="spellStart"/>
-            <w:proofErr w:type="gramStart"/>
-            <w:r>
-              <w:rPr>
-                <w:color w:val="auto"/>
-              </w:rPr>
-              <w:t>тыс.человек</w:t>
-            </w:r>
-            <w:proofErr w:type="spellEnd"/>
-            <w:proofErr w:type="gramEnd"/>
+              <w:t>Экономически активное население, тыс.человек</w:t>
+            </w:r>
           </w:p>
         </w:tc>
         <w:tc>
@@ -1002,7 +949,7 @@
           <w:p>
             <w:pPr>
               <w:pStyle w:val="21"/>
-              <w:cnfStyle w:val="100000000000" w:firstRow="1" w:lastRow="0" w:firstColumn="0" w:lastColumn="0" w:oddVBand="0" w:evenVBand="0" w:oddHBand="0" w:evenHBand="0" w:firstRowFirstColumn="0" w:firstRowLastColumn="0" w:lastRowFirstColumn="0" w:lastRowLastColumn="0"/>
+              <w:cnfStyle w:val="100000000000"/>
               <w:rPr>
                 <w:color w:val="auto"/>
               </w:rPr>
@@ -1024,7 +971,7 @@
           <w:p>
             <w:pPr>
               <w:pStyle w:val="21"/>
-              <w:cnfStyle w:val="100000000000" w:firstRow="1" w:lastRow="0" w:firstColumn="0" w:lastColumn="0" w:oddVBand="0" w:evenVBand="0" w:oddHBand="0" w:evenHBand="0" w:firstRowFirstColumn="0" w:firstRowLastColumn="0" w:lastRowFirstColumn="0" w:lastRowLastColumn="0"/>
+              <w:cnfStyle w:val="100000000000"/>
               <w:rPr>
                 <w:color w:val="auto"/>
               </w:rPr>
@@ -1065,7 +1012,7 @@
           <w:p>
             <w:pPr>
               <w:pStyle w:val="21"/>
-              <w:cnfStyle w:val="100000000000" w:firstRow="1" w:lastRow="0" w:firstColumn="0" w:lastColumn="0" w:oddVBand="0" w:evenVBand="0" w:oddHBand="0" w:evenHBand="0" w:firstRowFirstColumn="0" w:firstRowLastColumn="0" w:lastRowFirstColumn="0" w:lastRowLastColumn="0"/>
+              <w:cnfStyle w:val="100000000000"/>
               <w:rPr>
                 <w:color w:val="auto"/>
               </w:rPr>
@@ -1100,12 +1047,12 @@
       </w:tr>
       <w:tr>
         <w:trPr>
-          <w:cnfStyle w:val="000000100000" w:firstRow="0" w:lastRow="0" w:firstColumn="0" w:lastColumn="0" w:oddVBand="0" w:evenVBand="0" w:oddHBand="1" w:evenHBand="0" w:firstRowFirstColumn="0" w:firstRowLastColumn="0" w:lastRowFirstColumn="0" w:lastRowLastColumn="0"/>
+          <w:cnfStyle w:val="000000100000"/>
           <w:trHeight w:val="315"/>
         </w:trPr>
         <w:tc>
           <w:tcPr>
-            <w:cnfStyle w:val="001000000000" w:firstRow="0" w:lastRow="0" w:firstColumn="1" w:lastColumn="0" w:oddVBand="0" w:evenVBand="0" w:oddHBand="0" w:evenHBand="0" w:firstRowFirstColumn="0" w:firstRowLastColumn="0" w:lastRowFirstColumn="0" w:lastRowLastColumn="0"/>
+            <w:cnfStyle w:val="001000000000"/>
             <w:tcW w:w="1113" w:type="pct"/>
             <w:vMerge/>
             <w:hideMark/>
@@ -1125,7 +1072,7 @@
           <w:p>
             <w:pPr>
               <w:pStyle w:val="21"/>
-              <w:cnfStyle w:val="000000100000" w:firstRow="0" w:lastRow="0" w:firstColumn="0" w:lastColumn="0" w:oddVBand="0" w:evenVBand="0" w:oddHBand="1" w:evenHBand="0" w:firstRowFirstColumn="0" w:firstRowLastColumn="0" w:lastRowFirstColumn="0" w:lastRowLastColumn="0"/>
+              <w:cnfStyle w:val="000000100000"/>
             </w:pPr>
           </w:p>
         </w:tc>
@@ -1137,7 +1084,7 @@
           <w:p>
             <w:pPr>
               <w:pStyle w:val="21"/>
-              <w:cnfStyle w:val="000000100000" w:firstRow="0" w:lastRow="0" w:firstColumn="0" w:lastColumn="0" w:oddVBand="0" w:evenVBand="0" w:oddHBand="1" w:evenHBand="0" w:firstRowFirstColumn="0" w:firstRowLastColumn="0" w:lastRowFirstColumn="0" w:lastRowLastColumn="0"/>
+              <w:cnfStyle w:val="000000100000"/>
             </w:pPr>
             <w:r>
               <w:t>занятые</w:t>
@@ -1152,7 +1099,7 @@
           <w:p>
             <w:pPr>
               <w:pStyle w:val="21"/>
-              <w:cnfStyle w:val="000000100000" w:firstRow="0" w:lastRow="0" w:firstColumn="0" w:lastColumn="0" w:oddVBand="0" w:evenVBand="0" w:oddHBand="1" w:evenHBand="0" w:firstRowFirstColumn="0" w:firstRowLastColumn="0" w:lastRowFirstColumn="0" w:lastRowLastColumn="0"/>
+              <w:cnfStyle w:val="000000100000"/>
             </w:pPr>
             <w:r>
               <w:t>безработные</w:t>
@@ -1168,7 +1115,7 @@
           <w:p>
             <w:pPr>
               <w:pStyle w:val="21"/>
-              <w:cnfStyle w:val="000000100000" w:firstRow="0" w:lastRow="0" w:firstColumn="0" w:lastColumn="0" w:oddVBand="0" w:evenVBand="0" w:oddHBand="1" w:evenHBand="0" w:firstRowFirstColumn="0" w:firstRowLastColumn="0" w:lastRowFirstColumn="0" w:lastRowLastColumn="0"/>
+              <w:cnfStyle w:val="000000100000"/>
             </w:pPr>
           </w:p>
         </w:tc>
@@ -1181,7 +1128,7 @@
           <w:p>
             <w:pPr>
               <w:pStyle w:val="21"/>
-              <w:cnfStyle w:val="000000100000" w:firstRow="0" w:lastRow="0" w:firstColumn="0" w:lastColumn="0" w:oddVBand="0" w:evenVBand="0" w:oddHBand="1" w:evenHBand="0" w:firstRowFirstColumn="0" w:firstRowLastColumn="0" w:lastRowFirstColumn="0" w:lastRowLastColumn="0"/>
+              <w:cnfStyle w:val="000000100000"/>
             </w:pPr>
           </w:p>
         </w:tc>
@@ -1189,7 +1136,7 @@
       <w:tr>
         <w:tc>
           <w:tcPr>
-            <w:cnfStyle w:val="001000000000" w:firstRow="0" w:lastRow="0" w:firstColumn="1" w:lastColumn="0" w:oddVBand="0" w:evenVBand="0" w:oddHBand="0" w:evenHBand="0" w:firstRowFirstColumn="0" w:firstRowLastColumn="0" w:lastRowFirstColumn="0" w:lastRowLastColumn="0"/>
+            <w:cnfStyle w:val="001000000000"/>
             <w:tcW w:w="1113" w:type="pct"/>
             <w:hideMark/>
           </w:tcPr>
@@ -1210,7 +1157,7 @@
           <w:p>
             <w:pPr>
               <w:pStyle w:val="21"/>
-              <w:cnfStyle w:val="000000000000" w:firstRow="0" w:lastRow="0" w:firstColumn="0" w:lastColumn="0" w:oddVBand="0" w:evenVBand="0" w:oddHBand="0" w:evenHBand="0" w:firstRowFirstColumn="0" w:firstRowLastColumn="0" w:lastRowFirstColumn="0" w:lastRowLastColumn="0"/>
+              <w:cnfStyle w:val="000000000000"/>
             </w:pPr>
             <w:r>
               <w:t>75752,0</w:t>
@@ -1225,7 +1172,7 @@
           <w:p>
             <w:pPr>
               <w:pStyle w:val="21"/>
-              <w:cnfStyle w:val="000000000000" w:firstRow="0" w:lastRow="0" w:firstColumn="0" w:lastColumn="0" w:oddVBand="0" w:evenVBand="0" w:oddHBand="0" w:evenHBand="0" w:firstRowFirstColumn="0" w:firstRowLastColumn="0" w:lastRowFirstColumn="0" w:lastRowLastColumn="0"/>
+              <w:cnfStyle w:val="000000000000"/>
             </w:pPr>
             <w:r>
               <w:t>70731,8</w:t>
@@ -1240,7 +1187,7 @@
           <w:p>
             <w:pPr>
               <w:pStyle w:val="21"/>
-              <w:cnfStyle w:val="000000000000" w:firstRow="0" w:lastRow="0" w:firstColumn="0" w:lastColumn="0" w:oddVBand="0" w:evenVBand="0" w:oddHBand="0" w:evenHBand="0" w:firstRowFirstColumn="0" w:firstRowLastColumn="0" w:lastRowFirstColumn="0" w:lastRowLastColumn="0"/>
+              <w:cnfStyle w:val="000000000000"/>
             </w:pPr>
             <w:r>
               <w:t>5020,2</w:t>
@@ -1255,7 +1202,7 @@
           <w:p>
             <w:pPr>
               <w:pStyle w:val="21"/>
-              <w:cnfStyle w:val="000000000000" w:firstRow="0" w:lastRow="0" w:firstColumn="0" w:lastColumn="0" w:oddVBand="0" w:evenVBand="0" w:oddHBand="0" w:evenHBand="0" w:firstRowFirstColumn="0" w:firstRowLastColumn="0" w:lastRowFirstColumn="0" w:lastRowLastColumn="0"/>
+              <w:cnfStyle w:val="000000000000"/>
             </w:pPr>
             <w:r>
               <w:t>63,8</w:t>
@@ -1270,7 +1217,7 @@
           <w:p>
             <w:pPr>
               <w:pStyle w:val="21"/>
-              <w:cnfStyle w:val="000000000000" w:firstRow="0" w:lastRow="0" w:firstColumn="0" w:lastColumn="0" w:oddVBand="0" w:evenVBand="0" w:oddHBand="0" w:evenHBand="0" w:firstRowFirstColumn="0" w:firstRowLastColumn="0" w:lastRowFirstColumn="0" w:lastRowLastColumn="0"/>
+              <w:cnfStyle w:val="000000000000"/>
             </w:pPr>
             <w:r>
               <w:t>6,6</w:t>
@@ -1280,11 +1227,11 @@
       </w:tr>
       <w:tr>
         <w:trPr>
-          <w:cnfStyle w:val="000000100000" w:firstRow="0" w:lastRow="0" w:firstColumn="0" w:lastColumn="0" w:oddVBand="0" w:evenVBand="0" w:oddHBand="1" w:evenHBand="0" w:firstRowFirstColumn="0" w:firstRowLastColumn="0" w:lastRowFirstColumn="0" w:lastRowLastColumn="0"/>
+          <w:cnfStyle w:val="000000100000"/>
         </w:trPr>
         <w:tc>
           <w:tcPr>
-            <w:cnfStyle w:val="001000000000" w:firstRow="0" w:lastRow="0" w:firstColumn="1" w:lastColumn="0" w:oddVBand="0" w:evenVBand="0" w:oddHBand="0" w:evenHBand="0" w:firstRowFirstColumn="0" w:firstRowLastColumn="0" w:lastRowFirstColumn="0" w:lastRowLastColumn="0"/>
+            <w:cnfStyle w:val="001000000000"/>
             <w:tcW w:w="1113" w:type="pct"/>
             <w:hideMark/>
           </w:tcPr>
@@ -1313,7 +1260,7 @@
           <w:p>
             <w:pPr>
               <w:pStyle w:val="21"/>
-              <w:cnfStyle w:val="000000100000" w:firstRow="0" w:lastRow="0" w:firstColumn="0" w:lastColumn="0" w:oddVBand="0" w:evenVBand="0" w:oddHBand="1" w:evenHBand="0" w:firstRowFirstColumn="0" w:firstRowLastColumn="0" w:lastRowFirstColumn="0" w:lastRowLastColumn="0"/>
+              <w:cnfStyle w:val="000000100000"/>
             </w:pPr>
             <w:r>
               <w:t>21671,9</w:t>
@@ -1328,7 +1275,7 @@
           <w:p>
             <w:pPr>
               <w:pStyle w:val="21"/>
-              <w:cnfStyle w:val="000000100000" w:firstRow="0" w:lastRow="0" w:firstColumn="0" w:lastColumn="0" w:oddVBand="0" w:evenVBand="0" w:oddHBand="1" w:evenHBand="0" w:firstRowFirstColumn="0" w:firstRowLastColumn="0" w:lastRowFirstColumn="0" w:lastRowLastColumn="0"/>
+              <w:cnfStyle w:val="000000100000"/>
             </w:pPr>
             <w:r>
               <w:t>20887,6</w:t>
@@ -1343,7 +1290,7 @@
           <w:p>
             <w:pPr>
               <w:pStyle w:val="21"/>
-              <w:cnfStyle w:val="000000100000" w:firstRow="0" w:lastRow="0" w:firstColumn="0" w:lastColumn="0" w:oddVBand="0" w:evenVBand="0" w:oddHBand="1" w:evenHBand="0" w:firstRowFirstColumn="0" w:firstRowLastColumn="0" w:lastRowFirstColumn="0" w:lastRowLastColumn="0"/>
+              <w:cnfStyle w:val="000000100000"/>
             </w:pPr>
             <w:r>
               <w:t>784,3</w:t>
@@ -1358,7 +1305,7 @@
           <w:p>
             <w:pPr>
               <w:pStyle w:val="21"/>
-              <w:cnfStyle w:val="000000100000" w:firstRow="0" w:lastRow="0" w:firstColumn="0" w:lastColumn="0" w:oddVBand="0" w:evenVBand="0" w:oddHBand="1" w:evenHBand="0" w:firstRowFirstColumn="0" w:firstRowLastColumn="0" w:lastRowFirstColumn="0" w:lastRowLastColumn="0"/>
+              <w:cnfStyle w:val="000000100000"/>
             </w:pPr>
             <w:r>
               <w:t>81,5</w:t>
@@ -1373,7 +1320,7 @@
           <w:p>
             <w:pPr>
               <w:pStyle w:val="21"/>
-              <w:cnfStyle w:val="000000100000" w:firstRow="0" w:lastRow="0" w:firstColumn="0" w:lastColumn="0" w:oddVBand="0" w:evenVBand="0" w:oddHBand="1" w:evenHBand="0" w:firstRowFirstColumn="0" w:firstRowLastColumn="0" w:lastRowFirstColumn="0" w:lastRowLastColumn="0"/>
+              <w:cnfStyle w:val="000000100000"/>
             </w:pPr>
             <w:r>
               <w:t>3,6</w:t>
@@ -1384,7 +1331,7 @@
       <w:tr>
         <w:tc>
           <w:tcPr>
-            <w:cnfStyle w:val="001000000000" w:firstRow="0" w:lastRow="0" w:firstColumn="1" w:lastColumn="0" w:oddVBand="0" w:evenVBand="0" w:oddHBand="0" w:evenHBand="0" w:firstRowFirstColumn="0" w:firstRowLastColumn="0" w:lastRowFirstColumn="0" w:lastRowLastColumn="0"/>
+            <w:cnfStyle w:val="001000000000"/>
             <w:tcW w:w="1113" w:type="pct"/>
             <w:hideMark/>
           </w:tcPr>
@@ -1405,7 +1352,7 @@
           <w:p>
             <w:pPr>
               <w:pStyle w:val="21"/>
-              <w:cnfStyle w:val="000000000000" w:firstRow="0" w:lastRow="0" w:firstColumn="0" w:lastColumn="0" w:oddVBand="0" w:evenVBand="0" w:oddHBand="0" w:evenHBand="0" w:firstRowFirstColumn="0" w:firstRowLastColumn="0" w:lastRowFirstColumn="0" w:lastRowLastColumn="0"/>
+              <w:cnfStyle w:val="000000000000"/>
             </w:pPr>
           </w:p>
         </w:tc>
@@ -1417,7 +1364,7 @@
           <w:p>
             <w:pPr>
               <w:pStyle w:val="21"/>
-              <w:cnfStyle w:val="000000000000" w:firstRow="0" w:lastRow="0" w:firstColumn="0" w:lastColumn="0" w:oddVBand="0" w:evenVBand="0" w:oddHBand="0" w:evenHBand="0" w:firstRowFirstColumn="0" w:firstRowLastColumn="0" w:lastRowFirstColumn="0" w:lastRowLastColumn="0"/>
+              <w:cnfStyle w:val="000000000000"/>
             </w:pPr>
           </w:p>
         </w:tc>
@@ -1429,7 +1376,7 @@
           <w:p>
             <w:pPr>
               <w:pStyle w:val="21"/>
-              <w:cnfStyle w:val="000000000000" w:firstRow="0" w:lastRow="0" w:firstColumn="0" w:lastColumn="0" w:oddVBand="0" w:evenVBand="0" w:oddHBand="0" w:evenHBand="0" w:firstRowFirstColumn="0" w:firstRowLastColumn="0" w:lastRowFirstColumn="0" w:lastRowLastColumn="0"/>
+              <w:cnfStyle w:val="000000000000"/>
             </w:pPr>
           </w:p>
         </w:tc>
@@ -1441,7 +1388,7 @@
           <w:p>
             <w:pPr>
               <w:pStyle w:val="21"/>
-              <w:cnfStyle w:val="000000000000" w:firstRow="0" w:lastRow="0" w:firstColumn="0" w:lastColumn="0" w:oddVBand="0" w:evenVBand="0" w:oddHBand="0" w:evenHBand="0" w:firstRowFirstColumn="0" w:firstRowLastColumn="0" w:lastRowFirstColumn="0" w:lastRowLastColumn="0"/>
+              <w:cnfStyle w:val="000000000000"/>
             </w:pPr>
           </w:p>
         </w:tc>
@@ -1453,18 +1400,18 @@
           <w:p>
             <w:pPr>
               <w:pStyle w:val="21"/>
-              <w:cnfStyle w:val="000000000000" w:firstRow="0" w:lastRow="0" w:firstColumn="0" w:lastColumn="0" w:oddVBand="0" w:evenVBand="0" w:oddHBand="0" w:evenHBand="0" w:firstRowFirstColumn="0" w:firstRowLastColumn="0" w:lastRowFirstColumn="0" w:lastRowLastColumn="0"/>
+              <w:cnfStyle w:val="000000000000"/>
             </w:pPr>
           </w:p>
         </w:tc>
       </w:tr>
       <w:tr>
         <w:trPr>
-          <w:cnfStyle w:val="000000100000" w:firstRow="0" w:lastRow="0" w:firstColumn="0" w:lastColumn="0" w:oddVBand="0" w:evenVBand="0" w:oddHBand="1" w:evenHBand="0" w:firstRowFirstColumn="0" w:firstRowLastColumn="0" w:lastRowFirstColumn="0" w:lastRowLastColumn="0"/>
+          <w:cnfStyle w:val="000000100000"/>
         </w:trPr>
         <w:tc>
           <w:tcPr>
-            <w:cnfStyle w:val="001000000000" w:firstRow="0" w:lastRow="0" w:firstColumn="1" w:lastColumn="0" w:oddVBand="0" w:evenVBand="0" w:oddHBand="0" w:evenHBand="0" w:firstRowFirstColumn="0" w:firstRowLastColumn="0" w:lastRowFirstColumn="0" w:lastRowLastColumn="0"/>
+            <w:cnfStyle w:val="001000000000"/>
             <w:tcW w:w="1113" w:type="pct"/>
             <w:hideMark/>
           </w:tcPr>
@@ -1488,7 +1435,7 @@
           <w:p>
             <w:pPr>
               <w:pStyle w:val="21"/>
-              <w:cnfStyle w:val="000000100000" w:firstRow="0" w:lastRow="0" w:firstColumn="0" w:lastColumn="0" w:oddVBand="0" w:evenVBand="0" w:oddHBand="1" w:evenHBand="0" w:firstRowFirstColumn="0" w:firstRowLastColumn="0" w:lastRowFirstColumn="0" w:lastRowLastColumn="0"/>
+              <w:cnfStyle w:val="000000100000"/>
             </w:pPr>
             <w:r>
               <w:t>5513,6</w:t>
@@ -1503,7 +1450,7 @@
           <w:p>
             <w:pPr>
               <w:pStyle w:val="21"/>
-              <w:cnfStyle w:val="000000100000" w:firstRow="0" w:lastRow="0" w:firstColumn="0" w:lastColumn="0" w:oddVBand="0" w:evenVBand="0" w:oddHBand="1" w:evenHBand="0" w:firstRowFirstColumn="0" w:firstRowLastColumn="0" w:lastRowFirstColumn="0" w:lastRowLastColumn="0"/>
+              <w:cnfStyle w:val="000000100000"/>
             </w:pPr>
             <w:r>
               <w:t>5267,4</w:t>
@@ -1518,7 +1465,7 @@
           <w:p>
             <w:pPr>
               <w:pStyle w:val="21"/>
-              <w:cnfStyle w:val="000000100000" w:firstRow="0" w:lastRow="0" w:firstColumn="0" w:lastColumn="0" w:oddVBand="0" w:evenVBand="0" w:oddHBand="1" w:evenHBand="0" w:firstRowFirstColumn="0" w:firstRowLastColumn="0" w:lastRowFirstColumn="0" w:lastRowLastColumn="0"/>
+              <w:cnfStyle w:val="000000100000"/>
             </w:pPr>
             <w:r>
               <w:t>246,2</w:t>
@@ -1533,7 +1480,7 @@
           <w:p>
             <w:pPr>
               <w:pStyle w:val="21"/>
-              <w:cnfStyle w:val="000000100000" w:firstRow="0" w:lastRow="0" w:firstColumn="0" w:lastColumn="0" w:oddVBand="0" w:evenVBand="0" w:oddHBand="1" w:evenHBand="0" w:firstRowFirstColumn="0" w:firstRowLastColumn="0" w:lastRowFirstColumn="0" w:lastRowLastColumn="0"/>
+              <w:cnfStyle w:val="000000100000"/>
             </w:pPr>
             <w:r>
               <w:t>82,9</w:t>
@@ -1548,7 +1495,7 @@
           <w:p>
             <w:pPr>
               <w:pStyle w:val="21"/>
-              <w:cnfStyle w:val="000000100000" w:firstRow="0" w:lastRow="0" w:firstColumn="0" w:lastColumn="0" w:oddVBand="0" w:evenVBand="0" w:oddHBand="1" w:evenHBand="0" w:firstRowFirstColumn="0" w:firstRowLastColumn="0" w:lastRowFirstColumn="0" w:lastRowLastColumn="0"/>
+              <w:cnfStyle w:val="000000100000"/>
             </w:pPr>
             <w:r>
               <w:t>4,5</w:t>
@@ -1559,7 +1506,7 @@
       <w:tr>
         <w:tc>
           <w:tcPr>
-            <w:cnfStyle w:val="001000000000" w:firstRow="0" w:lastRow="0" w:firstColumn="1" w:lastColumn="0" w:oddVBand="0" w:evenVBand="0" w:oddHBand="0" w:evenHBand="0" w:firstRowFirstColumn="0" w:firstRowLastColumn="0" w:lastRowFirstColumn="0" w:lastRowLastColumn="0"/>
+            <w:cnfStyle w:val="001000000000"/>
             <w:tcW w:w="1113" w:type="pct"/>
             <w:hideMark/>
           </w:tcPr>
@@ -1568,13 +1515,8 @@
               <w:pStyle w:val="21"/>
             </w:pPr>
             <w:r>
-              <w:t xml:space="preserve">образование и </w:t>
-            </w:r>
-            <w:proofErr w:type="spellStart"/>
-            <w:r>
-              <w:t>педогогика</w:t>
-            </w:r>
-            <w:proofErr w:type="spellEnd"/>
+              <w:t>образование и педогогика</w:t>
+            </w:r>
           </w:p>
         </w:tc>
         <w:tc>
@@ -1585,7 +1527,7 @@
           <w:p>
             <w:pPr>
               <w:pStyle w:val="21"/>
-              <w:cnfStyle w:val="000000000000" w:firstRow="0" w:lastRow="0" w:firstColumn="0" w:lastColumn="0" w:oddVBand="0" w:evenVBand="0" w:oddHBand="0" w:evenHBand="0" w:firstRowFirstColumn="0" w:firstRowLastColumn="0" w:lastRowFirstColumn="0" w:lastRowLastColumn="0"/>
+              <w:cnfStyle w:val="000000000000"/>
             </w:pPr>
             <w:r>
               <w:t>3769,0</w:t>
@@ -1600,7 +1542,7 @@
           <w:p>
             <w:pPr>
               <w:pStyle w:val="21"/>
-              <w:cnfStyle w:val="000000000000" w:firstRow="0" w:lastRow="0" w:firstColumn="0" w:lastColumn="0" w:oddVBand="0" w:evenVBand="0" w:oddHBand="0" w:evenHBand="0" w:firstRowFirstColumn="0" w:firstRowLastColumn="0" w:lastRowFirstColumn="0" w:lastRowLastColumn="0"/>
+              <w:cnfStyle w:val="000000000000"/>
             </w:pPr>
             <w:r>
               <w:t>3643,3</w:t>
@@ -1615,7 +1557,7 @@
           <w:p>
             <w:pPr>
               <w:pStyle w:val="21"/>
-              <w:cnfStyle w:val="000000000000" w:firstRow="0" w:lastRow="0" w:firstColumn="0" w:lastColumn="0" w:oddVBand="0" w:evenVBand="0" w:oddHBand="0" w:evenHBand="0" w:firstRowFirstColumn="0" w:firstRowLastColumn="0" w:lastRowFirstColumn="0" w:lastRowLastColumn="0"/>
+              <w:cnfStyle w:val="000000000000"/>
             </w:pPr>
             <w:r>
               <w:t>125,8</w:t>
@@ -1630,7 +1572,7 @@
           <w:p>
             <w:pPr>
               <w:pStyle w:val="21"/>
-              <w:cnfStyle w:val="000000000000" w:firstRow="0" w:lastRow="0" w:firstColumn="0" w:lastColumn="0" w:oddVBand="0" w:evenVBand="0" w:oddHBand="0" w:evenHBand="0" w:firstRowFirstColumn="0" w:firstRowLastColumn="0" w:lastRowFirstColumn="0" w:lastRowLastColumn="0"/>
+              <w:cnfStyle w:val="000000000000"/>
             </w:pPr>
             <w:r>
               <w:t>78,5</w:t>
@@ -1645,7 +1587,7 @@
           <w:p>
             <w:pPr>
               <w:pStyle w:val="21"/>
-              <w:cnfStyle w:val="000000000000" w:firstRow="0" w:lastRow="0" w:firstColumn="0" w:lastColumn="0" w:oddVBand="0" w:evenVBand="0" w:oddHBand="0" w:evenHBand="0" w:firstRowFirstColumn="0" w:firstRowLastColumn="0" w:lastRowFirstColumn="0" w:lastRowLastColumn="0"/>
+              <w:cnfStyle w:val="000000000000"/>
             </w:pPr>
             <w:r>
               <w:t>3,3</w:t>
@@ -1655,11 +1597,11 @@
       </w:tr>
       <w:tr>
         <w:trPr>
-          <w:cnfStyle w:val="000000100000" w:firstRow="0" w:lastRow="0" w:firstColumn="0" w:lastColumn="0" w:oddVBand="0" w:evenVBand="0" w:oddHBand="1" w:evenHBand="0" w:firstRowFirstColumn="0" w:firstRowLastColumn="0" w:lastRowFirstColumn="0" w:lastRowLastColumn="0"/>
+          <w:cnfStyle w:val="000000100000"/>
         </w:trPr>
         <w:tc>
           <w:tcPr>
-            <w:cnfStyle w:val="001000000000" w:firstRow="0" w:lastRow="0" w:firstColumn="1" w:lastColumn="0" w:oddVBand="0" w:evenVBand="0" w:oddHBand="0" w:evenHBand="0" w:firstRowFirstColumn="0" w:firstRowLastColumn="0" w:lastRowFirstColumn="0" w:lastRowLastColumn="0"/>
+            <w:cnfStyle w:val="001000000000"/>
             <w:tcW w:w="1113" w:type="pct"/>
             <w:hideMark/>
           </w:tcPr>
@@ -1680,7 +1622,7 @@
           <w:p>
             <w:pPr>
               <w:pStyle w:val="21"/>
-              <w:cnfStyle w:val="000000100000" w:firstRow="0" w:lastRow="0" w:firstColumn="0" w:lastColumn="0" w:oddVBand="0" w:evenVBand="0" w:oddHBand="1" w:evenHBand="0" w:firstRowFirstColumn="0" w:firstRowLastColumn="0" w:lastRowFirstColumn="0" w:lastRowLastColumn="0"/>
+              <w:cnfStyle w:val="000000100000"/>
             </w:pPr>
             <w:r>
               <w:t>2514,1</w:t>
@@ -1695,7 +1637,7 @@
           <w:p>
             <w:pPr>
               <w:pStyle w:val="21"/>
-              <w:cnfStyle w:val="000000100000" w:firstRow="0" w:lastRow="0" w:firstColumn="0" w:lastColumn="0" w:oddVBand="0" w:evenVBand="0" w:oddHBand="1" w:evenHBand="0" w:firstRowFirstColumn="0" w:firstRowLastColumn="0" w:lastRowFirstColumn="0" w:lastRowLastColumn="0"/>
+              <w:cnfStyle w:val="000000100000"/>
             </w:pPr>
             <w:r>
               <w:t>2401,8</w:t>
@@ -1710,7 +1652,7 @@
           <w:p>
             <w:pPr>
               <w:pStyle w:val="21"/>
-              <w:cnfStyle w:val="000000100000" w:firstRow="0" w:lastRow="0" w:firstColumn="0" w:lastColumn="0" w:oddVBand="0" w:evenVBand="0" w:oddHBand="1" w:evenHBand="0" w:firstRowFirstColumn="0" w:firstRowLastColumn="0" w:lastRowFirstColumn="0" w:lastRowLastColumn="0"/>
+              <w:cnfStyle w:val="000000100000"/>
             </w:pPr>
             <w:r>
               <w:t>112,3</w:t>
@@ -1725,7 +1667,7 @@
           <w:p>
             <w:pPr>
               <w:pStyle w:val="21"/>
-              <w:cnfStyle w:val="000000100000" w:firstRow="0" w:lastRow="0" w:firstColumn="0" w:lastColumn="0" w:oddVBand="0" w:evenVBand="0" w:oddHBand="1" w:evenHBand="0" w:firstRowFirstColumn="0" w:firstRowLastColumn="0" w:lastRowFirstColumn="0" w:lastRowLastColumn="0"/>
+              <w:cnfStyle w:val="000000100000"/>
             </w:pPr>
             <w:r>
               <w:t>83,5</w:t>
@@ -1740,7 +1682,7 @@
           <w:p>
             <w:pPr>
               <w:pStyle w:val="21"/>
-              <w:cnfStyle w:val="000000100000" w:firstRow="0" w:lastRow="0" w:firstColumn="0" w:lastColumn="0" w:oddVBand="0" w:evenVBand="0" w:oddHBand="1" w:evenHBand="0" w:firstRowFirstColumn="0" w:firstRowLastColumn="0" w:lastRowFirstColumn="0" w:lastRowLastColumn="0"/>
+              <w:cnfStyle w:val="000000100000"/>
             </w:pPr>
             <w:r>
               <w:t>4,5</w:t>
@@ -1751,7 +1693,7 @@
       <w:tr>
         <w:tc>
           <w:tcPr>
-            <w:cnfStyle w:val="001000000000" w:firstRow="0" w:lastRow="0" w:firstColumn="1" w:lastColumn="0" w:oddVBand="0" w:evenVBand="0" w:oddHBand="0" w:evenHBand="0" w:firstRowFirstColumn="0" w:firstRowLastColumn="0" w:lastRowFirstColumn="0" w:lastRowLastColumn="0"/>
+            <w:cnfStyle w:val="001000000000"/>
             <w:tcW w:w="1113" w:type="pct"/>
             <w:hideMark/>
           </w:tcPr>
@@ -1772,7 +1714,7 @@
           <w:p>
             <w:pPr>
               <w:pStyle w:val="21"/>
-              <w:cnfStyle w:val="000000000000" w:firstRow="0" w:lastRow="0" w:firstColumn="0" w:lastColumn="0" w:oddVBand="0" w:evenVBand="0" w:oddHBand="0" w:evenHBand="0" w:firstRowFirstColumn="0" w:firstRowLastColumn="0" w:lastRowFirstColumn="0" w:lastRowLastColumn="0"/>
+              <w:cnfStyle w:val="000000000000"/>
             </w:pPr>
             <w:r>
               <w:t>1388,2</w:t>
@@ -1787,7 +1729,7 @@
           <w:p>
             <w:pPr>
               <w:pStyle w:val="21"/>
-              <w:cnfStyle w:val="000000000000" w:firstRow="0" w:lastRow="0" w:firstColumn="0" w:lastColumn="0" w:oddVBand="0" w:evenVBand="0" w:oddHBand="0" w:evenHBand="0" w:firstRowFirstColumn="0" w:firstRowLastColumn="0" w:lastRowFirstColumn="0" w:lastRowLastColumn="0"/>
+              <w:cnfStyle w:val="000000000000"/>
             </w:pPr>
             <w:r>
               <w:t>1371,7</w:t>
@@ -1802,7 +1744,7 @@
           <w:p>
             <w:pPr>
               <w:pStyle w:val="21"/>
-              <w:cnfStyle w:val="000000000000" w:firstRow="0" w:lastRow="0" w:firstColumn="0" w:lastColumn="0" w:oddVBand="0" w:evenVBand="0" w:oddHBand="0" w:evenHBand="0" w:firstRowFirstColumn="0" w:firstRowLastColumn="0" w:lastRowFirstColumn="0" w:lastRowLastColumn="0"/>
+              <w:cnfStyle w:val="000000000000"/>
             </w:pPr>
             <w:r>
               <w:t>16,5</w:t>
@@ -1817,7 +1759,7 @@
           <w:p>
             <w:pPr>
               <w:pStyle w:val="21"/>
-              <w:cnfStyle w:val="000000000000" w:firstRow="0" w:lastRow="0" w:firstColumn="0" w:lastColumn="0" w:oddVBand="0" w:evenVBand="0" w:oddHBand="0" w:evenHBand="0" w:firstRowFirstColumn="0" w:firstRowLastColumn="0" w:lastRowFirstColumn="0" w:lastRowLastColumn="0"/>
+              <w:cnfStyle w:val="000000000000"/>
             </w:pPr>
             <w:r>
               <w:t>84,0</w:t>
@@ -1832,7 +1774,7 @@
           <w:p>
             <w:pPr>
               <w:pStyle w:val="21"/>
-              <w:cnfStyle w:val="000000000000" w:firstRow="0" w:lastRow="0" w:firstColumn="0" w:lastColumn="0" w:oddVBand="0" w:evenVBand="0" w:oddHBand="0" w:evenHBand="0" w:firstRowFirstColumn="0" w:firstRowLastColumn="0" w:lastRowFirstColumn="0" w:lastRowLastColumn="0"/>
+              <w:cnfStyle w:val="000000000000"/>
             </w:pPr>
             <w:r>
               <w:t>1,2</w:t>
@@ -1842,11 +1784,11 @@
       </w:tr>
       <w:tr>
         <w:trPr>
-          <w:cnfStyle w:val="000000100000" w:firstRow="0" w:lastRow="0" w:firstColumn="0" w:lastColumn="0" w:oddVBand="0" w:evenVBand="0" w:oddHBand="1" w:evenHBand="0" w:firstRowFirstColumn="0" w:firstRowLastColumn="0" w:lastRowFirstColumn="0" w:lastRowLastColumn="0"/>
+          <w:cnfStyle w:val="000000100000"/>
         </w:trPr>
         <w:tc>
           <w:tcPr>
-            <w:cnfStyle w:val="001000000000" w:firstRow="0" w:lastRow="0" w:firstColumn="1" w:lastColumn="0" w:oddVBand="0" w:evenVBand="0" w:oddHBand="0" w:evenHBand="0" w:firstRowFirstColumn="0" w:firstRowLastColumn="0" w:lastRowFirstColumn="0" w:lastRowLastColumn="0"/>
+            <w:cnfStyle w:val="001000000000"/>
             <w:tcW w:w="1113" w:type="pct"/>
             <w:hideMark/>
           </w:tcPr>
@@ -1867,7 +1809,7 @@
           <w:p>
             <w:pPr>
               <w:pStyle w:val="21"/>
-              <w:cnfStyle w:val="000000100000" w:firstRow="0" w:lastRow="0" w:firstColumn="0" w:lastColumn="0" w:oddVBand="0" w:evenVBand="0" w:oddHBand="1" w:evenHBand="0" w:firstRowFirstColumn="0" w:firstRowLastColumn="0" w:lastRowFirstColumn="0" w:lastRowLastColumn="0"/>
+              <w:cnfStyle w:val="000000100000"/>
             </w:pPr>
             <w:r>
               <w:t>1148,2</w:t>
@@ -1882,7 +1824,7 @@
           <w:p>
             <w:pPr>
               <w:pStyle w:val="21"/>
-              <w:cnfStyle w:val="000000100000" w:firstRow="0" w:lastRow="0" w:firstColumn="0" w:lastColumn="0" w:oddVBand="0" w:evenVBand="0" w:oddHBand="1" w:evenHBand="0" w:firstRowFirstColumn="0" w:firstRowLastColumn="0" w:lastRowFirstColumn="0" w:lastRowLastColumn="0"/>
+              <w:cnfStyle w:val="000000100000"/>
             </w:pPr>
             <w:r>
               <w:t>1112,3</w:t>
@@ -1897,7 +1839,7 @@
           <w:p>
             <w:pPr>
               <w:pStyle w:val="21"/>
-              <w:cnfStyle w:val="000000100000" w:firstRow="0" w:lastRow="0" w:firstColumn="0" w:lastColumn="0" w:oddVBand="0" w:evenVBand="0" w:oddHBand="1" w:evenHBand="0" w:firstRowFirstColumn="0" w:firstRowLastColumn="0" w:lastRowFirstColumn="0" w:lastRowLastColumn="0"/>
+              <w:cnfStyle w:val="000000100000"/>
             </w:pPr>
             <w:r>
               <w:t>36,0</w:t>
@@ -1912,7 +1854,7 @@
           <w:p>
             <w:pPr>
               <w:pStyle w:val="21"/>
-              <w:cnfStyle w:val="000000100000" w:firstRow="0" w:lastRow="0" w:firstColumn="0" w:lastColumn="0" w:oddVBand="0" w:evenVBand="0" w:oddHBand="1" w:evenHBand="0" w:firstRowFirstColumn="0" w:firstRowLastColumn="0" w:lastRowFirstColumn="0" w:lastRowLastColumn="0"/>
+              <w:cnfStyle w:val="000000100000"/>
             </w:pPr>
             <w:r>
               <w:t>81,5</w:t>
@@ -1927,7 +1869,7 @@
           <w:p>
             <w:pPr>
               <w:pStyle w:val="21"/>
-              <w:cnfStyle w:val="000000100000" w:firstRow="0" w:lastRow="0" w:firstColumn="0" w:lastColumn="0" w:oddVBand="0" w:evenVBand="0" w:oddHBand="1" w:evenHBand="0" w:firstRowFirstColumn="0" w:firstRowLastColumn="0" w:lastRowFirstColumn="0" w:lastRowLastColumn="0"/>
+              <w:cnfStyle w:val="000000100000"/>
             </w:pPr>
             <w:r>
               <w:t>3,1</w:t>
@@ -1938,7 +1880,7 @@
       <w:tr>
         <w:tc>
           <w:tcPr>
-            <w:cnfStyle w:val="001000000000" w:firstRow="0" w:lastRow="0" w:firstColumn="1" w:lastColumn="0" w:oddVBand="0" w:evenVBand="0" w:oddHBand="0" w:evenHBand="0" w:firstRowFirstColumn="0" w:firstRowLastColumn="0" w:lastRowFirstColumn="0" w:lastRowLastColumn="0"/>
+            <w:cnfStyle w:val="001000000000"/>
             <w:tcW w:w="1113" w:type="pct"/>
             <w:hideMark/>
           </w:tcPr>
@@ -1967,7 +1909,7 @@
           <w:p>
             <w:pPr>
               <w:pStyle w:val="21"/>
-              <w:cnfStyle w:val="000000000000" w:firstRow="0" w:lastRow="0" w:firstColumn="0" w:lastColumn="0" w:oddVBand="0" w:evenVBand="0" w:oddHBand="0" w:evenHBand="0" w:firstRowFirstColumn="0" w:firstRowLastColumn="0" w:lastRowFirstColumn="0" w:lastRowLastColumn="0"/>
+              <w:cnfStyle w:val="000000000000"/>
             </w:pPr>
             <w:r>
               <w:t>865,3</w:t>
@@ -1982,7 +1924,7 @@
           <w:p>
             <w:pPr>
               <w:pStyle w:val="21"/>
-              <w:cnfStyle w:val="000000000000" w:firstRow="0" w:lastRow="0" w:firstColumn="0" w:lastColumn="0" w:oddVBand="0" w:evenVBand="0" w:oddHBand="0" w:evenHBand="0" w:firstRowFirstColumn="0" w:firstRowLastColumn="0" w:lastRowFirstColumn="0" w:lastRowLastColumn="0"/>
+              <w:cnfStyle w:val="000000000000"/>
             </w:pPr>
             <w:r>
               <w:t>842,7</w:t>
@@ -1997,7 +1939,7 @@
           <w:p>
             <w:pPr>
               <w:pStyle w:val="21"/>
-              <w:cnfStyle w:val="000000000000" w:firstRow="0" w:lastRow="0" w:firstColumn="0" w:lastColumn="0" w:oddVBand="0" w:evenVBand="0" w:oddHBand="0" w:evenHBand="0" w:firstRowFirstColumn="0" w:firstRowLastColumn="0" w:lastRowFirstColumn="0" w:lastRowLastColumn="0"/>
+              <w:cnfStyle w:val="000000000000"/>
             </w:pPr>
             <w:r>
               <w:t>22,6</w:t>
@@ -2012,7 +1954,7 @@
           <w:p>
             <w:pPr>
               <w:pStyle w:val="21"/>
-              <w:cnfStyle w:val="000000000000" w:firstRow="0" w:lastRow="0" w:firstColumn="0" w:lastColumn="0" w:oddVBand="0" w:evenVBand="0" w:oddHBand="0" w:evenHBand="0" w:firstRowFirstColumn="0" w:firstRowLastColumn="0" w:lastRowFirstColumn="0" w:lastRowLastColumn="0"/>
+              <w:cnfStyle w:val="000000000000"/>
             </w:pPr>
             <w:r>
               <w:t>83,6</w:t>
@@ -2027,7 +1969,7 @@
           <w:p>
             <w:pPr>
               <w:pStyle w:val="21"/>
-              <w:cnfStyle w:val="000000000000" w:firstRow="0" w:lastRow="0" w:firstColumn="0" w:lastColumn="0" w:oddVBand="0" w:evenVBand="0" w:oddHBand="0" w:evenHBand="0" w:firstRowFirstColumn="0" w:firstRowLastColumn="0" w:lastRowFirstColumn="0" w:lastRowLastColumn="0"/>
+              <w:cnfStyle w:val="000000000000"/>
             </w:pPr>
             <w:r>
               <w:t>2,6</w:t>
@@ -2037,11 +1979,11 @@
       </w:tr>
       <w:tr>
         <w:trPr>
-          <w:cnfStyle w:val="000000100000" w:firstRow="0" w:lastRow="0" w:firstColumn="0" w:lastColumn="0" w:oddVBand="0" w:evenVBand="0" w:oddHBand="1" w:evenHBand="0" w:firstRowFirstColumn="0" w:firstRowLastColumn="0" w:lastRowFirstColumn="0" w:lastRowLastColumn="0"/>
+          <w:cnfStyle w:val="000000100000"/>
         </w:trPr>
         <w:tc>
           <w:tcPr>
-            <w:cnfStyle w:val="001000000000" w:firstRow="0" w:lastRow="0" w:firstColumn="1" w:lastColumn="0" w:oddVBand="0" w:evenVBand="0" w:oddHBand="0" w:evenHBand="0" w:firstRowFirstColumn="0" w:firstRowLastColumn="0" w:lastRowFirstColumn="0" w:lastRowLastColumn="0"/>
+            <w:cnfStyle w:val="001000000000"/>
             <w:tcW w:w="1113" w:type="pct"/>
             <w:hideMark/>
           </w:tcPr>
@@ -2062,7 +2004,7 @@
           <w:p>
             <w:pPr>
               <w:pStyle w:val="21"/>
-              <w:cnfStyle w:val="000000100000" w:firstRow="0" w:lastRow="0" w:firstColumn="0" w:lastColumn="0" w:oddVBand="0" w:evenVBand="0" w:oddHBand="1" w:evenHBand="0" w:firstRowFirstColumn="0" w:firstRowLastColumn="0" w:lastRowFirstColumn="0" w:lastRowLastColumn="0"/>
+              <w:cnfStyle w:val="000000100000"/>
             </w:pPr>
             <w:r>
               <w:t>746,5</w:t>
@@ -2077,7 +2019,7 @@
           <w:p>
             <w:pPr>
               <w:pStyle w:val="21"/>
-              <w:cnfStyle w:val="000000100000" w:firstRow="0" w:lastRow="0" w:firstColumn="0" w:lastColumn="0" w:oddVBand="0" w:evenVBand="0" w:oddHBand="1" w:evenHBand="0" w:firstRowFirstColumn="0" w:firstRowLastColumn="0" w:lastRowFirstColumn="0" w:lastRowLastColumn="0"/>
+              <w:cnfStyle w:val="000000100000"/>
             </w:pPr>
             <w:r>
               <w:t>711,4</w:t>
@@ -2092,7 +2034,7 @@
           <w:p>
             <w:pPr>
               <w:pStyle w:val="21"/>
-              <w:cnfStyle w:val="000000100000" w:firstRow="0" w:lastRow="0" w:firstColumn="0" w:lastColumn="0" w:oddVBand="0" w:evenVBand="0" w:oddHBand="1" w:evenHBand="0" w:firstRowFirstColumn="0" w:firstRowLastColumn="0" w:lastRowFirstColumn="0" w:lastRowLastColumn="0"/>
+              <w:cnfStyle w:val="000000100000"/>
             </w:pPr>
             <w:r>
               <w:t>35,0</w:t>
@@ -2107,7 +2049,7 @@
           <w:p>
             <w:pPr>
               <w:pStyle w:val="21"/>
-              <w:cnfStyle w:val="000000100000" w:firstRow="0" w:lastRow="0" w:firstColumn="0" w:lastColumn="0" w:oddVBand="0" w:evenVBand="0" w:oddHBand="1" w:evenHBand="0" w:firstRowFirstColumn="0" w:firstRowLastColumn="0" w:lastRowFirstColumn="0" w:lastRowLastColumn="0"/>
+              <w:cnfStyle w:val="000000100000"/>
             </w:pPr>
             <w:r>
               <w:t>77,0</w:t>
@@ -2122,7 +2064,7 @@
           <w:p>
             <w:pPr>
               <w:pStyle w:val="21"/>
-              <w:cnfStyle w:val="000000100000" w:firstRow="0" w:lastRow="0" w:firstColumn="0" w:lastColumn="0" w:oddVBand="0" w:evenVBand="0" w:oddHBand="1" w:evenHBand="0" w:firstRowFirstColumn="0" w:firstRowLastColumn="0" w:lastRowFirstColumn="0" w:lastRowLastColumn="0"/>
+              <w:cnfStyle w:val="000000100000"/>
             </w:pPr>
             <w:r>
               <w:t>4,7</w:t>
@@ -2133,7 +2075,7 @@
       <w:tr>
         <w:tc>
           <w:tcPr>
-            <w:cnfStyle w:val="001000000000" w:firstRow="0" w:lastRow="0" w:firstColumn="1" w:lastColumn="0" w:oddVBand="0" w:evenVBand="0" w:oddHBand="0" w:evenHBand="0" w:firstRowFirstColumn="0" w:firstRowLastColumn="0" w:lastRowFirstColumn="0" w:lastRowLastColumn="0"/>
+            <w:cnfStyle w:val="001000000000"/>
             <w:tcW w:w="1113" w:type="pct"/>
             <w:hideMark/>
           </w:tcPr>
@@ -2146,12 +2088,8 @@
             </w:r>
             <w:r>
               <w:br/>
-            </w:r>
-            <w:proofErr w:type="spellStart"/>
-            <w:r>
               <w:t>материалообработка</w:t>
             </w:r>
-            <w:proofErr w:type="spellEnd"/>
           </w:p>
         </w:tc>
         <w:tc>
@@ -2162,7 +2100,7 @@
           <w:p>
             <w:pPr>
               <w:pStyle w:val="21"/>
-              <w:cnfStyle w:val="000000000000" w:firstRow="0" w:lastRow="0" w:firstColumn="0" w:lastColumn="0" w:oddVBand="0" w:evenVBand="0" w:oddHBand="0" w:evenHBand="0" w:firstRowFirstColumn="0" w:firstRowLastColumn="0" w:lastRowFirstColumn="0" w:lastRowLastColumn="0"/>
+              <w:cnfStyle w:val="000000000000"/>
             </w:pPr>
             <w:r>
               <w:t>705,7</w:t>
@@ -2177,7 +2115,7 @@
           <w:p>
             <w:pPr>
               <w:pStyle w:val="21"/>
-              <w:cnfStyle w:val="000000000000" w:firstRow="0" w:lastRow="0" w:firstColumn="0" w:lastColumn="0" w:oddVBand="0" w:evenVBand="0" w:oddHBand="0" w:evenHBand="0" w:firstRowFirstColumn="0" w:firstRowLastColumn="0" w:lastRowFirstColumn="0" w:lastRowLastColumn="0"/>
+              <w:cnfStyle w:val="000000000000"/>
             </w:pPr>
             <w:r>
               <w:t>684,8</w:t>
@@ -2192,7 +2130,7 @@
           <w:p>
             <w:pPr>
               <w:pStyle w:val="21"/>
-              <w:cnfStyle w:val="000000000000" w:firstRow="0" w:lastRow="0" w:firstColumn="0" w:lastColumn="0" w:oddVBand="0" w:evenVBand="0" w:oddHBand="0" w:evenHBand="0" w:firstRowFirstColumn="0" w:firstRowLastColumn="0" w:lastRowFirstColumn="0" w:lastRowLastColumn="0"/>
+              <w:cnfStyle w:val="000000000000"/>
             </w:pPr>
             <w:r>
               <w:t>20,9</w:t>
@@ -2207,7 +2145,7 @@
           <w:p>
             <w:pPr>
               <w:pStyle w:val="21"/>
-              <w:cnfStyle w:val="000000000000" w:firstRow="0" w:lastRow="0" w:firstColumn="0" w:lastColumn="0" w:oddVBand="0" w:evenVBand="0" w:oddHBand="0" w:evenHBand="0" w:firstRowFirstColumn="0" w:firstRowLastColumn="0" w:lastRowFirstColumn="0" w:lastRowLastColumn="0"/>
+              <w:cnfStyle w:val="000000000000"/>
             </w:pPr>
             <w:r>
               <w:t>79,2</w:t>
@@ -2222,7 +2160,7 @@
           <w:p>
             <w:pPr>
               <w:pStyle w:val="21"/>
-              <w:cnfStyle w:val="000000000000" w:firstRow="0" w:lastRow="0" w:firstColumn="0" w:lastColumn="0" w:oddVBand="0" w:evenVBand="0" w:oddHBand="0" w:evenHBand="0" w:firstRowFirstColumn="0" w:firstRowLastColumn="0" w:lastRowFirstColumn="0" w:lastRowLastColumn="0"/>
+              <w:cnfStyle w:val="000000000000"/>
             </w:pPr>
             <w:r>
               <w:t>3,0</w:t>
@@ -2232,11 +2170,11 @@
       </w:tr>
       <w:tr>
         <w:trPr>
-          <w:cnfStyle w:val="000000100000" w:firstRow="0" w:lastRow="0" w:firstColumn="0" w:lastColumn="0" w:oddVBand="0" w:evenVBand="0" w:oddHBand="1" w:evenHBand="0" w:firstRowFirstColumn="0" w:firstRowLastColumn="0" w:lastRowFirstColumn="0" w:lastRowLastColumn="0"/>
+          <w:cnfStyle w:val="000000100000"/>
         </w:trPr>
         <w:tc>
           <w:tcPr>
-            <w:cnfStyle w:val="001000000000" w:firstRow="0" w:lastRow="0" w:firstColumn="1" w:lastColumn="0" w:oddVBand="0" w:evenVBand="0" w:oddHBand="0" w:evenHBand="0" w:firstRowFirstColumn="0" w:firstRowLastColumn="0" w:lastRowFirstColumn="0" w:lastRowLastColumn="0"/>
+            <w:cnfStyle w:val="001000000000"/>
             <w:tcW w:w="1113" w:type="pct"/>
             <w:hideMark/>
           </w:tcPr>
@@ -2261,7 +2199,7 @@
           <w:p>
             <w:pPr>
               <w:pStyle w:val="21"/>
-              <w:cnfStyle w:val="000000100000" w:firstRow="0" w:lastRow="0" w:firstColumn="0" w:lastColumn="0" w:oddVBand="0" w:evenVBand="0" w:oddHBand="1" w:evenHBand="0" w:firstRowFirstColumn="0" w:firstRowLastColumn="0" w:lastRowFirstColumn="0" w:lastRowLastColumn="0"/>
+              <w:cnfStyle w:val="000000100000"/>
             </w:pPr>
             <w:r>
               <w:t>588,3</w:t>
@@ -2276,7 +2214,7 @@
           <w:p>
             <w:pPr>
               <w:pStyle w:val="21"/>
-              <w:cnfStyle w:val="000000100000" w:firstRow="0" w:lastRow="0" w:firstColumn="0" w:lastColumn="0" w:oddVBand="0" w:evenVBand="0" w:oddHBand="1" w:evenHBand="0" w:firstRowFirstColumn="0" w:firstRowLastColumn="0" w:lastRowFirstColumn="0" w:lastRowLastColumn="0"/>
+              <w:cnfStyle w:val="000000100000"/>
             </w:pPr>
             <w:r>
               <w:t>575,1</w:t>
@@ -2291,7 +2229,7 @@
           <w:p>
             <w:pPr>
               <w:pStyle w:val="21"/>
-              <w:cnfStyle w:val="000000100000" w:firstRow="0" w:lastRow="0" w:firstColumn="0" w:lastColumn="0" w:oddVBand="0" w:evenVBand="0" w:oddHBand="1" w:evenHBand="0" w:firstRowFirstColumn="0" w:firstRowLastColumn="0" w:lastRowFirstColumn="0" w:lastRowLastColumn="0"/>
+              <w:cnfStyle w:val="000000100000"/>
             </w:pPr>
             <w:r>
               <w:t>13,2</w:t>
@@ -2306,7 +2244,7 @@
           <w:p>
             <w:pPr>
               <w:pStyle w:val="21"/>
-              <w:cnfStyle w:val="000000100000" w:firstRow="0" w:lastRow="0" w:firstColumn="0" w:lastColumn="0" w:oddVBand="0" w:evenVBand="0" w:oddHBand="1" w:evenHBand="0" w:firstRowFirstColumn="0" w:firstRowLastColumn="0" w:lastRowFirstColumn="0" w:lastRowLastColumn="0"/>
+              <w:cnfStyle w:val="000000100000"/>
             </w:pPr>
             <w:r>
               <w:t>92,2</w:t>
@@ -2321,7 +2259,7 @@
           <w:p>
             <w:pPr>
               <w:pStyle w:val="21"/>
-              <w:cnfStyle w:val="000000100000" w:firstRow="0" w:lastRow="0" w:firstColumn="0" w:lastColumn="0" w:oddVBand="0" w:evenVBand="0" w:oddHBand="1" w:evenHBand="0" w:firstRowFirstColumn="0" w:firstRowLastColumn="0" w:lastRowFirstColumn="0" w:lastRowLastColumn="0"/>
+              <w:cnfStyle w:val="000000100000"/>
             </w:pPr>
             <w:r>
               <w:t>2,2</w:t>
@@ -2332,7 +2270,7 @@
       <w:tr>
         <w:tc>
           <w:tcPr>
-            <w:cnfStyle w:val="001000000000" w:firstRow="0" w:lastRow="0" w:firstColumn="1" w:lastColumn="0" w:oddVBand="0" w:evenVBand="0" w:oddHBand="0" w:evenHBand="0" w:firstRowFirstColumn="0" w:firstRowLastColumn="0" w:lastRowFirstColumn="0" w:lastRowLastColumn="0"/>
+            <w:cnfStyle w:val="001000000000"/>
             <w:tcW w:w="1113" w:type="pct"/>
             <w:hideMark/>
           </w:tcPr>
@@ -2353,7 +2291,7 @@
           <w:p>
             <w:pPr>
               <w:pStyle w:val="21"/>
-              <w:cnfStyle w:val="000000000000" w:firstRow="0" w:lastRow="0" w:firstColumn="0" w:lastColumn="0" w:oddVBand="0" w:evenVBand="0" w:oddHBand="0" w:evenHBand="0" w:firstRowFirstColumn="0" w:firstRowLastColumn="0" w:lastRowFirstColumn="0" w:lastRowLastColumn="0"/>
+              <w:cnfStyle w:val="000000000000"/>
             </w:pPr>
             <w:r>
               <w:t>578,8</w:t>
@@ -2368,7 +2306,7 @@
           <w:p>
             <w:pPr>
               <w:pStyle w:val="21"/>
-              <w:cnfStyle w:val="000000000000" w:firstRow="0" w:lastRow="0" w:firstColumn="0" w:lastColumn="0" w:oddVBand="0" w:evenVBand="0" w:oddHBand="0" w:evenHBand="0" w:firstRowFirstColumn="0" w:firstRowLastColumn="0" w:lastRowFirstColumn="0" w:lastRowLastColumn="0"/>
+              <w:cnfStyle w:val="000000000000"/>
             </w:pPr>
             <w:r>
               <w:t>560,8</w:t>
@@ -2383,7 +2321,7 @@
           <w:p>
             <w:pPr>
               <w:pStyle w:val="21"/>
-              <w:cnfStyle w:val="000000000000" w:firstRow="0" w:lastRow="0" w:firstColumn="0" w:lastColumn="0" w:oddVBand="0" w:evenVBand="0" w:oddHBand="0" w:evenHBand="0" w:firstRowFirstColumn="0" w:firstRowLastColumn="0" w:lastRowFirstColumn="0" w:lastRowLastColumn="0"/>
+              <w:cnfStyle w:val="000000000000"/>
             </w:pPr>
             <w:r>
               <w:t>18,0</w:t>
@@ -2398,7 +2336,7 @@
           <w:p>
             <w:pPr>
               <w:pStyle w:val="21"/>
-              <w:cnfStyle w:val="000000000000" w:firstRow="0" w:lastRow="0" w:firstColumn="0" w:lastColumn="0" w:oddVBand="0" w:evenVBand="0" w:oddHBand="0" w:evenHBand="0" w:firstRowFirstColumn="0" w:firstRowLastColumn="0" w:lastRowFirstColumn="0" w:lastRowLastColumn="0"/>
+              <w:cnfStyle w:val="000000000000"/>
             </w:pPr>
             <w:r>
               <w:t>84,4</w:t>
@@ -2413,7 +2351,7 @@
           <w:p>
             <w:pPr>
               <w:pStyle w:val="21"/>
-              <w:cnfStyle w:val="000000000000" w:firstRow="0" w:lastRow="0" w:firstColumn="0" w:lastColumn="0" w:oddVBand="0" w:evenVBand="0" w:oddHBand="0" w:evenHBand="0" w:firstRowFirstColumn="0" w:firstRowLastColumn="0" w:lastRowFirstColumn="0" w:lastRowLastColumn="0"/>
+              <w:cnfStyle w:val="000000000000"/>
             </w:pPr>
             <w:r>
               <w:t>3,1</w:t>
@@ -2423,11 +2361,11 @@
       </w:tr>
       <w:tr>
         <w:trPr>
-          <w:cnfStyle w:val="000000100000" w:firstRow="0" w:lastRow="0" w:firstColumn="0" w:lastColumn="0" w:oddVBand="0" w:evenVBand="0" w:oddHBand="1" w:evenHBand="0" w:firstRowFirstColumn="0" w:firstRowLastColumn="0" w:lastRowFirstColumn="0" w:lastRowLastColumn="0"/>
+          <w:cnfStyle w:val="000000100000"/>
         </w:trPr>
         <w:tc>
           <w:tcPr>
-            <w:cnfStyle w:val="001000000000" w:firstRow="0" w:lastRow="0" w:firstColumn="1" w:lastColumn="0" w:oddVBand="0" w:evenVBand="0" w:oddHBand="0" w:evenHBand="0" w:firstRowFirstColumn="0" w:firstRowLastColumn="0" w:lastRowFirstColumn="0" w:lastRowLastColumn="0"/>
+            <w:cnfStyle w:val="001000000000"/>
             <w:tcW w:w="1113" w:type="pct"/>
             <w:hideMark/>
           </w:tcPr>
@@ -2452,7 +2390,7 @@
           <w:p>
             <w:pPr>
               <w:pStyle w:val="21"/>
-              <w:cnfStyle w:val="000000100000" w:firstRow="0" w:lastRow="0" w:firstColumn="0" w:lastColumn="0" w:oddVBand="0" w:evenVBand="0" w:oddHBand="1" w:evenHBand="0" w:firstRowFirstColumn="0" w:firstRowLastColumn="0" w:lastRowFirstColumn="0" w:lastRowLastColumn="0"/>
+              <w:cnfStyle w:val="000000100000"/>
             </w:pPr>
             <w:r>
               <w:t>447,6</w:t>
@@ -2467,7 +2405,7 @@
           <w:p>
             <w:pPr>
               <w:pStyle w:val="21"/>
-              <w:cnfStyle w:val="000000100000" w:firstRow="0" w:lastRow="0" w:firstColumn="0" w:lastColumn="0" w:oddVBand="0" w:evenVBand="0" w:oddHBand="1" w:evenHBand="0" w:firstRowFirstColumn="0" w:firstRowLastColumn="0" w:lastRowFirstColumn="0" w:lastRowLastColumn="0"/>
+              <w:cnfStyle w:val="000000100000"/>
             </w:pPr>
             <w:r>
               <w:t>437,6</w:t>
@@ -2482,7 +2420,7 @@
           <w:p>
             <w:pPr>
               <w:pStyle w:val="21"/>
-              <w:cnfStyle w:val="000000100000" w:firstRow="0" w:lastRow="0" w:firstColumn="0" w:lastColumn="0" w:oddVBand="0" w:evenVBand="0" w:oddHBand="1" w:evenHBand="0" w:firstRowFirstColumn="0" w:firstRowLastColumn="0" w:lastRowFirstColumn="0" w:lastRowLastColumn="0"/>
+              <w:cnfStyle w:val="000000100000"/>
             </w:pPr>
             <w:r>
               <w:t>10,0</w:t>
@@ -2497,7 +2435,7 @@
           <w:p>
             <w:pPr>
               <w:pStyle w:val="21"/>
-              <w:cnfStyle w:val="000000100000" w:firstRow="0" w:lastRow="0" w:firstColumn="0" w:lastColumn="0" w:oddVBand="0" w:evenVBand="0" w:oddHBand="1" w:evenHBand="0" w:firstRowFirstColumn="0" w:firstRowLastColumn="0" w:lastRowFirstColumn="0" w:lastRowLastColumn="0"/>
+              <w:cnfStyle w:val="000000100000"/>
             </w:pPr>
             <w:r>
               <w:t>84,5</w:t>
@@ -2512,7 +2450,7 @@
           <w:p>
             <w:pPr>
               <w:pStyle w:val="21"/>
-              <w:cnfStyle w:val="000000100000" w:firstRow="0" w:lastRow="0" w:firstColumn="0" w:lastColumn="0" w:oddVBand="0" w:evenVBand="0" w:oddHBand="1" w:evenHBand="0" w:firstRowFirstColumn="0" w:firstRowLastColumn="0" w:lastRowFirstColumn="0" w:lastRowLastColumn="0"/>
+              <w:cnfStyle w:val="000000100000"/>
             </w:pPr>
             <w:r>
               <w:t>2,2</w:t>
@@ -2523,7 +2461,7 @@
       <w:tr>
         <w:tc>
           <w:tcPr>
-            <w:cnfStyle w:val="001000000000" w:firstRow="0" w:lastRow="0" w:firstColumn="1" w:lastColumn="0" w:oddVBand="0" w:evenVBand="0" w:oddHBand="0" w:evenHBand="0" w:firstRowFirstColumn="0" w:firstRowLastColumn="0" w:lastRowFirstColumn="0" w:lastRowLastColumn="0"/>
+            <w:cnfStyle w:val="001000000000"/>
             <w:tcW w:w="1113" w:type="pct"/>
             <w:hideMark/>
           </w:tcPr>
@@ -2548,7 +2486,7 @@
           <w:p>
             <w:pPr>
               <w:pStyle w:val="21"/>
-              <w:cnfStyle w:val="000000000000" w:firstRow="0" w:lastRow="0" w:firstColumn="0" w:lastColumn="0" w:oddVBand="0" w:evenVBand="0" w:oddHBand="0" w:evenHBand="0" w:firstRowFirstColumn="0" w:firstRowLastColumn="0" w:lastRowFirstColumn="0" w:lastRowLastColumn="0"/>
+              <w:cnfStyle w:val="000000000000"/>
             </w:pPr>
             <w:r>
               <w:t>464,3</w:t>
@@ -2563,7 +2501,7 @@
           <w:p>
             <w:pPr>
               <w:pStyle w:val="21"/>
-              <w:cnfStyle w:val="000000000000" w:firstRow="0" w:lastRow="0" w:firstColumn="0" w:lastColumn="0" w:oddVBand="0" w:evenVBand="0" w:oddHBand="0" w:evenHBand="0" w:firstRowFirstColumn="0" w:firstRowLastColumn="0" w:lastRowFirstColumn="0" w:lastRowLastColumn="0"/>
+              <w:cnfStyle w:val="000000000000"/>
             </w:pPr>
             <w:r>
               <w:t>450,1</w:t>
@@ -2578,7 +2516,7 @@
           <w:p>
             <w:pPr>
               <w:pStyle w:val="21"/>
-              <w:cnfStyle w:val="000000000000" w:firstRow="0" w:lastRow="0" w:firstColumn="0" w:lastColumn="0" w:oddVBand="0" w:evenVBand="0" w:oddHBand="0" w:evenHBand="0" w:firstRowFirstColumn="0" w:firstRowLastColumn="0" w:lastRowFirstColumn="0" w:lastRowLastColumn="0"/>
+              <w:cnfStyle w:val="000000000000"/>
             </w:pPr>
             <w:r>
               <w:t>14,2</w:t>
@@ -2593,7 +2531,7 @@
           <w:p>
             <w:pPr>
               <w:pStyle w:val="21"/>
-              <w:cnfStyle w:val="000000000000" w:firstRow="0" w:lastRow="0" w:firstColumn="0" w:lastColumn="0" w:oddVBand="0" w:evenVBand="0" w:oddHBand="0" w:evenHBand="0" w:firstRowFirstColumn="0" w:firstRowLastColumn="0" w:lastRowFirstColumn="0" w:lastRowLastColumn="0"/>
+              <w:cnfStyle w:val="000000000000"/>
             </w:pPr>
             <w:r>
               <w:t>80,9</w:t>
@@ -2608,7 +2546,7 @@
           <w:p>
             <w:pPr>
               <w:pStyle w:val="21"/>
-              <w:cnfStyle w:val="000000000000" w:firstRow="0" w:lastRow="0" w:firstColumn="0" w:lastColumn="0" w:oddVBand="0" w:evenVBand="0" w:oddHBand="0" w:evenHBand="0" w:firstRowFirstColumn="0" w:firstRowLastColumn="0" w:lastRowFirstColumn="0" w:lastRowLastColumn="0"/>
+              <w:cnfStyle w:val="000000000000"/>
             </w:pPr>
             <w:r>
               <w:t>3,1</w:t>
@@ -2618,11 +2556,11 @@
       </w:tr>
       <w:tr>
         <w:trPr>
-          <w:cnfStyle w:val="000000100000" w:firstRow="0" w:lastRow="0" w:firstColumn="0" w:lastColumn="0" w:oddVBand="0" w:evenVBand="0" w:oddHBand="1" w:evenHBand="0" w:firstRowFirstColumn="0" w:firstRowLastColumn="0" w:lastRowFirstColumn="0" w:lastRowLastColumn="0"/>
+          <w:cnfStyle w:val="000000100000"/>
         </w:trPr>
         <w:tc>
           <w:tcPr>
-            <w:cnfStyle w:val="001000000000" w:firstRow="0" w:lastRow="0" w:firstColumn="1" w:lastColumn="0" w:oddVBand="0" w:evenVBand="0" w:oddHBand="0" w:evenHBand="0" w:firstRowFirstColumn="0" w:firstRowLastColumn="0" w:lastRowFirstColumn="0" w:lastRowLastColumn="0"/>
+            <w:cnfStyle w:val="001000000000"/>
             <w:tcW w:w="1113" w:type="pct"/>
             <w:hideMark/>
           </w:tcPr>
@@ -2643,7 +2581,7 @@
           <w:p>
             <w:pPr>
               <w:pStyle w:val="21"/>
-              <w:cnfStyle w:val="000000100000" w:firstRow="0" w:lastRow="0" w:firstColumn="0" w:lastColumn="0" w:oddVBand="0" w:evenVBand="0" w:oddHBand="1" w:evenHBand="0" w:firstRowFirstColumn="0" w:firstRowLastColumn="0" w:lastRowFirstColumn="0" w:lastRowLastColumn="0"/>
+              <w:cnfStyle w:val="000000100000"/>
             </w:pPr>
             <w:r>
               <w:t>423,1</w:t>
@@ -2658,7 +2596,7 @@
           <w:p>
             <w:pPr>
               <w:pStyle w:val="21"/>
-              <w:cnfStyle w:val="000000100000" w:firstRow="0" w:lastRow="0" w:firstColumn="0" w:lastColumn="0" w:oddVBand="0" w:evenVBand="0" w:oddHBand="1" w:evenHBand="0" w:firstRowFirstColumn="0" w:firstRowLastColumn="0" w:lastRowFirstColumn="0" w:lastRowLastColumn="0"/>
+              <w:cnfStyle w:val="000000100000"/>
             </w:pPr>
             <w:r>
               <w:t>410,3</w:t>
@@ -2673,7 +2611,7 @@
           <w:p>
             <w:pPr>
               <w:pStyle w:val="21"/>
-              <w:cnfStyle w:val="000000100000" w:firstRow="0" w:lastRow="0" w:firstColumn="0" w:lastColumn="0" w:oddVBand="0" w:evenVBand="0" w:oddHBand="1" w:evenHBand="0" w:firstRowFirstColumn="0" w:firstRowLastColumn="0" w:lastRowFirstColumn="0" w:lastRowLastColumn="0"/>
+              <w:cnfStyle w:val="000000100000"/>
             </w:pPr>
             <w:r>
               <w:t>12,7</w:t>
@@ -2688,7 +2626,7 @@
           <w:p>
             <w:pPr>
               <w:pStyle w:val="21"/>
-              <w:cnfStyle w:val="000000100000" w:firstRow="0" w:lastRow="0" w:firstColumn="0" w:lastColumn="0" w:oddVBand="0" w:evenVBand="0" w:oddHBand="1" w:evenHBand="0" w:firstRowFirstColumn="0" w:firstRowLastColumn="0" w:lastRowFirstColumn="0" w:lastRowLastColumn="0"/>
+              <w:cnfStyle w:val="000000100000"/>
             </w:pPr>
             <w:r>
               <w:t>80,3</w:t>
@@ -2703,7 +2641,7 @@
           <w:p>
             <w:pPr>
               <w:pStyle w:val="21"/>
-              <w:cnfStyle w:val="000000100000" w:firstRow="0" w:lastRow="0" w:firstColumn="0" w:lastColumn="0" w:oddVBand="0" w:evenVBand="0" w:oddHBand="1" w:evenHBand="0" w:firstRowFirstColumn="0" w:firstRowLastColumn="0" w:lastRowFirstColumn="0" w:lastRowLastColumn="0"/>
+              <w:cnfStyle w:val="000000100000"/>
             </w:pPr>
             <w:r>
               <w:t>3,0</w:t>
@@ -2729,8 +2667,8 @@
 </file>
 
 <file path=word/endnotes.xml><?xml version="1.0" encoding="utf-8"?>
-<w:endnotes xmlns:wpc="http://schemas.microsoft.com/office/word/2010/wordprocessingCanvas" xmlns:cx="http://schemas.microsoft.com/office/drawing/2014/chartex" xmlns:cx1="http://schemas.microsoft.com/office/drawing/2015/9/8/chartex" xmlns:cx2="http://schemas.microsoft.com/office/drawing/2015/10/21/chartex" xmlns:cx3="http://schemas.microsoft.com/office/drawing/2016/5/9/chartex" xmlns:cx4="http://schemas.microsoft.com/office/drawing/2016/5/10/chartex" xmlns:cx5="http://schemas.microsoft.com/office/drawing/2016/5/11/chartex" xmlns:cx6="http://schemas.microsoft.com/office/drawing/2016/5/12/chartex" xmlns:cx7="http://schemas.microsoft.com/office/drawing/2016/5/13/chartex" xmlns:cx8="http://schemas.microsoft.com/office/drawing/2016/5/14/chartex" xmlns:mc="http://schemas.openxmlformats.org/markup-compatibility/2006" xmlns:aink="http://schemas.microsoft.com/office/drawing/2016/ink" xmlns:am3d="http://schemas.microsoft.com/office/drawing/2017/model3d" xmlns:o="urn:schemas-microsoft-com:office:office" xmlns:oel="http://schemas.microsoft.com/office/2019/extlst" xmlns:r="http://schemas.openxmlformats.org/officeDocument/2006/relationships" xmlns:m="http://schemas.openxmlformats.org/officeDocument/2006/math" xmlns:v="urn:schemas-microsoft-com:vml" xmlns:wp14="http://schemas.microsoft.com/office/word/2010/wordprocessingDrawing" xmlns:wp="http://schemas.openxmlformats.org/drawingml/2006/wordprocessingDrawing" xmlns:w10="urn:schemas-microsoft-com:office:word" xmlns:w="http://schemas.openxmlformats.org/wordprocessingml/2006/main" xmlns:w14="http://schemas.microsoft.com/office/word/2010/wordml" xmlns:w15="http://schemas.microsoft.com/office/word/2012/wordml" xmlns:w16cex="http://schemas.microsoft.com/office/word/2018/wordml/cex" xmlns:w16cid="http://schemas.microsoft.com/office/word/2016/wordml/cid" xmlns:w16="http://schemas.microsoft.com/office/word/2018/wordml" xmlns:w16du="http://schemas.microsoft.com/office/word/2023/wordml/word16du" xmlns:w16sdtdh="http://schemas.microsoft.com/office/word/2020/wordml/sdtdatahash" xmlns:w16sdtfl="http://schemas.microsoft.com/office/word/2024/wordml/sdtformatlock" xmlns:w16se="http://schemas.microsoft.com/office/word/2015/wordml/symex" xmlns:wpg="http://schemas.microsoft.com/office/word/2010/wordprocessingGroup" xmlns:wpi="http://schemas.microsoft.com/office/word/2010/wordprocessingInk" xmlns:wne="http://schemas.microsoft.com/office/word/2006/wordml" xmlns:wps="http://schemas.microsoft.com/office/word/2010/wordprocessingShape" mc:Ignorable="w14 w15 w16se w16cid w16 w16cex w16sdtdh w16sdtfl w16du wp14">
-  <w:endnote w:type="separator" w:id="-1">
+<w:endnotes xmlns:ve="http://schemas.openxmlformats.org/markup-compatibility/2006" xmlns:o="urn:schemas-microsoft-com:office:office" xmlns:r="http://schemas.openxmlformats.org/officeDocument/2006/relationships" xmlns:m="http://schemas.openxmlformats.org/officeDocument/2006/math" xmlns:v="urn:schemas-microsoft-com:vml" xmlns:wp="http://schemas.openxmlformats.org/drawingml/2006/wordprocessingDrawing" xmlns:w10="urn:schemas-microsoft-com:office:word" xmlns:w="http://schemas.openxmlformats.org/wordprocessingml/2006/main" xmlns:wne="http://schemas.microsoft.com/office/word/2006/wordml">
+  <w:endnote w:type="separator" w:id="0">
     <w:p>
       <w:pPr>
         <w:spacing w:after="0" w:line="240" w:lineRule="auto"/>
@@ -2740,7 +2678,7 @@
       </w:r>
     </w:p>
   </w:endnote>
-  <w:endnote w:type="continuationSeparator" w:id="0">
+  <w:endnote w:type="continuationSeparator" w:id="1">
     <w:p>
       <w:pPr>
         <w:spacing w:after="0" w:line="240" w:lineRule="auto"/>
@@ -2754,7 +2692,7 @@
 </file>
 
 <file path=word/footer1.xml><?xml version="1.0" encoding="utf-8"?>
-<w:ftr xmlns:wpc="http://schemas.microsoft.com/office/word/2010/wordprocessingCanvas" xmlns:cx="http://schemas.microsoft.com/office/drawing/2014/chartex" xmlns:cx1="http://schemas.microsoft.com/office/drawing/2015/9/8/chartex" xmlns:cx2="http://schemas.microsoft.com/office/drawing/2015/10/21/chartex" xmlns:cx3="http://schemas.microsoft.com/office/drawing/2016/5/9/chartex" xmlns:cx4="http://schemas.microsoft.com/office/drawing/2016/5/10/chartex" xmlns:cx5="http://schemas.microsoft.com/office/drawing/2016/5/11/chartex" xmlns:cx6="http://schemas.microsoft.com/office/drawing/2016/5/12/chartex" xmlns:cx7="http://schemas.microsoft.com/office/drawing/2016/5/13/chartex" xmlns:cx8="http://schemas.microsoft.com/office/drawing/2016/5/14/chartex" xmlns:mc="http://schemas.openxmlformats.org/markup-compatibility/2006" xmlns:aink="http://schemas.microsoft.com/office/drawing/2016/ink" xmlns:am3d="http://schemas.microsoft.com/office/drawing/2017/model3d" xmlns:o="urn:schemas-microsoft-com:office:office" xmlns:oel="http://schemas.microsoft.com/office/2019/extlst" xmlns:r="http://schemas.openxmlformats.org/officeDocument/2006/relationships" xmlns:m="http://schemas.openxmlformats.org/officeDocument/2006/math" xmlns:v="urn:schemas-microsoft-com:vml" xmlns:wp14="http://schemas.microsoft.com/office/word/2010/wordprocessingDrawing" xmlns:wp="http://schemas.openxmlformats.org/drawingml/2006/wordprocessingDrawing" xmlns:w10="urn:schemas-microsoft-com:office:word" xmlns:w="http://schemas.openxmlformats.org/wordprocessingml/2006/main" xmlns:w14="http://schemas.microsoft.com/office/word/2010/wordml" xmlns:w15="http://schemas.microsoft.com/office/word/2012/wordml" xmlns:w16cex="http://schemas.microsoft.com/office/word/2018/wordml/cex" xmlns:w16cid="http://schemas.microsoft.com/office/word/2016/wordml/cid" xmlns:w16="http://schemas.microsoft.com/office/word/2018/wordml" xmlns:w16du="http://schemas.microsoft.com/office/word/2023/wordml/word16du" xmlns:w16sdtdh="http://schemas.microsoft.com/office/word/2020/wordml/sdtdatahash" xmlns:w16sdtfl="http://schemas.microsoft.com/office/word/2024/wordml/sdtformatlock" xmlns:w16se="http://schemas.microsoft.com/office/word/2015/wordml/symex" xmlns:wpg="http://schemas.microsoft.com/office/word/2010/wordprocessingGroup" xmlns:wpi="http://schemas.microsoft.com/office/word/2010/wordprocessingInk" xmlns:wne="http://schemas.microsoft.com/office/word/2006/wordml" xmlns:wps="http://schemas.microsoft.com/office/word/2010/wordprocessingShape" mc:Ignorable="w14 w15 w16se w16cid w16 w16cex w16sdtdh w16sdtfl w16du wp14">
+<w:ftr xmlns:ve="http://schemas.openxmlformats.org/markup-compatibility/2006" xmlns:o="urn:schemas-microsoft-com:office:office" xmlns:r="http://schemas.openxmlformats.org/officeDocument/2006/relationships" xmlns:m="http://schemas.openxmlformats.org/officeDocument/2006/math" xmlns:v="urn:schemas-microsoft-com:vml" xmlns:wp="http://schemas.openxmlformats.org/drawingml/2006/wordprocessingDrawing" xmlns:w10="urn:schemas-microsoft-com:office:word" xmlns:w="http://schemas.openxmlformats.org/wordprocessingml/2006/main" xmlns:wne="http://schemas.microsoft.com/office/word/2006/wordml">
   <w:sdt>
     <w:sdtPr>
       <w:id w:val="110647470"/>
@@ -2782,7 +2720,7 @@
           <w:rPr>
             <w:noProof/>
           </w:rPr>
-          <w:t>6</w:t>
+          <w:t>2</w:t>
         </w:r>
         <w:r>
           <w:rPr>
@@ -2802,8 +2740,8 @@
 </file>
 
 <file path=word/footnotes.xml><?xml version="1.0" encoding="utf-8"?>
-<w:footnotes xmlns:wpc="http://schemas.microsoft.com/office/word/2010/wordprocessingCanvas" xmlns:cx="http://schemas.microsoft.com/office/drawing/2014/chartex" xmlns:cx1="http://schemas.microsoft.com/office/drawing/2015/9/8/chartex" xmlns:cx2="http://schemas.microsoft.com/office/drawing/2015/10/21/chartex" xmlns:cx3="http://schemas.microsoft.com/office/drawing/2016/5/9/chartex" xmlns:cx4="http://schemas.microsoft.com/office/drawing/2016/5/10/chartex" xmlns:cx5="http://schemas.microsoft.com/office/drawing/2016/5/11/chartex" xmlns:cx6="http://schemas.microsoft.com/office/drawing/2016/5/12/chartex" xmlns:cx7="http://schemas.microsoft.com/office/drawing/2016/5/13/chartex" xmlns:cx8="http://schemas.microsoft.com/office/drawing/2016/5/14/chartex" xmlns:mc="http://schemas.openxmlformats.org/markup-compatibility/2006" xmlns:aink="http://schemas.microsoft.com/office/drawing/2016/ink" xmlns:am3d="http://schemas.microsoft.com/office/drawing/2017/model3d" xmlns:o="urn:schemas-microsoft-com:office:office" xmlns:oel="http://schemas.microsoft.com/office/2019/extlst" xmlns:r="http://schemas.openxmlformats.org/officeDocument/2006/relationships" xmlns:m="http://schemas.openxmlformats.org/officeDocument/2006/math" xmlns:v="urn:schemas-microsoft-com:vml" xmlns:wp14="http://schemas.microsoft.com/office/word/2010/wordprocessingDrawing" xmlns:wp="http://schemas.openxmlformats.org/drawingml/2006/wordprocessingDrawing" xmlns:w10="urn:schemas-microsoft-com:office:word" xmlns:w="http://schemas.openxmlformats.org/wordprocessingml/2006/main" xmlns:w14="http://schemas.microsoft.com/office/word/2010/wordml" xmlns:w15="http://schemas.microsoft.com/office/word/2012/wordml" xmlns:w16cex="http://schemas.microsoft.com/office/word/2018/wordml/cex" xmlns:w16cid="http://schemas.microsoft.com/office/word/2016/wordml/cid" xmlns:w16="http://schemas.microsoft.com/office/word/2018/wordml" xmlns:w16du="http://schemas.microsoft.com/office/word/2023/wordml/word16du" xmlns:w16sdtdh="http://schemas.microsoft.com/office/word/2020/wordml/sdtdatahash" xmlns:w16sdtfl="http://schemas.microsoft.com/office/word/2024/wordml/sdtformatlock" xmlns:w16se="http://schemas.microsoft.com/office/word/2015/wordml/symex" xmlns:wpg="http://schemas.microsoft.com/office/word/2010/wordprocessingGroup" xmlns:wpi="http://schemas.microsoft.com/office/word/2010/wordprocessingInk" xmlns:wne="http://schemas.microsoft.com/office/word/2006/wordml" xmlns:wps="http://schemas.microsoft.com/office/word/2010/wordprocessingShape" mc:Ignorable="w14 w15 w16se w16cid w16 w16cex w16sdtdh w16sdtfl w16du wp14">
-  <w:footnote w:type="separator" w:id="-1">
+<w:footnotes xmlns:ve="http://schemas.openxmlformats.org/markup-compatibility/2006" xmlns:o="urn:schemas-microsoft-com:office:office" xmlns:r="http://schemas.openxmlformats.org/officeDocument/2006/relationships" xmlns:m="http://schemas.openxmlformats.org/officeDocument/2006/math" xmlns:v="urn:schemas-microsoft-com:vml" xmlns:wp="http://schemas.openxmlformats.org/drawingml/2006/wordprocessingDrawing" xmlns:w10="urn:schemas-microsoft-com:office:word" xmlns:w="http://schemas.openxmlformats.org/wordprocessingml/2006/main" xmlns:wne="http://schemas.microsoft.com/office/word/2006/wordml">
+  <w:footnote w:type="separator" w:id="0">
     <w:p>
       <w:pPr>
         <w:spacing w:after="0" w:line="240" w:lineRule="auto"/>
@@ -2813,32 +2751,13 @@
       </w:r>
     </w:p>
   </w:footnote>
-  <w:footnote w:type="continuationSeparator" w:id="0">
+  <w:footnote w:type="continuationSeparator" w:id="1">
     <w:p>
       <w:pPr>
         <w:spacing w:after="0" w:line="240" w:lineRule="auto"/>
       </w:pPr>
       <w:r>
         <w:continuationSeparator/>
-      </w:r>
-    </w:p>
-  </w:footnote>
-  <w:footnote w:id="1">
-    <w:p>
-      <w:pPr>
-        <w:pStyle w:val="ad"/>
-      </w:pPr>
-      <w:r>
-        <w:rPr>
-          <w:rStyle w:val="af"/>
-        </w:rPr>
-        <w:footnoteRef/>
-      </w:r>
-      <w:r>
-        <w:t xml:space="preserve"> </w:t>
-      </w:r>
-      <w:r>
-        <w:t>Отношение численности безработных женщин (мужчин) к численности экономически активного женского (мужского) населения.</w:t>
       </w:r>
     </w:p>
   </w:footnote>
@@ -2854,10 +2773,7 @@
         <w:footnoteRef/>
       </w:r>
       <w:r>
-        <w:t xml:space="preserve"> </w:t>
-      </w:r>
-      <w:r>
-        <w:t>Отношение численности занятых с высшим профессиональным образованием к общей численности населения с соответствующим уровнем образования. </w:t>
+        <w:t>Отношение численности безработных женщин (мужчин) к численности экономически активного женского (мужского) населения.</w:t>
       </w:r>
     </w:p>
   </w:footnote>
@@ -2873,7 +2789,20 @@
         <w:footnoteRef/>
       </w:r>
       <w:r>
-        <w:t xml:space="preserve"> </w:t>
+        <w:t>Отношение численности занятых с высшим профессиональным образованием к общей численности населения с соответствующим уровнем образования. </w:t>
+      </w:r>
+    </w:p>
+  </w:footnote>
+  <w:footnote w:id="4">
+    <w:p>
+      <w:pPr>
+        <w:pStyle w:val="ad"/>
+      </w:pPr>
+      <w:r>
+        <w:rPr>
+          <w:rStyle w:val="af"/>
+        </w:rPr>
+        <w:footnoteRef/>
       </w:r>
       <w:r>
         <w:t>Отношение численности безработных с высшим профессиональным образованием к численности экономически активного населения с соответствующим уровнем образования.</w:t>
@@ -2884,7 +2813,7 @@
 </file>
 
 <file path=word/styles.xml><?xml version="1.0" encoding="utf-8"?>
-<w:styles xmlns:mc="http://schemas.openxmlformats.org/markup-compatibility/2006" xmlns:r="http://schemas.openxmlformats.org/officeDocument/2006/relationships" xmlns:w="http://schemas.openxmlformats.org/wordprocessingml/2006/main" xmlns:w14="http://schemas.microsoft.com/office/word/2010/wordml" xmlns:w15="http://schemas.microsoft.com/office/word/2012/wordml" xmlns:w16cex="http://schemas.microsoft.com/office/word/2018/wordml/cex" xmlns:w16cid="http://schemas.microsoft.com/office/word/2016/wordml/cid" xmlns:w16="http://schemas.microsoft.com/office/word/2018/wordml" xmlns:w16du="http://schemas.microsoft.com/office/word/2023/wordml/word16du" xmlns:w16sdtdh="http://schemas.microsoft.com/office/word/2020/wordml/sdtdatahash" xmlns:w16sdtfl="http://schemas.microsoft.com/office/word/2024/wordml/sdtformatlock" xmlns:w16se="http://schemas.microsoft.com/office/word/2015/wordml/symex" mc:Ignorable="w14 w15 w16se w16cid w16 w16cex w16sdtdh w16sdtfl w16du">
+<w:styles xmlns:r="http://schemas.openxmlformats.org/officeDocument/2006/relationships" xmlns:w="http://schemas.openxmlformats.org/wordprocessingml/2006/main">
   <w:docDefaults>
     <w:rPrDefault>
       <w:rPr>
@@ -2894,383 +2823,144 @@
     </w:rPrDefault>
     <w:pPrDefault/>
   </w:docDefaults>
-  <w:latentStyles w:defLockedState="0" w:defUIPriority="99" w:defSemiHidden="0" w:defUnhideWhenUsed="0" w:defQFormat="0" w:count="376">
-    <w:lsdException w:name="Normal" w:uiPriority="0" w:qFormat="1"/>
-    <w:lsdException w:name="heading 1" w:uiPriority="9" w:qFormat="1"/>
-    <w:lsdException w:name="heading 2" w:semiHidden="1" w:uiPriority="9" w:unhideWhenUsed="1" w:qFormat="1"/>
-    <w:lsdException w:name="heading 3" w:semiHidden="1" w:uiPriority="9" w:unhideWhenUsed="1" w:qFormat="1"/>
-    <w:lsdException w:name="heading 4" w:semiHidden="1" w:uiPriority="9" w:unhideWhenUsed="1" w:qFormat="1"/>
-    <w:lsdException w:name="heading 5" w:semiHidden="1" w:uiPriority="9" w:unhideWhenUsed="1" w:qFormat="1"/>
-    <w:lsdException w:name="heading 6" w:semiHidden="1" w:uiPriority="9" w:unhideWhenUsed="1" w:qFormat="1"/>
-    <w:lsdException w:name="heading 7" w:semiHidden="1" w:uiPriority="9" w:unhideWhenUsed="1" w:qFormat="1"/>
-    <w:lsdException w:name="heading 8" w:semiHidden="1" w:uiPriority="9" w:unhideWhenUsed="1" w:qFormat="1"/>
-    <w:lsdException w:name="heading 9" w:semiHidden="1" w:uiPriority="9" w:unhideWhenUsed="1" w:qFormat="1"/>
-    <w:lsdException w:name="index 1" w:semiHidden="1" w:unhideWhenUsed="1"/>
-    <w:lsdException w:name="index 2" w:semiHidden="1" w:unhideWhenUsed="1"/>
-    <w:lsdException w:name="index 3" w:semiHidden="1" w:unhideWhenUsed="1"/>
-    <w:lsdException w:name="index 4" w:semiHidden="1" w:unhideWhenUsed="1"/>
-    <w:lsdException w:name="index 5" w:semiHidden="1" w:unhideWhenUsed="1"/>
-    <w:lsdException w:name="index 6" w:semiHidden="1" w:unhideWhenUsed="1"/>
-    <w:lsdException w:name="index 7" w:semiHidden="1" w:unhideWhenUsed="1"/>
-    <w:lsdException w:name="index 8" w:semiHidden="1" w:unhideWhenUsed="1"/>
-    <w:lsdException w:name="index 9" w:semiHidden="1" w:unhideWhenUsed="1"/>
-    <w:lsdException w:name="toc 1" w:semiHidden="1" w:uiPriority="39" w:unhideWhenUsed="1"/>
-    <w:lsdException w:name="toc 2" w:semiHidden="1" w:uiPriority="39" w:unhideWhenUsed="1"/>
-    <w:lsdException w:name="toc 3" w:semiHidden="1" w:uiPriority="39" w:unhideWhenUsed="1"/>
-    <w:lsdException w:name="toc 4" w:semiHidden="1" w:uiPriority="39" w:unhideWhenUsed="1"/>
-    <w:lsdException w:name="toc 5" w:semiHidden="1" w:uiPriority="39" w:unhideWhenUsed="1"/>
-    <w:lsdException w:name="toc 6" w:semiHidden="1" w:uiPriority="39" w:unhideWhenUsed="1"/>
-    <w:lsdException w:name="toc 7" w:semiHidden="1" w:uiPriority="39" w:unhideWhenUsed="1"/>
-    <w:lsdException w:name="toc 8" w:semiHidden="1" w:uiPriority="39" w:unhideWhenUsed="1"/>
-    <w:lsdException w:name="toc 9" w:semiHidden="1" w:uiPriority="39" w:unhideWhenUsed="1"/>
-    <w:lsdException w:name="Normal Indent" w:semiHidden="1" w:unhideWhenUsed="1"/>
-    <w:lsdException w:name="footnote text" w:semiHidden="1" w:unhideWhenUsed="1"/>
-    <w:lsdException w:name="annotation text" w:semiHidden="1" w:unhideWhenUsed="1"/>
-    <w:lsdException w:name="header" w:semiHidden="1" w:unhideWhenUsed="1"/>
-    <w:lsdException w:name="footer" w:semiHidden="1" w:unhideWhenUsed="1"/>
-    <w:lsdException w:name="index heading" w:semiHidden="1" w:unhideWhenUsed="1"/>
-    <w:lsdException w:name="caption" w:semiHidden="1" w:uiPriority="35" w:unhideWhenUsed="1" w:qFormat="1"/>
-    <w:lsdException w:name="table of figures" w:semiHidden="1" w:unhideWhenUsed="1"/>
-    <w:lsdException w:name="envelope address" w:semiHidden="1" w:unhideWhenUsed="1"/>
-    <w:lsdException w:name="envelope return" w:semiHidden="1" w:unhideWhenUsed="1"/>
-    <w:lsdException w:name="footnote reference" w:semiHidden="1" w:unhideWhenUsed="1"/>
-    <w:lsdException w:name="annotation reference" w:semiHidden="1" w:unhideWhenUsed="1"/>
-    <w:lsdException w:name="line number" w:semiHidden="1" w:unhideWhenUsed="1"/>
-    <w:lsdException w:name="page number" w:semiHidden="1" w:unhideWhenUsed="1"/>
-    <w:lsdException w:name="endnote reference" w:semiHidden="1" w:unhideWhenUsed="1"/>
-    <w:lsdException w:name="endnote text" w:semiHidden="1" w:unhideWhenUsed="1"/>
-    <w:lsdException w:name="table of authorities" w:semiHidden="1" w:unhideWhenUsed="1"/>
-    <w:lsdException w:name="macro" w:semiHidden="1" w:unhideWhenUsed="1"/>
-    <w:lsdException w:name="toa heading" w:semiHidden="1" w:unhideWhenUsed="1"/>
-    <w:lsdException w:name="List" w:semiHidden="1" w:unhideWhenUsed="1"/>
-    <w:lsdException w:name="List Bullet" w:semiHidden="1" w:unhideWhenUsed="1"/>
-    <w:lsdException w:name="List Number" w:semiHidden="1" w:unhideWhenUsed="1"/>
-    <w:lsdException w:name="List 2" w:semiHidden="1" w:unhideWhenUsed="1"/>
-    <w:lsdException w:name="List 3" w:semiHidden="1" w:unhideWhenUsed="1"/>
-    <w:lsdException w:name="List 4" w:semiHidden="1" w:unhideWhenUsed="1"/>
-    <w:lsdException w:name="List 5" w:semiHidden="1" w:unhideWhenUsed="1"/>
-    <w:lsdException w:name="List Bullet 2" w:semiHidden="1" w:unhideWhenUsed="1"/>
-    <w:lsdException w:name="List Bullet 3" w:semiHidden="1" w:unhideWhenUsed="1"/>
-    <w:lsdException w:name="List Bullet 4" w:semiHidden="1" w:unhideWhenUsed="1"/>
-    <w:lsdException w:name="List Bullet 5" w:semiHidden="1" w:unhideWhenUsed="1"/>
-    <w:lsdException w:name="List Number 2" w:semiHidden="1" w:unhideWhenUsed="1"/>
-    <w:lsdException w:name="List Number 3" w:semiHidden="1" w:unhideWhenUsed="1"/>
-    <w:lsdException w:name="List Number 4" w:semiHidden="1" w:unhideWhenUsed="1"/>
-    <w:lsdException w:name="List Number 5" w:semiHidden="1" w:unhideWhenUsed="1"/>
-    <w:lsdException w:name="Title" w:uiPriority="10" w:qFormat="1"/>
-    <w:lsdException w:name="Closing" w:semiHidden="1" w:unhideWhenUsed="1"/>
-    <w:lsdException w:name="Signature" w:semiHidden="1" w:unhideWhenUsed="1"/>
-    <w:lsdException w:name="Default Paragraph Font" w:semiHidden="1" w:uiPriority="1" w:unhideWhenUsed="1"/>
-    <w:lsdException w:name="Body Text" w:semiHidden="1" w:unhideWhenUsed="1"/>
-    <w:lsdException w:name="Body Text Indent" w:semiHidden="1" w:unhideWhenUsed="1"/>
-    <w:lsdException w:name="List Continue" w:semiHidden="1" w:unhideWhenUsed="1"/>
-    <w:lsdException w:name="List Continue 2" w:semiHidden="1" w:unhideWhenUsed="1"/>
-    <w:lsdException w:name="List Continue 3" w:semiHidden="1" w:unhideWhenUsed="1"/>
-    <w:lsdException w:name="List Continue 4" w:semiHidden="1" w:unhideWhenUsed="1"/>
-    <w:lsdException w:name="List Continue 5" w:semiHidden="1" w:unhideWhenUsed="1"/>
-    <w:lsdException w:name="Message Header" w:semiHidden="1" w:unhideWhenUsed="1"/>
-    <w:lsdException w:name="Subtitle" w:uiPriority="11" w:qFormat="1"/>
-    <w:lsdException w:name="Salutation" w:semiHidden="1" w:unhideWhenUsed="1"/>
-    <w:lsdException w:name="Date" w:semiHidden="1" w:unhideWhenUsed="1"/>
-    <w:lsdException w:name="Body Text First Indent" w:semiHidden="1" w:unhideWhenUsed="1"/>
-    <w:lsdException w:name="Body Text First Indent 2" w:semiHidden="1" w:unhideWhenUsed="1"/>
-    <w:lsdException w:name="Note Heading" w:semiHidden="1" w:unhideWhenUsed="1"/>
-    <w:lsdException w:name="Body Text 2" w:semiHidden="1" w:unhideWhenUsed="1"/>
-    <w:lsdException w:name="Body Text 3" w:semiHidden="1" w:unhideWhenUsed="1"/>
-    <w:lsdException w:name="Body Text Indent 2" w:semiHidden="1" w:unhideWhenUsed="1"/>
-    <w:lsdException w:name="Body Text Indent 3" w:semiHidden="1" w:unhideWhenUsed="1"/>
-    <w:lsdException w:name="Block Text" w:semiHidden="1" w:unhideWhenUsed="1"/>
-    <w:lsdException w:name="Hyperlink" w:semiHidden="1" w:unhideWhenUsed="1"/>
-    <w:lsdException w:name="FollowedHyperlink" w:semiHidden="1" w:unhideWhenUsed="1"/>
-    <w:lsdException w:name="Strong" w:uiPriority="22" w:qFormat="1"/>
-    <w:lsdException w:name="Emphasis" w:uiPriority="20" w:qFormat="1"/>
-    <w:lsdException w:name="Document Map" w:semiHidden="1" w:unhideWhenUsed="1"/>
-    <w:lsdException w:name="Plain Text" w:semiHidden="1" w:unhideWhenUsed="1"/>
-    <w:lsdException w:name="E-mail Signature" w:semiHidden="1" w:unhideWhenUsed="1"/>
-    <w:lsdException w:name="HTML Top of Form" w:semiHidden="1" w:unhideWhenUsed="1"/>
-    <w:lsdException w:name="HTML Bottom of Form" w:semiHidden="1" w:unhideWhenUsed="1"/>
-    <w:lsdException w:name="Normal (Web)" w:semiHidden="1" w:unhideWhenUsed="1"/>
-    <w:lsdException w:name="HTML Acronym" w:semiHidden="1" w:unhideWhenUsed="1"/>
-    <w:lsdException w:name="HTML Address" w:semiHidden="1" w:unhideWhenUsed="1"/>
-    <w:lsdException w:name="HTML Cite" w:semiHidden="1" w:unhideWhenUsed="1"/>
-    <w:lsdException w:name="HTML Code" w:semiHidden="1" w:unhideWhenUsed="1"/>
-    <w:lsdException w:name="HTML Definition" w:semiHidden="1" w:unhideWhenUsed="1"/>
-    <w:lsdException w:name="HTML Keyboard" w:semiHidden="1" w:unhideWhenUsed="1"/>
-    <w:lsdException w:name="HTML Preformatted" w:semiHidden="1" w:unhideWhenUsed="1"/>
-    <w:lsdException w:name="HTML Sample" w:semiHidden="1" w:unhideWhenUsed="1"/>
-    <w:lsdException w:name="HTML Typewriter" w:semiHidden="1" w:unhideWhenUsed="1"/>
-    <w:lsdException w:name="HTML Variable" w:semiHidden="1" w:unhideWhenUsed="1"/>
-    <w:lsdException w:name="Normal Table" w:semiHidden="1" w:unhideWhenUsed="1"/>
-    <w:lsdException w:name="annotation subject" w:semiHidden="1" w:unhideWhenUsed="1"/>
-    <w:lsdException w:name="No List" w:semiHidden="1" w:unhideWhenUsed="1"/>
-    <w:lsdException w:name="Outline List 1" w:semiHidden="1" w:unhideWhenUsed="1"/>
-    <w:lsdException w:name="Outline List 2" w:semiHidden="1" w:unhideWhenUsed="1"/>
-    <w:lsdException w:name="Outline List 3" w:semiHidden="1" w:unhideWhenUsed="1"/>
-    <w:lsdException w:name="Table Simple 1" w:semiHidden="1" w:unhideWhenUsed="1"/>
-    <w:lsdException w:name="Table Simple 2" w:semiHidden="1" w:unhideWhenUsed="1"/>
-    <w:lsdException w:name="Table Simple 3" w:semiHidden="1" w:unhideWhenUsed="1"/>
-    <w:lsdException w:name="Table Classic 1" w:semiHidden="1" w:unhideWhenUsed="1"/>
-    <w:lsdException w:name="Table Classic 2" w:semiHidden="1" w:unhideWhenUsed="1"/>
-    <w:lsdException w:name="Table Classic 3" w:semiHidden="1" w:unhideWhenUsed="1"/>
-    <w:lsdException w:name="Table Classic 4" w:semiHidden="1" w:unhideWhenUsed="1"/>
-    <w:lsdException w:name="Table Colorful 1" w:semiHidden="1" w:unhideWhenUsed="1"/>
-    <w:lsdException w:name="Table Colorful 2" w:semiHidden="1" w:unhideWhenUsed="1"/>
-    <w:lsdException w:name="Table Colorful 3" w:semiHidden="1" w:unhideWhenUsed="1"/>
-    <w:lsdException w:name="Table Columns 1" w:semiHidden="1" w:unhideWhenUsed="1"/>
-    <w:lsdException w:name="Table Columns 2" w:semiHidden="1" w:unhideWhenUsed="1"/>
-    <w:lsdException w:name="Table Columns 3" w:semiHidden="1" w:unhideWhenUsed="1"/>
-    <w:lsdException w:name="Table Columns 4" w:semiHidden="1" w:unhideWhenUsed="1"/>
-    <w:lsdException w:name="Table Columns 5" w:semiHidden="1" w:unhideWhenUsed="1"/>
-    <w:lsdException w:name="Table Grid 1" w:semiHidden="1" w:unhideWhenUsed="1"/>
-    <w:lsdException w:name="Table Grid 2" w:semiHidden="1" w:unhideWhenUsed="1"/>
-    <w:lsdException w:name="Table Grid 3" w:semiHidden="1" w:unhideWhenUsed="1"/>
-    <w:lsdException w:name="Table Grid 4" w:semiHidden="1" w:unhideWhenUsed="1"/>
-    <w:lsdException w:name="Table Grid 5" w:semiHidden="1" w:unhideWhenUsed="1"/>
-    <w:lsdException w:name="Table Grid 6" w:semiHidden="1" w:unhideWhenUsed="1"/>
-    <w:lsdException w:name="Table Grid 7" w:semiHidden="1" w:unhideWhenUsed="1"/>
-    <w:lsdException w:name="Table Grid 8" w:semiHidden="1" w:unhideWhenUsed="1"/>
-    <w:lsdException w:name="Table List 1" w:semiHidden="1" w:unhideWhenUsed="1"/>
-    <w:lsdException w:name="Table List 2" w:semiHidden="1" w:unhideWhenUsed="1"/>
-    <w:lsdException w:name="Table List 3" w:semiHidden="1" w:unhideWhenUsed="1"/>
-    <w:lsdException w:name="Table List 4" w:semiHidden="1" w:unhideWhenUsed="1"/>
-    <w:lsdException w:name="Table List 5" w:semiHidden="1" w:unhideWhenUsed="1"/>
-    <w:lsdException w:name="Table List 6" w:semiHidden="1" w:unhideWhenUsed="1"/>
-    <w:lsdException w:name="Table List 7" w:semiHidden="1" w:unhideWhenUsed="1"/>
-    <w:lsdException w:name="Table List 8" w:semiHidden="1" w:unhideWhenUsed="1"/>
-    <w:lsdException w:name="Table 3D effects 1" w:semiHidden="1" w:unhideWhenUsed="1"/>
-    <w:lsdException w:name="Table 3D effects 2" w:semiHidden="1" w:unhideWhenUsed="1"/>
-    <w:lsdException w:name="Table 3D effects 3" w:semiHidden="1" w:unhideWhenUsed="1"/>
-    <w:lsdException w:name="Table Contemporary" w:semiHidden="1" w:unhideWhenUsed="1"/>
-    <w:lsdException w:name="Table Elegant" w:semiHidden="1" w:unhideWhenUsed="1"/>
-    <w:lsdException w:name="Table Professional" w:semiHidden="1" w:unhideWhenUsed="1"/>
-    <w:lsdException w:name="Table Subtle 1" w:semiHidden="1" w:unhideWhenUsed="1"/>
-    <w:lsdException w:name="Table Subtle 2" w:semiHidden="1" w:unhideWhenUsed="1"/>
-    <w:lsdException w:name="Table Web 1" w:semiHidden="1" w:unhideWhenUsed="1"/>
-    <w:lsdException w:name="Table Web 2" w:semiHidden="1" w:unhideWhenUsed="1"/>
-    <w:lsdException w:name="Table Web 3" w:semiHidden="1" w:unhideWhenUsed="1"/>
-    <w:lsdException w:name="Balloon Text" w:semiHidden="1" w:unhideWhenUsed="1"/>
-    <w:lsdException w:name="Table Grid" w:uiPriority="59"/>
-    <w:lsdException w:name="Table Theme" w:semiHidden="1" w:unhideWhenUsed="1"/>
-    <w:lsdException w:name="Placeholder Text" w:semiHidden="1"/>
-    <w:lsdException w:name="No Spacing" w:uiPriority="1" w:qFormat="1"/>
-    <w:lsdException w:name="Light Shading" w:uiPriority="60"/>
-    <w:lsdException w:name="Light List" w:uiPriority="61"/>
-    <w:lsdException w:name="Light Grid" w:uiPriority="62"/>
-    <w:lsdException w:name="Medium Shading 1" w:uiPriority="63"/>
-    <w:lsdException w:name="Medium Shading 2" w:uiPriority="64"/>
-    <w:lsdException w:name="Medium List 1" w:uiPriority="65"/>
-    <w:lsdException w:name="Medium List 2" w:uiPriority="66"/>
-    <w:lsdException w:name="Medium Grid 1" w:uiPriority="67"/>
-    <w:lsdException w:name="Medium Grid 2" w:uiPriority="68"/>
-    <w:lsdException w:name="Medium Grid 3" w:uiPriority="69"/>
-    <w:lsdException w:name="Dark List" w:uiPriority="70"/>
-    <w:lsdException w:name="Colorful Shading" w:uiPriority="71"/>
-    <w:lsdException w:name="Colorful List" w:uiPriority="72"/>
-    <w:lsdException w:name="Colorful Grid" w:uiPriority="73"/>
-    <w:lsdException w:name="Light Shading Accent 1" w:uiPriority="60"/>
-    <w:lsdException w:name="Light List Accent 1" w:uiPriority="61"/>
-    <w:lsdException w:name="Light Grid Accent 1" w:uiPriority="62"/>
-    <w:lsdException w:name="Medium Shading 1 Accent 1" w:uiPriority="63"/>
-    <w:lsdException w:name="Medium Shading 2 Accent 1" w:uiPriority="64"/>
-    <w:lsdException w:name="Medium List 1 Accent 1" w:uiPriority="65"/>
-    <w:lsdException w:name="Revision" w:semiHidden="1"/>
-    <w:lsdException w:name="List Paragraph" w:uiPriority="34" w:qFormat="1"/>
-    <w:lsdException w:name="Quote" w:uiPriority="29" w:qFormat="1"/>
-    <w:lsdException w:name="Intense Quote" w:uiPriority="30" w:qFormat="1"/>
-    <w:lsdException w:name="Medium List 2 Accent 1" w:uiPriority="66"/>
-    <w:lsdException w:name="Medium Grid 1 Accent 1" w:uiPriority="67"/>
-    <w:lsdException w:name="Medium Grid 2 Accent 1" w:uiPriority="68"/>
-    <w:lsdException w:name="Medium Grid 3 Accent 1" w:uiPriority="69"/>
-    <w:lsdException w:name="Dark List Accent 1" w:uiPriority="70"/>
-    <w:lsdException w:name="Colorful Shading Accent 1" w:uiPriority="71"/>
-    <w:lsdException w:name="Colorful List Accent 1" w:uiPriority="72"/>
-    <w:lsdException w:name="Colorful Grid Accent 1" w:uiPriority="73"/>
-    <w:lsdException w:name="Light Shading Accent 2" w:uiPriority="60"/>
-    <w:lsdException w:name="Light List Accent 2" w:uiPriority="61"/>
-    <w:lsdException w:name="Light Grid Accent 2" w:uiPriority="62"/>
-    <w:lsdException w:name="Medium Shading 1 Accent 2" w:uiPriority="63"/>
-    <w:lsdException w:name="Medium Shading 2 Accent 2" w:uiPriority="64"/>
-    <w:lsdException w:name="Medium List 1 Accent 2" w:uiPriority="65"/>
-    <w:lsdException w:name="Medium List 2 Accent 2" w:uiPriority="66"/>
-    <w:lsdException w:name="Medium Grid 1 Accent 2" w:uiPriority="67"/>
-    <w:lsdException w:name="Medium Grid 2 Accent 2" w:uiPriority="68"/>
-    <w:lsdException w:name="Medium Grid 3 Accent 2" w:uiPriority="69"/>
-    <w:lsdException w:name="Dark List Accent 2" w:uiPriority="70"/>
-    <w:lsdException w:name="Colorful Shading Accent 2" w:uiPriority="71"/>
-    <w:lsdException w:name="Colorful List Accent 2" w:uiPriority="72"/>
-    <w:lsdException w:name="Colorful Grid Accent 2" w:uiPriority="73"/>
-    <w:lsdException w:name="Light Shading Accent 3" w:uiPriority="60"/>
-    <w:lsdException w:name="Light List Accent 3" w:uiPriority="61"/>
-    <w:lsdException w:name="Light Grid Accent 3" w:uiPriority="62"/>
-    <w:lsdException w:name="Medium Shading 1 Accent 3" w:uiPriority="63"/>
-    <w:lsdException w:name="Medium Shading 2 Accent 3" w:uiPriority="64"/>
-    <w:lsdException w:name="Medium List 1 Accent 3" w:uiPriority="65"/>
-    <w:lsdException w:name="Medium List 2 Accent 3" w:uiPriority="66"/>
-    <w:lsdException w:name="Medium Grid 1 Accent 3" w:uiPriority="67"/>
-    <w:lsdException w:name="Medium Grid 2 Accent 3" w:uiPriority="68"/>
-    <w:lsdException w:name="Medium Grid 3 Accent 3" w:uiPriority="69"/>
-    <w:lsdException w:name="Dark List Accent 3" w:uiPriority="70"/>
-    <w:lsdException w:name="Colorful Shading Accent 3" w:uiPriority="71"/>
-    <w:lsdException w:name="Colorful List Accent 3" w:uiPriority="72"/>
-    <w:lsdException w:name="Colorful Grid Accent 3" w:uiPriority="73"/>
-    <w:lsdException w:name="Light Shading Accent 4" w:uiPriority="60"/>
-    <w:lsdException w:name="Light List Accent 4" w:uiPriority="61"/>
-    <w:lsdException w:name="Light Grid Accent 4" w:uiPriority="62"/>
-    <w:lsdException w:name="Medium Shading 1 Accent 4" w:uiPriority="63"/>
-    <w:lsdException w:name="Medium Shading 2 Accent 4" w:uiPriority="64"/>
-    <w:lsdException w:name="Medium List 1 Accent 4" w:uiPriority="65"/>
-    <w:lsdException w:name="Medium List 2 Accent 4" w:uiPriority="66"/>
-    <w:lsdException w:name="Medium Grid 1 Accent 4" w:uiPriority="67"/>
-    <w:lsdException w:name="Medium Grid 2 Accent 4" w:uiPriority="68"/>
-    <w:lsdException w:name="Medium Grid 3 Accent 4" w:uiPriority="69"/>
-    <w:lsdException w:name="Dark List Accent 4" w:uiPriority="70"/>
-    <w:lsdException w:name="Colorful Shading Accent 4" w:uiPriority="71"/>
-    <w:lsdException w:name="Colorful List Accent 4" w:uiPriority="72"/>
-    <w:lsdException w:name="Colorful Grid Accent 4" w:uiPriority="73"/>
-    <w:lsdException w:name="Light Shading Accent 5" w:uiPriority="60"/>
-    <w:lsdException w:name="Light List Accent 5" w:uiPriority="61"/>
-    <w:lsdException w:name="Light Grid Accent 5" w:uiPriority="62"/>
-    <w:lsdException w:name="Medium Shading 1 Accent 5" w:uiPriority="63"/>
-    <w:lsdException w:name="Medium Shading 2 Accent 5" w:uiPriority="64"/>
-    <w:lsdException w:name="Medium List 1 Accent 5" w:uiPriority="65"/>
-    <w:lsdException w:name="Medium List 2 Accent 5" w:uiPriority="66"/>
-    <w:lsdException w:name="Medium Grid 1 Accent 5" w:uiPriority="67"/>
-    <w:lsdException w:name="Medium Grid 2 Accent 5" w:uiPriority="68"/>
-    <w:lsdException w:name="Medium Grid 3 Accent 5" w:uiPriority="69"/>
-    <w:lsdException w:name="Dark List Accent 5" w:uiPriority="70"/>
-    <w:lsdException w:name="Colorful Shading Accent 5" w:uiPriority="71"/>
-    <w:lsdException w:name="Colorful List Accent 5" w:uiPriority="72"/>
-    <w:lsdException w:name="Colorful Grid Accent 5" w:uiPriority="73"/>
-    <w:lsdException w:name="Light Shading Accent 6" w:uiPriority="60"/>
-    <w:lsdException w:name="Light List Accent 6" w:uiPriority="61"/>
-    <w:lsdException w:name="Light Grid Accent 6" w:uiPriority="62"/>
-    <w:lsdException w:name="Medium Shading 1 Accent 6" w:uiPriority="63"/>
-    <w:lsdException w:name="Medium Shading 2 Accent 6" w:uiPriority="64"/>
-    <w:lsdException w:name="Medium List 1 Accent 6" w:uiPriority="65"/>
-    <w:lsdException w:name="Medium List 2 Accent 6" w:uiPriority="66"/>
-    <w:lsdException w:name="Medium Grid 1 Accent 6" w:uiPriority="67"/>
-    <w:lsdException w:name="Medium Grid 2 Accent 6" w:uiPriority="68"/>
-    <w:lsdException w:name="Medium Grid 3 Accent 6" w:uiPriority="69"/>
-    <w:lsdException w:name="Dark List Accent 6" w:uiPriority="70"/>
-    <w:lsdException w:name="Colorful Shading Accent 6" w:uiPriority="71"/>
-    <w:lsdException w:name="Colorful List Accent 6" w:uiPriority="72"/>
-    <w:lsdException w:name="Colorful Grid Accent 6" w:uiPriority="73"/>
-    <w:lsdException w:name="Subtle Emphasis" w:uiPriority="19" w:qFormat="1"/>
-    <w:lsdException w:name="Intense Emphasis" w:uiPriority="21" w:qFormat="1"/>
-    <w:lsdException w:name="Subtle Reference" w:uiPriority="31" w:qFormat="1"/>
-    <w:lsdException w:name="Intense Reference" w:uiPriority="32" w:qFormat="1"/>
-    <w:lsdException w:name="Book Title" w:uiPriority="33" w:qFormat="1"/>
-    <w:lsdException w:name="Bibliography" w:semiHidden="1" w:uiPriority="37" w:unhideWhenUsed="1"/>
-    <w:lsdException w:name="TOC Heading" w:semiHidden="1" w:uiPriority="39" w:unhideWhenUsed="1" w:qFormat="1"/>
-    <w:lsdException w:name="Plain Table 1" w:uiPriority="41"/>
-    <w:lsdException w:name="Plain Table 2" w:uiPriority="42"/>
-    <w:lsdException w:name="Plain Table 3" w:uiPriority="43"/>
-    <w:lsdException w:name="Plain Table 4" w:uiPriority="44"/>
-    <w:lsdException w:name="Plain Table 5" w:uiPriority="45"/>
-    <w:lsdException w:name="Grid Table Light" w:uiPriority="40"/>
-    <w:lsdException w:name="Grid Table 1 Light" w:uiPriority="46"/>
-    <w:lsdException w:name="Grid Table 2" w:uiPriority="47"/>
-    <w:lsdException w:name="Grid Table 3" w:uiPriority="48"/>
-    <w:lsdException w:name="Grid Table 4" w:uiPriority="49"/>
-    <w:lsdException w:name="Grid Table 5 Dark" w:uiPriority="50"/>
-    <w:lsdException w:name="Grid Table 6 Colorful" w:uiPriority="51"/>
-    <w:lsdException w:name="Grid Table 7 Colorful" w:uiPriority="52"/>
-    <w:lsdException w:name="Grid Table 1 Light Accent 1" w:uiPriority="46"/>
-    <w:lsdException w:name="Grid Table 2 Accent 1" w:uiPriority="47"/>
-    <w:lsdException w:name="Grid Table 3 Accent 1" w:uiPriority="48"/>
-    <w:lsdException w:name="Grid Table 4 Accent 1" w:uiPriority="49"/>
-    <w:lsdException w:name="Grid Table 5 Dark Accent 1" w:uiPriority="50"/>
-    <w:lsdException w:name="Grid Table 6 Colorful Accent 1" w:uiPriority="51"/>
-    <w:lsdException w:name="Grid Table 7 Colorful Accent 1" w:uiPriority="52"/>
-    <w:lsdException w:name="Grid Table 1 Light Accent 2" w:uiPriority="46"/>
-    <w:lsdException w:name="Grid Table 2 Accent 2" w:uiPriority="47"/>
-    <w:lsdException w:name="Grid Table 3 Accent 2" w:uiPriority="48"/>
-    <w:lsdException w:name="Grid Table 4 Accent 2" w:uiPriority="49"/>
-    <w:lsdException w:name="Grid Table 5 Dark Accent 2" w:uiPriority="50"/>
-    <w:lsdException w:name="Grid Table 6 Colorful Accent 2" w:uiPriority="51"/>
-    <w:lsdException w:name="Grid Table 7 Colorful Accent 2" w:uiPriority="52"/>
-    <w:lsdException w:name="Grid Table 1 Light Accent 3" w:uiPriority="46"/>
-    <w:lsdException w:name="Grid Table 2 Accent 3" w:uiPriority="47"/>
-    <w:lsdException w:name="Grid Table 3 Accent 3" w:uiPriority="48"/>
-    <w:lsdException w:name="Grid Table 4 Accent 3" w:uiPriority="49"/>
-    <w:lsdException w:name="Grid Table 5 Dark Accent 3" w:uiPriority="50"/>
-    <w:lsdException w:name="Grid Table 6 Colorful Accent 3" w:uiPriority="51"/>
-    <w:lsdException w:name="Grid Table 7 Colorful Accent 3" w:uiPriority="52"/>
-    <w:lsdException w:name="Grid Table 1 Light Accent 4" w:uiPriority="46"/>
-    <w:lsdException w:name="Grid Table 2 Accent 4" w:uiPriority="47"/>
-    <w:lsdException w:name="Grid Table 3 Accent 4" w:uiPriority="48"/>
-    <w:lsdException w:name="Grid Table 4 Accent 4" w:uiPriority="49"/>
-    <w:lsdException w:name="Grid Table 5 Dark Accent 4" w:uiPriority="50"/>
-    <w:lsdException w:name="Grid Table 6 Colorful Accent 4" w:uiPriority="51"/>
-    <w:lsdException w:name="Grid Table 7 Colorful Accent 4" w:uiPriority="52"/>
-    <w:lsdException w:name="Grid Table 1 Light Accent 5" w:uiPriority="46"/>
-    <w:lsdException w:name="Grid Table 2 Accent 5" w:uiPriority="47"/>
-    <w:lsdException w:name="Grid Table 3 Accent 5" w:uiPriority="48"/>
-    <w:lsdException w:name="Grid Table 4 Accent 5" w:uiPriority="49"/>
-    <w:lsdException w:name="Grid Table 5 Dark Accent 5" w:uiPriority="50"/>
-    <w:lsdException w:name="Grid Table 6 Colorful Accent 5" w:uiPriority="51"/>
-    <w:lsdException w:name="Grid Table 7 Colorful Accent 5" w:uiPriority="52"/>
-    <w:lsdException w:name="Grid Table 1 Light Accent 6" w:uiPriority="46"/>
-    <w:lsdException w:name="Grid Table 2 Accent 6" w:uiPriority="47"/>
-    <w:lsdException w:name="Grid Table 3 Accent 6" w:uiPriority="48"/>
-    <w:lsdException w:name="Grid Table 4 Accent 6" w:uiPriority="49"/>
-    <w:lsdException w:name="Grid Table 5 Dark Accent 6" w:uiPriority="50"/>
-    <w:lsdException w:name="Grid Table 6 Colorful Accent 6" w:uiPriority="51"/>
-    <w:lsdException w:name="Grid Table 7 Colorful Accent 6" w:uiPriority="52"/>
-    <w:lsdException w:name="List Table 1 Light" w:uiPriority="46"/>
-    <w:lsdException w:name="List Table 2" w:uiPriority="47"/>
-    <w:lsdException w:name="List Table 3" w:uiPriority="48"/>
-    <w:lsdException w:name="List Table 4" w:uiPriority="49"/>
-    <w:lsdException w:name="List Table 5 Dark" w:uiPriority="50"/>
-    <w:lsdException w:name="List Table 6 Colorful" w:uiPriority="51"/>
-    <w:lsdException w:name="List Table 7 Colorful" w:uiPriority="52"/>
-    <w:lsdException w:name="List Table 1 Light Accent 1" w:uiPriority="46"/>
-    <w:lsdException w:name="List Table 2 Accent 1" w:uiPriority="47"/>
-    <w:lsdException w:name="List Table 3 Accent 1" w:uiPriority="48"/>
-    <w:lsdException w:name="List Table 4 Accent 1" w:uiPriority="49"/>
-    <w:lsdException w:name="List Table 5 Dark Accent 1" w:uiPriority="50"/>
-    <w:lsdException w:name="List Table 6 Colorful Accent 1" w:uiPriority="51"/>
-    <w:lsdException w:name="List Table 7 Colorful Accent 1" w:uiPriority="52"/>
-    <w:lsdException w:name="List Table 1 Light Accent 2" w:uiPriority="46"/>
-    <w:lsdException w:name="List Table 2 Accent 2" w:uiPriority="47"/>
-    <w:lsdException w:name="List Table 3 Accent 2" w:uiPriority="48"/>
-    <w:lsdException w:name="List Table 4 Accent 2" w:uiPriority="49"/>
-    <w:lsdException w:name="List Table 5 Dark Accent 2" w:uiPriority="50"/>
-    <w:lsdException w:name="List Table 6 Colorful Accent 2" w:uiPriority="51"/>
-    <w:lsdException w:name="List Table 7 Colorful Accent 2" w:uiPriority="52"/>
-    <w:lsdException w:name="List Table 1 Light Accent 3" w:uiPriority="46"/>
-    <w:lsdException w:name="List Table 2 Accent 3" w:uiPriority="47"/>
-    <w:lsdException w:name="List Table 3 Accent 3" w:uiPriority="48"/>
-    <w:lsdException w:name="List Table 4 Accent 3" w:uiPriority="49"/>
-    <w:lsdException w:name="List Table 5 Dark Accent 3" w:uiPriority="50"/>
-    <w:lsdException w:name="List Table 6 Colorful Accent 3" w:uiPriority="51"/>
-    <w:lsdException w:name="List Table 7 Colorful Accent 3" w:uiPriority="52"/>
-    <w:lsdException w:name="List Table 1 Light Accent 4" w:uiPriority="46"/>
-    <w:lsdException w:name="List Table 2 Accent 4" w:uiPriority="47"/>
-    <w:lsdException w:name="List Table 3 Accent 4" w:uiPriority="48"/>
-    <w:lsdException w:name="List Table 4 Accent 4" w:uiPriority="49"/>
-    <w:lsdException w:name="List Table 5 Dark Accent 4" w:uiPriority="50"/>
-    <w:lsdException w:name="List Table 6 Colorful Accent 4" w:uiPriority="51"/>
-    <w:lsdException w:name="List Table 7 Colorful Accent 4" w:uiPriority="52"/>
-    <w:lsdException w:name="List Table 1 Light Accent 5" w:uiPriority="46"/>
-    <w:lsdException w:name="List Table 2 Accent 5" w:uiPriority="47"/>
-    <w:lsdException w:name="List Table 3 Accent 5" w:uiPriority="48"/>
-    <w:lsdException w:name="List Table 4 Accent 5" w:uiPriority="49"/>
-    <w:lsdException w:name="List Table 5 Dark Accent 5" w:uiPriority="50"/>
-    <w:lsdException w:name="List Table 6 Colorful Accent 5" w:uiPriority="51"/>
-    <w:lsdException w:name="List Table 7 Colorful Accent 5" w:uiPriority="52"/>
-    <w:lsdException w:name="List Table 1 Light Accent 6" w:uiPriority="46"/>
-    <w:lsdException w:name="List Table 2 Accent 6" w:uiPriority="47"/>
-    <w:lsdException w:name="List Table 3 Accent 6" w:uiPriority="48"/>
-    <w:lsdException w:name="List Table 4 Accent 6" w:uiPriority="49"/>
-    <w:lsdException w:name="List Table 5 Dark Accent 6" w:uiPriority="50"/>
-    <w:lsdException w:name="List Table 6 Colorful Accent 6" w:uiPriority="51"/>
-    <w:lsdException w:name="List Table 7 Colorful Accent 6" w:uiPriority="52"/>
-    <w:lsdException w:name="Mention" w:semiHidden="1" w:unhideWhenUsed="1"/>
-    <w:lsdException w:name="Smart Hyperlink" w:semiHidden="1" w:unhideWhenUsed="1"/>
-    <w:lsdException w:name="Hashtag" w:semiHidden="1" w:unhideWhenUsed="1"/>
-    <w:lsdException w:name="Unresolved Mention" w:semiHidden="1" w:unhideWhenUsed="1"/>
-    <w:lsdException w:name="Smart Link" w:semiHidden="1" w:unhideWhenUsed="1"/>
+  <w:latentStyles w:defLockedState="0" w:defUIPriority="99" w:defSemiHidden="1" w:defUnhideWhenUsed="1" w:defQFormat="0" w:count="267">
+    <w:lsdException w:name="Normal" w:semiHidden="0" w:uiPriority="0" w:unhideWhenUsed="0" w:qFormat="1"/>
+    <w:lsdException w:name="heading 1" w:semiHidden="0" w:uiPriority="9" w:unhideWhenUsed="0" w:qFormat="1"/>
+    <w:lsdException w:name="heading 2" w:uiPriority="9" w:qFormat="1"/>
+    <w:lsdException w:name="heading 3" w:uiPriority="9" w:qFormat="1"/>
+    <w:lsdException w:name="heading 4" w:uiPriority="9" w:qFormat="1"/>
+    <w:lsdException w:name="heading 5" w:uiPriority="9" w:qFormat="1"/>
+    <w:lsdException w:name="heading 6" w:uiPriority="9" w:qFormat="1"/>
+    <w:lsdException w:name="heading 7" w:uiPriority="9" w:qFormat="1"/>
+    <w:lsdException w:name="heading 8" w:uiPriority="9" w:qFormat="1"/>
+    <w:lsdException w:name="heading 9" w:uiPriority="9" w:qFormat="1"/>
+    <w:lsdException w:name="toc 1" w:uiPriority="39"/>
+    <w:lsdException w:name="toc 2" w:uiPriority="39"/>
+    <w:lsdException w:name="toc 3" w:uiPriority="39"/>
+    <w:lsdException w:name="toc 4" w:uiPriority="39"/>
+    <w:lsdException w:name="toc 5" w:uiPriority="39"/>
+    <w:lsdException w:name="toc 6" w:uiPriority="39"/>
+    <w:lsdException w:name="toc 7" w:uiPriority="39"/>
+    <w:lsdException w:name="toc 8" w:uiPriority="39"/>
+    <w:lsdException w:name="toc 9" w:uiPriority="39"/>
+    <w:lsdException w:name="caption" w:uiPriority="35" w:qFormat="1"/>
+    <w:lsdException w:name="Title" w:semiHidden="0" w:uiPriority="10" w:unhideWhenUsed="0" w:qFormat="1"/>
+    <w:lsdException w:name="Default Paragraph Font" w:uiPriority="1"/>
+    <w:lsdException w:name="Subtitle" w:semiHidden="0" w:uiPriority="11" w:unhideWhenUsed="0" w:qFormat="1"/>
+    <w:lsdException w:name="Strong" w:semiHidden="0" w:uiPriority="22" w:unhideWhenUsed="0" w:qFormat="1"/>
+    <w:lsdException w:name="Emphasis" w:semiHidden="0" w:uiPriority="20" w:unhideWhenUsed="0" w:qFormat="1"/>
+    <w:lsdException w:name="Table Grid" w:semiHidden="0" w:uiPriority="59" w:unhideWhenUsed="0"/>
+    <w:lsdException w:name="Placeholder Text" w:unhideWhenUsed="0"/>
+    <w:lsdException w:name="No Spacing" w:semiHidden="0" w:uiPriority="1" w:unhideWhenUsed="0" w:qFormat="1"/>
+    <w:lsdException w:name="Light Shading" w:semiHidden="0" w:uiPriority="60" w:unhideWhenUsed="0"/>
+    <w:lsdException w:name="Light List" w:semiHidden="0" w:uiPriority="61" w:unhideWhenUsed="0"/>
+    <w:lsdException w:name="Light Grid" w:semiHidden="0" w:uiPriority="62" w:unhideWhenUsed="0"/>
+    <w:lsdException w:name="Medium Shading 1" w:semiHidden="0" w:uiPriority="63" w:unhideWhenUsed="0"/>
+    <w:lsdException w:name="Medium Shading 2" w:semiHidden="0" w:uiPriority="64" w:unhideWhenUsed="0"/>
+    <w:lsdException w:name="Medium List 1" w:semiHidden="0" w:uiPriority="65" w:unhideWhenUsed="0"/>
+    <w:lsdException w:name="Medium List 2" w:semiHidden="0" w:uiPriority="66" w:unhideWhenUsed="0"/>
+    <w:lsdException w:name="Medium Grid 1" w:semiHidden="0" w:uiPriority="67" w:unhideWhenUsed="0"/>
+    <w:lsdException w:name="Medium Grid 2" w:semiHidden="0" w:uiPriority="68" w:unhideWhenUsed="0"/>
+    <w:lsdException w:name="Medium Grid 3" w:semiHidden="0" w:uiPriority="69" w:unhideWhenUsed="0"/>
+    <w:lsdException w:name="Dark List" w:semiHidden="0" w:uiPriority="70" w:unhideWhenUsed="0"/>
+    <w:lsdException w:name="Colorful Shading" w:semiHidden="0" w:uiPriority="71" w:unhideWhenUsed="0"/>
+    <w:lsdException w:name="Colorful List" w:semiHidden="0" w:uiPriority="72" w:unhideWhenUsed="0"/>
+    <w:lsdException w:name="Colorful Grid" w:semiHidden="0" w:uiPriority="73" w:unhideWhenUsed="0"/>
+    <w:lsdException w:name="Light Shading Accent 1" w:semiHidden="0" w:uiPriority="60" w:unhideWhenUsed="0"/>
+    <w:lsdException w:name="Light List Accent 1" w:semiHidden="0" w:uiPriority="61" w:unhideWhenUsed="0"/>
+    <w:lsdException w:name="Light Grid Accent 1" w:semiHidden="0" w:uiPriority="62" w:unhideWhenUsed="0"/>
+    <w:lsdException w:name="Medium Shading 1 Accent 1" w:semiHidden="0" w:uiPriority="63" w:unhideWhenUsed="0"/>
+    <w:lsdException w:name="Medium Shading 2 Accent 1" w:semiHidden="0" w:uiPriority="64" w:unhideWhenUsed="0"/>
+    <w:lsdException w:name="Medium List 1 Accent 1" w:semiHidden="0" w:uiPriority="65" w:unhideWhenUsed="0"/>
+    <w:lsdException w:name="Revision" w:unhideWhenUsed="0"/>
+    <w:lsdException w:name="List Paragraph" w:semiHidden="0" w:uiPriority="34" w:unhideWhenUsed="0" w:qFormat="1"/>
+    <w:lsdException w:name="Quote" w:semiHidden="0" w:uiPriority="29" w:unhideWhenUsed="0" w:qFormat="1"/>
+    <w:lsdException w:name="Intense Quote" w:semiHidden="0" w:uiPriority="30" w:unhideWhenUsed="0" w:qFormat="1"/>
+    <w:lsdException w:name="Medium List 2 Accent 1" w:semiHidden="0" w:uiPriority="66" w:unhideWhenUsed="0"/>
+    <w:lsdException w:name="Medium Grid 1 Accent 1" w:semiHidden="0" w:uiPriority="67" w:unhideWhenUsed="0"/>
+    <w:lsdException w:name="Medium Grid 2 Accent 1" w:semiHidden="0" w:uiPriority="68" w:unhideWhenUsed="0"/>
+    <w:lsdException w:name="Medium Grid 3 Accent 1" w:semiHidden="0" w:uiPriority="69" w:unhideWhenUsed="0"/>
+    <w:lsdException w:name="Dark List Accent 1" w:semiHidden="0" w:uiPriority="70" w:unhideWhenUsed="0"/>
+    <w:lsdException w:name="Colorful Shading Accent 1" w:semiHidden="0" w:uiPriority="71" w:unhideWhenUsed="0"/>
+    <w:lsdException w:name="Colorful List Accent 1" w:semiHidden="0" w:uiPriority="72" w:unhideWhenUsed="0"/>
+    <w:lsdException w:name="Colorful Grid Accent 1" w:semiHidden="0" w:uiPriority="73" w:unhideWhenUsed="0"/>
+    <w:lsdException w:name="Light Shading Accent 2" w:semiHidden="0" w:uiPriority="60" w:unhideWhenUsed="0"/>
+    <w:lsdException w:name="Light List Accent 2" w:semiHidden="0" w:uiPriority="61" w:unhideWhenUsed="0"/>
+    <w:lsdException w:name="Light Grid Accent 2" w:semiHidden="0" w:uiPriority="62" w:unhideWhenUsed="0"/>
+    <w:lsdException w:name="Medium Shading 1 Accent 2" w:semiHidden="0" w:uiPriority="63" w:unhideWhenUsed="0"/>
+    <w:lsdException w:name="Medium Shading 2 Accent 2" w:semiHidden="0" w:uiPriority="64" w:unhideWhenUsed="0"/>
+    <w:lsdException w:name="Medium List 1 Accent 2" w:semiHidden="0" w:uiPriority="65" w:unhideWhenUsed="0"/>
+    <w:lsdException w:name="Medium List 2 Accent 2" w:semiHidden="0" w:uiPriority="66" w:unhideWhenUsed="0"/>
+    <w:lsdException w:name="Medium Grid 1 Accent 2" w:semiHidden="0" w:uiPriority="67" w:unhideWhenUsed="0"/>
+    <w:lsdException w:name="Medium Grid 2 Accent 2" w:semiHidden="0" w:uiPriority="68" w:unhideWhenUsed="0"/>
+    <w:lsdException w:name="Medium Grid 3 Accent 2" w:semiHidden="0" w:uiPriority="69" w:unhideWhenUsed="0"/>
+    <w:lsdException w:name="Dark List Accent 2" w:semiHidden="0" w:uiPriority="70" w:unhideWhenUsed="0"/>
+    <w:lsdException w:name="Colorful Shading Accent 2" w:semiHidden="0" w:uiPriority="71" w:unhideWhenUsed="0"/>
+    <w:lsdException w:name="Colorful List Accent 2" w:semiHidden="0" w:uiPriority="72" w:unhideWhenUsed="0"/>
+    <w:lsdException w:name="Colorful Grid Accent 2" w:semiHidden="0" w:uiPriority="73" w:unhideWhenUsed="0"/>
+    <w:lsdException w:name="Light Shading Accent 3" w:semiHidden="0" w:uiPriority="60" w:unhideWhenUsed="0"/>
+    <w:lsdException w:name="Light List Accent 3" w:semiHidden="0" w:uiPriority="61" w:unhideWhenUsed="0"/>
+    <w:lsdException w:name="Light Grid Accent 3" w:semiHidden="0" w:uiPriority="62" w:unhideWhenUsed="0"/>
+    <w:lsdException w:name="Medium Shading 1 Accent 3" w:semiHidden="0" w:uiPriority="63" w:unhideWhenUsed="0"/>
+    <w:lsdException w:name="Medium Shading 2 Accent 3" w:semiHidden="0" w:uiPriority="64" w:unhideWhenUsed="0"/>
+    <w:lsdException w:name="Medium List 1 Accent 3" w:semiHidden="0" w:uiPriority="65" w:unhideWhenUsed="0"/>
+    <w:lsdException w:name="Medium List 2 Accent 3" w:semiHidden="0" w:uiPriority="66" w:unhideWhenUsed="0"/>
+    <w:lsdException w:name="Medium Grid 1 Accent 3" w:semiHidden="0" w:uiPriority="67" w:unhideWhenUsed="0"/>
+    <w:lsdException w:name="Medium Grid 2 Accent 3" w:semiHidden="0" w:uiPriority="68" w:unhideWhenUsed="0"/>
+    <w:lsdException w:name="Medium Grid 3 Accent 3" w:semiHidden="0" w:uiPriority="69" w:unhideWhenUsed="0"/>
+    <w:lsdException w:name="Dark List Accent 3" w:semiHidden="0" w:uiPriority="70" w:unhideWhenUsed="0"/>
+    <w:lsdException w:name="Colorful Shading Accent 3" w:semiHidden="0" w:uiPriority="71" w:unhideWhenUsed="0"/>
+    <w:lsdException w:name="Colorful List Accent 3" w:semiHidden="0" w:uiPriority="72" w:unhideWhenUsed="0"/>
+    <w:lsdException w:name="Colorful Grid Accent 3" w:semiHidden="0" w:uiPriority="73" w:unhideWhenUsed="0"/>
+    <w:lsdException w:name="Light Shading Accent 4" w:semiHidden="0" w:uiPriority="60" w:unhideWhenUsed="0"/>
+    <w:lsdException w:name="Light List Accent 4" w:semiHidden="0" w:uiPriority="61" w:unhideWhenUsed="0"/>
+    <w:lsdException w:name="Light Grid Accent 4" w:semiHidden="0" w:uiPriority="62" w:unhideWhenUsed="0"/>
+    <w:lsdException w:name="Medium Shading 1 Accent 4" w:semiHidden="0" w:uiPriority="63" w:unhideWhenUsed="0"/>
+    <w:lsdException w:name="Medium Shading 2 Accent 4" w:semiHidden="0" w:uiPriority="64" w:unhideWhenUsed="0"/>
+    <w:lsdException w:name="Medium List 1 Accent 4" w:semiHidden="0" w:uiPriority="65" w:unhideWhenUsed="0"/>
+    <w:lsdException w:name="Medium List 2 Accent 4" w:semiHidden="0" w:uiPriority="66" w:unhideWhenUsed="0"/>
+    <w:lsdException w:name="Medium Grid 1 Accent 4" w:semiHidden="0" w:uiPriority="67" w:unhideWhenUsed="0"/>
+    <w:lsdException w:name="Medium Grid 2 Accent 4" w:semiHidden="0" w:uiPriority="68" w:unhideWhenUsed="0"/>
+    <w:lsdException w:name="Medium Grid 3 Accent 4" w:semiHidden="0" w:uiPriority="69" w:unhideWhenUsed="0"/>
+    <w:lsdException w:name="Dark List Accent 4" w:semiHidden="0" w:uiPriority="70" w:unhideWhenUsed="0"/>
+    <w:lsdException w:name="Colorful Shading Accent 4" w:semiHidden="0" w:uiPriority="71" w:unhideWhenUsed="0"/>
+    <w:lsdException w:name="Colorful List Accent 4" w:semiHidden="0" w:uiPriority="72" w:unhideWhenUsed="0"/>
+    <w:lsdException w:name="Colorful Grid Accent 4" w:semiHidden="0" w:uiPriority="73" w:unhideWhenUsed="0"/>
+    <w:lsdException w:name="Light Shading Accent 5" w:semiHidden="0" w:uiPriority="60" w:unhideWhenUsed="0"/>
+    <w:lsdException w:name="Light List Accent 5" w:semiHidden="0" w:uiPriority="61" w:unhideWhenUsed="0"/>
+    <w:lsdException w:name="Light Grid Accent 5" w:semiHidden="0" w:uiPriority="62" w:unhideWhenUsed="0"/>
+    <w:lsdException w:name="Medium Shading 1 Accent 5" w:semiHidden="0" w:uiPriority="63" w:unhideWhenUsed="0"/>
+    <w:lsdException w:name="Medium Shading 2 Accent 5" w:semiHidden="0" w:uiPriority="64" w:unhideWhenUsed="0"/>
+    <w:lsdException w:name="Medium List 1 Accent 5" w:semiHidden="0" w:uiPriority="65" w:unhideWhenUsed="0"/>
+    <w:lsdException w:name="Medium List 2 Accent 5" w:semiHidden="0" w:uiPriority="66" w:unhideWhenUsed="0"/>
+    <w:lsdException w:name="Medium Grid 1 Accent 5" w:semiHidden="0" w:uiPriority="67" w:unhideWhenUsed="0"/>
+    <w:lsdException w:name="Medium Grid 2 Accent 5" w:semiHidden="0" w:uiPriority="68" w:unhideWhenUsed="0"/>
+    <w:lsdException w:name="Medium Grid 3 Accent 5" w:semiHidden="0" w:uiPriority="69" w:unhideWhenUsed="0"/>
+    <w:lsdException w:name="Dark List Accent 5" w:semiHidden="0" w:uiPriority="70" w:unhideWhenUsed="0"/>
+    <w:lsdException w:name="Colorful Shading Accent 5" w:semiHidden="0" w:uiPriority="71" w:unhideWhenUsed="0"/>
+    <w:lsdException w:name="Colorful List Accent 5" w:semiHidden="0" w:uiPriority="72" w:unhideWhenUsed="0"/>
+    <w:lsdException w:name="Colorful Grid Accent 5" w:semiHidden="0" w:uiPriority="73" w:unhideWhenUsed="0"/>
+    <w:lsdException w:name="Light Shading Accent 6" w:semiHidden="0" w:uiPriority="60" w:unhideWhenUsed="0"/>
+    <w:lsdException w:name="Light List Accent 6" w:semiHidden="0" w:uiPriority="61" w:unhideWhenUsed="0"/>
+    <w:lsdException w:name="Light Grid Accent 6" w:semiHidden="0" w:uiPriority="62" w:unhideWhenUsed="0"/>
+    <w:lsdException w:name="Medium Shading 1 Accent 6" w:semiHidden="0" w:uiPriority="63" w:unhideWhenUsed="0"/>
+    <w:lsdException w:name="Medium Shading 2 Accent 6" w:semiHidden="0" w:uiPriority="64" w:unhideWhenUsed="0"/>
+    <w:lsdException w:name="Medium List 1 Accent 6" w:semiHidden="0" w:uiPriority="65" w:unhideWhenUsed="0"/>
+    <w:lsdException w:name="Medium List 2 Accent 6" w:semiHidden="0" w:uiPriority="66" w:unhideWhenUsed="0"/>
+    <w:lsdException w:name="Medium Grid 1 Accent 6" w:semiHidden="0" w:uiPriority="67" w:unhideWhenUsed="0"/>
+    <w:lsdException w:name="Medium Grid 2 Accent 6" w:semiHidden="0" w:uiPriority="68" w:unhideWhenUsed="0"/>
+    <w:lsdException w:name="Medium Grid 3 Accent 6" w:semiHidden="0" w:uiPriority="69" w:unhideWhenUsed="0"/>
+    <w:lsdException w:name="Dark List Accent 6" w:semiHidden="0" w:uiPriority="70" w:unhideWhenUsed="0"/>
+    <w:lsdException w:name="Colorful Shading Accent 6" w:semiHidden="0" w:uiPriority="71" w:unhideWhenUsed="0"/>
+    <w:lsdException w:name="Colorful List Accent 6" w:semiHidden="0" w:uiPriority="72" w:unhideWhenUsed="0"/>
+    <w:lsdException w:name="Colorful Grid Accent 6" w:semiHidden="0" w:uiPriority="73" w:unhideWhenUsed="0"/>
+    <w:lsdException w:name="Subtle Emphasis" w:semiHidden="0" w:uiPriority="19" w:unhideWhenUsed="0" w:qFormat="1"/>
+    <w:lsdException w:name="Intense Emphasis" w:semiHidden="0" w:uiPriority="21" w:unhideWhenUsed="0" w:qFormat="1"/>
+    <w:lsdException w:name="Subtle Reference" w:semiHidden="0" w:uiPriority="31" w:unhideWhenUsed="0" w:qFormat="1"/>
+    <w:lsdException w:name="Intense Reference" w:semiHidden="0" w:uiPriority="32" w:unhideWhenUsed="0" w:qFormat="1"/>
+    <w:lsdException w:name="Book Title" w:semiHidden="0" w:uiPriority="33" w:unhideWhenUsed="0" w:qFormat="1"/>
+    <w:lsdException w:name="Bibliography" w:uiPriority="37"/>
+    <w:lsdException w:name="TOC Heading" w:uiPriority="39" w:qFormat="1"/>
   </w:latentStyles>
   <w:style w:type="paragraph" w:default="1" w:styleId="a">
     <w:name w:val="Normal"/>
@@ -3340,6 +3030,7 @@
   <w:style w:type="character" w:default="1" w:styleId="a0">
     <w:name w:val="Default Paragraph Font"/>
     <w:uiPriority w:val="1"/>
+    <w:semiHidden/>
     <w:unhideWhenUsed/>
   </w:style>
   <w:style w:type="table" w:default="1" w:styleId="a1">
@@ -3347,6 +3038,7 @@
     <w:uiPriority w:val="99"/>
     <w:semiHidden/>
     <w:unhideWhenUsed/>
+    <w:qFormat/>
     <w:tblPr>
       <w:tblInd w:w="0" w:type="dxa"/>
       <w:tblCellMar>
@@ -3431,6 +3123,7 @@
     <w:uiPriority w:val="59"/>
     <w:rsid w:val="00B31BCD"/>
     <w:tblPr>
+      <w:tblInd w:w="0" w:type="dxa"/>
       <w:tblBorders>
         <w:top w:val="single" w:sz="4" w:space="0" w:color="auto"/>
         <w:left w:val="single" w:sz="4" w:space="0" w:color="auto"/>
@@ -3439,6 +3132,12 @@
         <w:insideH w:val="single" w:sz="4" w:space="0" w:color="auto"/>
         <w:insideV w:val="single" w:sz="4" w:space="0" w:color="auto"/>
       </w:tblBorders>
+      <w:tblCellMar>
+        <w:top w:w="0" w:type="dxa"/>
+        <w:left w:w="108" w:type="dxa"/>
+        <w:bottom w:w="0" w:type="dxa"/>
+        <w:right w:w="108" w:type="dxa"/>
+      </w:tblCellMar>
     </w:tblPr>
   </w:style>
   <w:style w:type="character" w:customStyle="1" w:styleId="10">
@@ -3482,7 +3181,23 @@
     <w:rPr>
       <w:sz w:val="22"/>
     </w:rPr>
-    <w:tblPr/>
+    <w:tblPr>
+      <w:tblStyleRowBandSize w:val="1"/>
+      <w:tblStyleColBandSize w:val="1"/>
+      <w:tblInd w:w="0" w:type="dxa"/>
+      <w:tblBorders>
+        <w:insideH w:val="single" w:sz="4" w:space="0" w:color="FFFFFF" w:themeColor="background1"/>
+      </w:tblBorders>
+      <w:tblCellMar>
+        <w:top w:w="0" w:type="dxa"/>
+        <w:left w:w="108" w:type="dxa"/>
+        <w:bottom w:w="0" w:type="dxa"/>
+        <w:right w:w="108" w:type="dxa"/>
+      </w:tblCellMar>
+    </w:tblPr>
+    <w:tcPr>
+      <w:shd w:val="clear" w:color="auto" w:fill="DEEAF6" w:themeFill="accent5" w:themeFillTint="33"/>
+    </w:tcPr>
     <w:tblStylePr w:type="firstRow">
       <w:rPr>
         <w:b/>
@@ -3563,9 +3278,16 @@
     <w:tblPr>
       <w:tblStyleRowBandSize w:val="1"/>
       <w:tblStyleColBandSize w:val="1"/>
+      <w:tblInd w:w="0" w:type="dxa"/>
       <w:tblBorders>
         <w:insideH w:val="single" w:sz="4" w:space="0" w:color="FFFFFF" w:themeColor="background1"/>
       </w:tblBorders>
+      <w:tblCellMar>
+        <w:top w:w="0" w:type="dxa"/>
+        <w:left w:w="108" w:type="dxa"/>
+        <w:bottom w:w="0" w:type="dxa"/>
+        <w:right w:w="108" w:type="dxa"/>
+      </w:tblCellMar>
     </w:tblPr>
     <w:tcPr>
       <w:shd w:val="clear" w:color="auto" w:fill="DEEAF6" w:themeFill="accent5" w:themeFillTint="33"/>
@@ -4072,7 +3794,7 @@
   <a:extraClrSchemeLst/>
   <a:extLst>
     <a:ext uri="{05A4C25C-085E-4340-85A3-A5531E510DB2}">
-      <thm15:themeFamily xmlns:thm15="http://schemas.microsoft.com/office/thememl/2012/main" name="Office Theme" id="{62F939B6-93AF-4DB8-9C6B-D6C7DFDC589F}" vid="{4A3C46E8-61CC-4603-A589-7422A47A8E4A}"/>
+      <thm15:themeFamily xmlns:thm15="http://schemas.microsoft.com/office/thememl/2012/main" xmlns="" name="Office Theme" id="{62F939B6-93AF-4DB8-9C6B-D6C7DFDC589F}" vid="{4A3C46E8-61CC-4603-A589-7422A47A8E4A}"/>
     </a:ext>
   </a:extLst>
 </a:theme>
